--- a/01-电源电路/02-开关电源/Boost升压/交错并联Boost电路/交错并联Boost电路.docx
+++ b/01-电源电路/02-开关电源/Boost升压/交错并联Boost电路/交错并联Boost电路.docx
@@ -3241,6 +3241,20 @@
     </w:p>
     <w:bookmarkEnd w:id="26"/>
     <w:bookmarkEnd w:id="27"/>
+    <w:p>
+      <w:pPr>
+        <w:spacing w:before="360"/>
+        <w:jc w:val="center"/>
+      </w:pPr>
+      <w:r>
+        <w:rPr>
+          <w:rFonts w:ascii="Times New Roman" w:hAnsi="Times New Roman"/>
+          <w:color w:val="555555"/>
+          <w:sz w:val="21"/>
+        </w:rPr>
+        <w:t>材料收集者：杜文杰</w:t>
+      </w:r>
+    </w:p>
     <w:sectPr>
       <w:headerReference r:id="rId9" w:type="default"/>
       <w:footerReference r:id="rId10" w:type="default"/>

--- a/01-电源电路/02-开关电源/Boost升压/交错并联Boost电路/交错并联Boost电路.docx
+++ b/01-电源电路/02-开关电源/Boost升压/交错并联Boost电路/交错并联Boost电路.docx
@@ -1,6 +1,6 @@
 
 <file path=word/document.xml><?xml version="1.0" encoding="utf-8"?>
-<w:document xmlns:w="http://schemas.openxmlformats.org/wordprocessingml/2006/main" xmlns:m="http://schemas.openxmlformats.org/officeDocument/2006/math" xmlns:r="http://schemas.openxmlformats.org/officeDocument/2006/relationships" xmlns:o="urn:schemas-microsoft-com:office:office" xmlns:v="urn:schemas-microsoft-com:vml" xmlns:w10="urn:schemas-microsoft-com:office:word" xmlns:a="http://schemas.openxmlformats.org/drawingml/2006/main" xmlns:pic="http://schemas.openxmlformats.org/drawingml/2006/picture" xmlns:wp="http://schemas.openxmlformats.org/drawingml/2006/wordprocessingDrawing">
+<w:document xmlns:m="http://schemas.openxmlformats.org/officeDocument/2006/math" xmlns:r="http://schemas.openxmlformats.org/officeDocument/2006/relationships" xmlns:w="http://schemas.openxmlformats.org/wordprocessingml/2006/main" xmlns:o="urn:schemas-microsoft-com:office:office" xmlns:v="urn:schemas-microsoft-com:vml" xmlns:w10="urn:schemas-microsoft-com:office:word" xmlns:a="http://schemas.openxmlformats.org/drawingml/2006/main" xmlns:pic="http://schemas.openxmlformats.org/drawingml/2006/picture" xmlns:wp="http://schemas.openxmlformats.org/drawingml/2006/wordprocessingDrawing">
   <w:body>
     <w:bookmarkStart w:id="27" w:name="交错并联-boost-电路"/>
     <w:p>
@@ -9,16 +9,19 @@
       </w:pPr>
       <w:r>
         <w:rPr>
-          <w:rFonts w:hint="eastAsia"/>
+          <w:rFonts w:hint="eastAsia" w:eastAsia="黑体"/>
         </w:rPr>
         <w:t xml:space="preserve">交错并联</w:t>
       </w:r>
       <w:r>
+        <w:rPr>
+          <w:rFonts w:eastAsia="黑体"/>
+        </w:rPr>
         <w:t xml:space="preserve"> Boost </w:t>
       </w:r>
       <w:r>
         <w:rPr>
-          <w:rFonts w:hint="eastAsia"/>
+          <w:rFonts w:hint="eastAsia" w:eastAsia="黑体"/>
         </w:rPr>
         <w:t xml:space="preserve">电路</w:t>
       </w:r>
@@ -30,7 +33,7 @@
       </w:pPr>
       <w:r>
         <w:rPr>
-          <w:rFonts w:hint="eastAsia"/>
+          <w:rFonts w:hint="eastAsia" w:eastAsia="黑体"/>
         </w:rPr>
         <w:t xml:space="preserve">拓扑描述</w:t>
       </w:r>
@@ -41,11 +44,14 @@
       </w:pPr>
       <w:r>
         <w:rPr>
-          <w:rFonts w:hint="eastAsia"/>
+          <w:rFonts w:hint="eastAsia" w:eastAsia="黑体"/>
         </w:rPr>
         <w:t xml:space="preserve">由</w:t>
       </w:r>
       <w:r>
+        <w:rPr>
+          <w:rFonts w:eastAsia="黑体"/>
+        </w:rPr>
         <w:t xml:space="preserve"> </w:t>
       </w:r>
       <m:oMath>
@@ -55,6 +61,7 @@
       </m:oMath>
       <w:r>
         <w:rPr>
+          <w:rFonts w:eastAsia="黑体"/>
           <w:b/>
           <w:bCs/>
         </w:rPr>
@@ -62,7 +69,7 @@
       </w:r>
       <w:r>
         <w:rPr>
-          <w:rFonts w:hint="eastAsia"/>
+          <w:rFonts w:hint="eastAsia" w:eastAsia="黑体"/>
           <w:b/>
           <w:bCs/>
         </w:rPr>
@@ -70,6 +77,7 @@
       </w:r>
       <w:r>
         <w:rPr>
+          <w:rFonts w:eastAsia="黑体"/>
           <w:b/>
           <w:bCs/>
         </w:rPr>
@@ -77,7 +85,7 @@
       </w:r>
       <w:r>
         <w:rPr>
-          <w:rFonts w:hint="eastAsia"/>
+          <w:rFonts w:hint="eastAsia" w:eastAsia="黑体"/>
           <w:b/>
           <w:bCs/>
         </w:rPr>
@@ -85,11 +93,14 @@
       </w:r>
       <w:r>
         <w:rPr>
-          <w:rFonts w:hint="eastAsia"/>
+          <w:rFonts w:hint="eastAsia" w:eastAsia="黑体"/>
         </w:rPr>
         <w:t xml:space="preserve">（第</w:t>
       </w:r>
       <w:r>
+        <w:rPr>
+          <w:rFonts w:eastAsia="黑体"/>
+        </w:rPr>
         <w:t xml:space="preserve"> </w:t>
       </w:r>
       <m:oMath>
@@ -98,15 +109,21 @@
         </m:r>
       </m:oMath>
       <w:r>
+        <w:rPr>
+          <w:rFonts w:eastAsia="黑体"/>
+        </w:rPr>
         <w:t xml:space="preserve"> </w:t>
       </w:r>
       <w:r>
         <w:rPr>
-          <w:rFonts w:hint="eastAsia"/>
+          <w:rFonts w:hint="eastAsia" w:eastAsia="黑体"/>
         </w:rPr>
         <w:t xml:space="preserve">相含升压电感</w:t>
       </w:r>
       <w:r>
+        <w:rPr>
+          <w:rFonts w:eastAsia="黑体"/>
+        </w:rPr>
         <w:t xml:space="preserve"> </w:t>
       </w:r>
       <m:oMath>
@@ -125,11 +142,14 @@
       </m:oMath>
       <w:r>
         <w:rPr>
-          <w:rFonts w:hint="eastAsia"/>
+          <w:rFonts w:hint="eastAsia" w:eastAsia="黑体"/>
         </w:rPr>
         <w:t xml:space="preserve">、开关管</w:t>
       </w:r>
       <w:r>
+        <w:rPr>
+          <w:rFonts w:eastAsia="黑体"/>
+        </w:rPr>
         <w:t xml:space="preserve"> </w:t>
       </w:r>
       <m:oMath>
@@ -148,11 +168,14 @@
       </m:oMath>
       <w:r>
         <w:rPr>
-          <w:rFonts w:hint="eastAsia"/>
+          <w:rFonts w:hint="eastAsia" w:eastAsia="黑体"/>
         </w:rPr>
         <w:t xml:space="preserve">、续流二极管</w:t>
       </w:r>
       <w:r>
+        <w:rPr>
+          <w:rFonts w:eastAsia="黑体"/>
+        </w:rPr>
         <w:t xml:space="preserve"> </w:t>
       </w:r>
       <m:oMath>
@@ -171,7 +194,7 @@
       </m:oMath>
       <w:r>
         <w:rPr>
-          <w:rFonts w:hint="eastAsia"/>
+          <w:rFonts w:hint="eastAsia" w:eastAsia="黑体"/>
         </w:rPr>
         <w:t xml:space="preserve">，</w:t>
       </w:r>
@@ -212,16 +235,19 @@
       </m:oMath>
       <w:r>
         <w:rPr>
-          <w:rFonts w:hint="eastAsia"/>
+          <w:rFonts w:hint="eastAsia" w:eastAsia="黑体"/>
         </w:rPr>
         <w:t xml:space="preserve">）与</w:t>
       </w:r>
       <w:r>
+        <w:rPr>
+          <w:rFonts w:eastAsia="黑体"/>
+        </w:rPr>
         <w:t xml:space="preserve"> </w:t>
       </w:r>
       <w:r>
         <w:rPr>
-          <w:rFonts w:hint="eastAsia"/>
+          <w:rFonts w:hint="eastAsia" w:eastAsia="黑体"/>
           <w:b/>
           <w:bCs/>
         </w:rPr>
@@ -229,6 +255,7 @@
       </w:r>
       <w:r>
         <w:rPr>
+          <w:rFonts w:eastAsia="黑体"/>
           <w:b/>
           <w:bCs/>
         </w:rPr>
@@ -253,7 +280,7 @@
       </m:oMath>
       <w:r>
         <w:rPr>
-          <w:rFonts w:hint="eastAsia"/>
+          <w:rFonts w:hint="eastAsia" w:eastAsia="黑体"/>
           <w:b/>
           <w:bCs/>
         </w:rPr>
@@ -261,6 +288,7 @@
       </w:r>
       <w:r>
         <w:rPr>
+          <w:rFonts w:eastAsia="黑体"/>
           <w:b/>
           <w:bCs/>
         </w:rPr>
@@ -281,26 +309,32 @@
         </m:sSub>
       </m:oMath>
       <w:r>
+        <w:rPr>
+          <w:rFonts w:eastAsia="黑体"/>
+        </w:rPr>
         <w:t xml:space="preserve"> </w:t>
       </w:r>
       <w:r>
         <w:rPr>
-          <w:rFonts w:hint="eastAsia"/>
+          <w:rFonts w:hint="eastAsia" w:eastAsia="黑体"/>
         </w:rPr>
         <w:t xml:space="preserve">组成。电路共有</w:t>
       </w:r>
       <w:r>
+        <w:rPr>
+          <w:rFonts w:eastAsia="黑体"/>
+        </w:rPr>
         <w:t xml:space="preserve"> 4 </w:t>
       </w:r>
       <w:r>
         <w:rPr>
-          <w:rFonts w:hint="eastAsia"/>
+          <w:rFonts w:hint="eastAsia" w:eastAsia="黑体"/>
         </w:rPr>
         <w:t xml:space="preserve">类关键节点：</w:t>
       </w:r>
       <w:r>
         <w:rPr>
-          <w:rFonts w:hint="eastAsia"/>
+          <w:rFonts w:hint="eastAsia" w:eastAsia="黑体"/>
           <w:b/>
           <w:bCs/>
         </w:rPr>
@@ -308,6 +342,7 @@
       </w:r>
       <w:r>
         <w:rPr>
+          <w:rFonts w:eastAsia="黑体"/>
           <w:b/>
           <w:bCs/>
         </w:rPr>
@@ -315,7 +350,7 @@
       </w:r>
       <w:r>
         <w:rPr>
-          <w:rFonts w:hint="eastAsia"/>
+          <w:rFonts w:hint="eastAsia" w:eastAsia="黑体"/>
           <w:b/>
           <w:bCs/>
         </w:rPr>
@@ -323,11 +358,14 @@
       </w:r>
       <w:r>
         <w:rPr>
-          <w:rFonts w:hint="eastAsia"/>
+          <w:rFonts w:hint="eastAsia" w:eastAsia="黑体"/>
         </w:rPr>
         <w:t xml:space="preserve">（输入电压</w:t>
       </w:r>
       <w:r>
+        <w:rPr>
+          <w:rFonts w:eastAsia="黑体"/>
+        </w:rPr>
         <w:t xml:space="preserve"> </w:t>
       </w:r>
       <m:oMath>
@@ -348,15 +386,21 @@
         </m:sSub>
       </m:oMath>
       <w:r>
+        <w:rPr>
+          <w:rFonts w:eastAsia="黑体"/>
+        </w:rPr>
         <w:t xml:space="preserve"> </w:t>
       </w:r>
       <w:r>
         <w:rPr>
-          <w:rFonts w:hint="eastAsia"/>
+          <w:rFonts w:hint="eastAsia" w:eastAsia="黑体"/>
         </w:rPr>
         <w:t xml:space="preserve">正端、各相</w:t>
       </w:r>
       <w:r>
+        <w:rPr>
+          <w:rFonts w:eastAsia="黑体"/>
+        </w:rPr>
         <w:t xml:space="preserve"> </w:t>
       </w:r>
       <m:oMath>
@@ -374,15 +418,21 @@
         </m:sSub>
       </m:oMath>
       <w:r>
+        <w:rPr>
+          <w:rFonts w:eastAsia="黑体"/>
+        </w:rPr>
         <w:t xml:space="preserve"> </w:t>
       </w:r>
       <w:r>
         <w:rPr>
-          <w:rFonts w:hint="eastAsia"/>
+          <w:rFonts w:hint="eastAsia" w:eastAsia="黑体"/>
         </w:rPr>
         <w:t xml:space="preserve">的一端与</w:t>
       </w:r>
       <w:r>
+        <w:rPr>
+          <w:rFonts w:eastAsia="黑体"/>
+        </w:rPr>
         <w:t xml:space="preserve"> </w:t>
       </w:r>
       <m:oMath>
@@ -403,17 +453,20 @@
         </m:sSub>
       </m:oMath>
       <w:r>
+        <w:rPr>
+          <w:rFonts w:eastAsia="黑体"/>
+        </w:rPr>
         <w:t xml:space="preserve"> </w:t>
       </w:r>
       <w:r>
         <w:rPr>
-          <w:rFonts w:hint="eastAsia"/>
+          <w:rFonts w:hint="eastAsia" w:eastAsia="黑体"/>
         </w:rPr>
         <w:t xml:space="preserve">的一端相连）；</w:t>
       </w:r>
       <w:r>
         <w:rPr>
-          <w:rFonts w:hint="eastAsia"/>
+          <w:rFonts w:hint="eastAsia" w:eastAsia="黑体"/>
           <w:b/>
           <w:bCs/>
         </w:rPr>
@@ -421,6 +474,7 @@
       </w:r>
       <w:r>
         <w:rPr>
+          <w:rFonts w:eastAsia="黑体"/>
           <w:b/>
           <w:bCs/>
         </w:rPr>
@@ -428,7 +482,7 @@
       </w:r>
       <w:r>
         <w:rPr>
-          <w:rFonts w:hint="eastAsia"/>
+          <w:rFonts w:hint="eastAsia" w:eastAsia="黑体"/>
           <w:b/>
           <w:bCs/>
         </w:rPr>
@@ -436,6 +490,7 @@
       </w:r>
       <w:r>
         <w:rPr>
+          <w:rFonts w:eastAsia="黑体"/>
           <w:b/>
           <w:bCs/>
         </w:rPr>
@@ -448,6 +503,7 @@
       </m:oMath>
       <w:r>
         <w:rPr>
+          <w:rFonts w:eastAsia="黑体"/>
           <w:b/>
           <w:bCs/>
         </w:rPr>
@@ -455,7 +511,7 @@
       </w:r>
       <w:r>
         <w:rPr>
-          <w:rFonts w:hint="eastAsia"/>
+          <w:rFonts w:hint="eastAsia" w:eastAsia="黑体"/>
           <w:b/>
           <w:bCs/>
         </w:rPr>
@@ -463,7 +519,7 @@
       </w:r>
       <w:r>
         <w:rPr>
-          <w:rFonts w:hint="eastAsia"/>
+          <w:rFonts w:hint="eastAsia" w:eastAsia="黑体"/>
         </w:rPr>
         <w:t xml:space="preserve">（</w:t>
       </w:r>
@@ -482,11 +538,14 @@
         </m:sSub>
       </m:oMath>
       <w:r>
+        <w:rPr>
+          <w:rFonts w:eastAsia="黑体"/>
+        </w:rPr>
         <w:t xml:space="preserve"> </w:t>
       </w:r>
       <w:r>
         <w:rPr>
-          <w:rFonts w:hint="eastAsia"/>
+          <w:rFonts w:hint="eastAsia" w:eastAsia="黑体"/>
         </w:rPr>
         <w:t xml:space="preserve">的另一端、</w:t>
       </w:r>
@@ -505,24 +564,33 @@
         </m:sSub>
       </m:oMath>
       <w:r>
+        <w:rPr>
+          <w:rFonts w:eastAsia="黑体"/>
+        </w:rPr>
         <w:t xml:space="preserve"> </w:t>
       </w:r>
       <w:r>
         <w:rPr>
-          <w:rFonts w:hint="eastAsia"/>
+          <w:rFonts w:hint="eastAsia" w:eastAsia="黑体"/>
         </w:rPr>
         <w:t xml:space="preserve">的漏极</w:t>
       </w:r>
       <w:r>
+        <w:rPr>
+          <w:rFonts w:eastAsia="黑体"/>
+        </w:rPr>
         <w:t xml:space="preserve"> D </w:t>
       </w:r>
       <w:r>
         <w:rPr>
-          <w:rFonts w:hint="eastAsia"/>
+          <w:rFonts w:hint="eastAsia" w:eastAsia="黑体"/>
         </w:rPr>
         <w:t xml:space="preserve">与</w:t>
       </w:r>
       <w:r>
+        <w:rPr>
+          <w:rFonts w:eastAsia="黑体"/>
+        </w:rPr>
         <w:t xml:space="preserve"> </w:t>
       </w:r>
       <m:oMath>
@@ -540,17 +608,20 @@
         </m:sSub>
       </m:oMath>
       <w:r>
+        <w:rPr>
+          <w:rFonts w:eastAsia="黑体"/>
+        </w:rPr>
         <w:t xml:space="preserve"> </w:t>
       </w:r>
       <w:r>
         <w:rPr>
-          <w:rFonts w:hint="eastAsia"/>
+          <w:rFonts w:hint="eastAsia" w:eastAsia="黑体"/>
         </w:rPr>
         <w:t xml:space="preserve">的阳极三者相连）；</w:t>
       </w:r>
       <w:r>
         <w:rPr>
-          <w:rFonts w:hint="eastAsia"/>
+          <w:rFonts w:hint="eastAsia" w:eastAsia="黑体"/>
           <w:b/>
           <w:bCs/>
         </w:rPr>
@@ -558,6 +629,7 @@
       </w:r>
       <w:r>
         <w:rPr>
+          <w:rFonts w:eastAsia="黑体"/>
           <w:b/>
           <w:bCs/>
         </w:rPr>
@@ -565,7 +637,7 @@
       </w:r>
       <w:r>
         <w:rPr>
-          <w:rFonts w:hint="eastAsia"/>
+          <w:rFonts w:hint="eastAsia" w:eastAsia="黑体"/>
           <w:b/>
           <w:bCs/>
         </w:rPr>
@@ -573,11 +645,14 @@
       </w:r>
       <w:r>
         <w:rPr>
-          <w:rFonts w:hint="eastAsia"/>
+          <w:rFonts w:hint="eastAsia" w:eastAsia="黑体"/>
         </w:rPr>
         <w:t xml:space="preserve">（各相</w:t>
       </w:r>
       <w:r>
+        <w:rPr>
+          <w:rFonts w:eastAsia="黑体"/>
+        </w:rPr>
         <w:t xml:space="preserve"> </w:t>
       </w:r>
       <m:oMath>
@@ -595,11 +670,14 @@
         </m:sSub>
       </m:oMath>
       <w:r>
+        <w:rPr>
+          <w:rFonts w:eastAsia="黑体"/>
+        </w:rPr>
         <w:t xml:space="preserve"> </w:t>
       </w:r>
       <w:r>
         <w:rPr>
-          <w:rFonts w:hint="eastAsia"/>
+          <w:rFonts w:hint="eastAsia" w:eastAsia="黑体"/>
         </w:rPr>
         <w:t xml:space="preserve">的阴极、</w:t>
       </w:r>
@@ -618,15 +696,21 @@
         </m:sSub>
       </m:oMath>
       <w:r>
+        <w:rPr>
+          <w:rFonts w:eastAsia="黑体"/>
+        </w:rPr>
         <w:t xml:space="preserve"> </w:t>
       </w:r>
       <w:r>
         <w:rPr>
-          <w:rFonts w:hint="eastAsia"/>
+          <w:rFonts w:hint="eastAsia" w:eastAsia="黑体"/>
         </w:rPr>
         <w:t xml:space="preserve">的一端与输出</w:t>
       </w:r>
       <w:r>
+        <w:rPr>
+          <w:rFonts w:eastAsia="黑体"/>
+        </w:rPr>
         <w:t xml:space="preserve"> </w:t>
       </w:r>
       <m:oMath>
@@ -644,17 +728,20 @@
         </m:sSub>
       </m:oMath>
       <w:r>
+        <w:rPr>
+          <w:rFonts w:eastAsia="黑体"/>
+        </w:rPr>
         <w:t xml:space="preserve"> </w:t>
       </w:r>
       <w:r>
         <w:rPr>
-          <w:rFonts w:hint="eastAsia"/>
+          <w:rFonts w:hint="eastAsia" w:eastAsia="黑体"/>
         </w:rPr>
         <w:t xml:space="preserve">正端相连）；</w:t>
       </w:r>
       <w:r>
         <w:rPr>
-          <w:rFonts w:hint="eastAsia"/>
+          <w:rFonts w:hint="eastAsia" w:eastAsia="黑体"/>
           <w:b/>
           <w:bCs/>
         </w:rPr>
@@ -662,6 +749,7 @@
       </w:r>
       <w:r>
         <w:rPr>
+          <w:rFonts w:eastAsia="黑体"/>
           <w:b/>
           <w:bCs/>
         </w:rPr>
@@ -669,7 +757,7 @@
       </w:r>
       <w:r>
         <w:rPr>
-          <w:rFonts w:hint="eastAsia"/>
+          <w:rFonts w:hint="eastAsia" w:eastAsia="黑体"/>
           <w:b/>
           <w:bCs/>
         </w:rPr>
@@ -677,6 +765,7 @@
       </w:r>
       <w:r>
         <w:rPr>
+          <w:rFonts w:eastAsia="黑体"/>
           <w:b/>
           <w:bCs/>
         </w:rPr>
@@ -684,7 +773,7 @@
       </w:r>
       <w:r>
         <w:rPr>
-          <w:rFonts w:hint="eastAsia"/>
+          <w:rFonts w:hint="eastAsia" w:eastAsia="黑体"/>
         </w:rPr>
         <w:t xml:space="preserve">（</w:t>
       </w:r>
@@ -706,15 +795,21 @@
         </m:sSub>
       </m:oMath>
       <w:r>
+        <w:rPr>
+          <w:rFonts w:eastAsia="黑体"/>
+        </w:rPr>
         <w:t xml:space="preserve"> </w:t>
       </w:r>
       <w:r>
         <w:rPr>
-          <w:rFonts w:hint="eastAsia"/>
+          <w:rFonts w:hint="eastAsia" w:eastAsia="黑体"/>
         </w:rPr>
         <w:t xml:space="preserve">负端、各相</w:t>
       </w:r>
       <w:r>
+        <w:rPr>
+          <w:rFonts w:eastAsia="黑体"/>
+        </w:rPr>
         <w:t xml:space="preserve"> </w:t>
       </w:r>
       <m:oMath>
@@ -732,15 +827,21 @@
         </m:sSub>
       </m:oMath>
       <w:r>
+        <w:rPr>
+          <w:rFonts w:eastAsia="黑体"/>
+        </w:rPr>
         <w:t xml:space="preserve"> </w:t>
       </w:r>
       <w:r>
         <w:rPr>
-          <w:rFonts w:hint="eastAsia"/>
+          <w:rFonts w:hint="eastAsia" w:eastAsia="黑体"/>
         </w:rPr>
         <w:t xml:space="preserve">的源极</w:t>
       </w:r>
       <w:r>
+        <w:rPr>
+          <w:rFonts w:eastAsia="黑体"/>
+        </w:rPr>
         <w:t xml:space="preserve"> S、</w:t>
       </w:r>
       <m:oMath>
@@ -761,15 +862,21 @@
         </m:sSub>
       </m:oMath>
       <w:r>
+        <w:rPr>
+          <w:rFonts w:eastAsia="黑体"/>
+        </w:rPr>
         <w:t xml:space="preserve"> </w:t>
       </w:r>
       <w:r>
         <w:rPr>
-          <w:rFonts w:hint="eastAsia"/>
+          <w:rFonts w:hint="eastAsia" w:eastAsia="黑体"/>
         </w:rPr>
         <w:t xml:space="preserve">的另一端与</w:t>
       </w:r>
       <w:r>
+        <w:rPr>
+          <w:rFonts w:eastAsia="黑体"/>
+        </w:rPr>
         <w:t xml:space="preserve"> </w:t>
       </w:r>
       <m:oMath>
@@ -787,11 +894,14 @@
         </m:sSub>
       </m:oMath>
       <w:r>
+        <w:rPr>
+          <w:rFonts w:eastAsia="黑体"/>
+        </w:rPr>
         <w:t xml:space="preserve"> </w:t>
       </w:r>
       <w:r>
         <w:rPr>
-          <w:rFonts w:hint="eastAsia"/>
+          <w:rFonts w:hint="eastAsia" w:eastAsia="黑体"/>
         </w:rPr>
         <w:t xml:space="preserve">的另一端相连）。</w:t>
       </w:r>
@@ -800,11 +910,14 @@
       <w:pPr/>
       <w:r>
         <w:rPr>
-          <w:rFonts w:hint="eastAsia"/>
+          <w:rFonts w:hint="eastAsia" w:eastAsia="黑体"/>
         </w:rPr>
         <w:t xml:space="preserve">各元件管脚连接（对第</w:t>
       </w:r>
       <w:r>
+        <w:rPr>
+          <w:rFonts w:eastAsia="黑体"/>
+        </w:rPr>
         <w:t xml:space="preserve"> </w:t>
       </w:r>
       <m:oMath>
@@ -813,11 +926,14 @@
         </m:r>
       </m:oMath>
       <w:r>
+        <w:rPr>
+          <w:rFonts w:eastAsia="黑体"/>
+        </w:rPr>
         <w:t xml:space="preserve"> </w:t>
       </w:r>
       <w:r>
         <w:rPr>
-          <w:rFonts w:hint="eastAsia"/>
+          <w:rFonts w:hint="eastAsia" w:eastAsia="黑体"/>
         </w:rPr>
         <w:t xml:space="preserve">相）：</w:t>
       </w:r>
@@ -836,11 +952,14 @@
         </m:sSub>
       </m:oMath>
       <w:r>
+        <w:rPr>
+          <w:rFonts w:eastAsia="黑体"/>
+        </w:rPr>
         <w:t xml:space="preserve"> </w:t>
       </w:r>
       <w:r>
         <w:rPr>
-          <w:rFonts w:hint="eastAsia"/>
+          <w:rFonts w:hint="eastAsia" w:eastAsia="黑体"/>
         </w:rPr>
         <w:t xml:space="preserve">一端接节点①、另一端接节点②_i；</w:t>
       </w:r>
@@ -859,24 +978,33 @@
         </m:sSub>
       </m:oMath>
       <w:r>
+        <w:rPr>
+          <w:rFonts w:eastAsia="黑体"/>
+        </w:rPr>
         <w:t xml:space="preserve"> </w:t>
       </w:r>
       <w:r>
         <w:rPr>
-          <w:rFonts w:hint="eastAsia"/>
+          <w:rFonts w:hint="eastAsia" w:eastAsia="黑体"/>
         </w:rPr>
         <w:t xml:space="preserve">的栅极</w:t>
       </w:r>
       <w:r>
+        <w:rPr>
+          <w:rFonts w:eastAsia="黑体"/>
+        </w:rPr>
         <w:t xml:space="preserve"> G </w:t>
       </w:r>
       <w:r>
         <w:rPr>
-          <w:rFonts w:hint="eastAsia"/>
+          <w:rFonts w:hint="eastAsia" w:eastAsia="黑体"/>
         </w:rPr>
         <w:t xml:space="preserve">接相位错开</w:t>
       </w:r>
       <w:r>
+        <w:rPr>
+          <w:rFonts w:eastAsia="黑体"/>
+        </w:rPr>
         <w:t xml:space="preserve"> </w:t>
       </w:r>
       <m:oMath>
@@ -900,29 +1028,38 @@
         </m:r>
       </m:oMath>
       <w:r>
+        <w:rPr>
+          <w:rFonts w:eastAsia="黑体"/>
+        </w:rPr>
         <w:t xml:space="preserve"> </w:t>
       </w:r>
       <w:r>
         <w:rPr>
-          <w:rFonts w:hint="eastAsia"/>
+          <w:rFonts w:hint="eastAsia" w:eastAsia="黑体"/>
         </w:rPr>
         <w:t xml:space="preserve">的驱动信号、漏极</w:t>
       </w:r>
       <w:r>
+        <w:rPr>
+          <w:rFonts w:eastAsia="黑体"/>
+        </w:rPr>
         <w:t xml:space="preserve"> D </w:t>
       </w:r>
       <w:r>
         <w:rPr>
-          <w:rFonts w:hint="eastAsia"/>
+          <w:rFonts w:hint="eastAsia" w:eastAsia="黑体"/>
         </w:rPr>
         <w:t xml:space="preserve">接节点②_i、源极</w:t>
       </w:r>
       <w:r>
+        <w:rPr>
+          <w:rFonts w:eastAsia="黑体"/>
+        </w:rPr>
         <w:t xml:space="preserve"> S </w:t>
       </w:r>
       <w:r>
         <w:rPr>
-          <w:rFonts w:hint="eastAsia"/>
+          <w:rFonts w:hint="eastAsia" w:eastAsia="黑体"/>
         </w:rPr>
         <w:t xml:space="preserve">接节点④；</w:t>
       </w:r>
@@ -941,11 +1078,14 @@
         </m:sSub>
       </m:oMath>
       <w:r>
+        <w:rPr>
+          <w:rFonts w:eastAsia="黑体"/>
+        </w:rPr>
         <w:t xml:space="preserve"> </w:t>
       </w:r>
       <w:r>
         <w:rPr>
-          <w:rFonts w:hint="eastAsia"/>
+          <w:rFonts w:hint="eastAsia" w:eastAsia="黑体"/>
         </w:rPr>
         <w:t xml:space="preserve">阳极接节点②_i、阴极接节点③；</w:t>
       </w:r>
@@ -967,11 +1107,14 @@
         </m:sSub>
       </m:oMath>
       <w:r>
+        <w:rPr>
+          <w:rFonts w:eastAsia="黑体"/>
+        </w:rPr>
         <w:t xml:space="preserve"> </w:t>
       </w:r>
       <w:r>
         <w:rPr>
-          <w:rFonts w:hint="eastAsia"/>
+          <w:rFonts w:hint="eastAsia" w:eastAsia="黑体"/>
         </w:rPr>
         <w:t xml:space="preserve">一端接节点①、另一端接节点④；</w:t>
       </w:r>
@@ -990,11 +1133,14 @@
         </m:sSub>
       </m:oMath>
       <w:r>
+        <w:rPr>
+          <w:rFonts w:eastAsia="黑体"/>
+        </w:rPr>
         <w:t xml:space="preserve"> </w:t>
       </w:r>
       <w:r>
         <w:rPr>
-          <w:rFonts w:hint="eastAsia"/>
+          <w:rFonts w:hint="eastAsia" w:eastAsia="黑体"/>
         </w:rPr>
         <w:t xml:space="preserve">一端接节点③、另一端接节点④。</w:t>
       </w:r>
@@ -1003,11 +1149,14 @@
       <w:pPr/>
       <w:r>
         <w:rPr>
-          <w:rFonts w:hint="eastAsia"/>
+          <w:rFonts w:hint="eastAsia" w:eastAsia="黑体"/>
         </w:rPr>
         <w:t xml:space="preserve">由此构成各相开关以</w:t>
       </w:r>
       <w:r>
+        <w:rPr>
+          <w:rFonts w:eastAsia="黑体"/>
+        </w:rPr>
         <w:t xml:space="preserve"> </w:t>
       </w:r>
       <m:oMath>
@@ -1031,20 +1180,26 @@
         </m:r>
       </m:oMath>
       <w:r>
+        <w:rPr>
+          <w:rFonts w:eastAsia="黑体"/>
+        </w:rPr>
         <w:t xml:space="preserve"> </w:t>
       </w:r>
       <w:r>
         <w:rPr>
-          <w:rFonts w:hint="eastAsia"/>
+          <w:rFonts w:hint="eastAsia" w:eastAsia="黑体"/>
         </w:rPr>
         <w:t xml:space="preserve">相位交错驱动、共享输入与输出母线的”交错并联</w:t>
       </w:r>
       <w:r>
+        <w:rPr>
+          <w:rFonts w:eastAsia="黑体"/>
+        </w:rPr>
         <w:t xml:space="preserve"> </w:t>
       </w:r>
       <w:r>
         <w:rPr>
-          <w:rFonts w:hint="eastAsia"/>
+          <w:rFonts w:hint="eastAsia" w:eastAsia="黑体"/>
         </w:rPr>
         <w:t xml:space="preserve">Boost”组态（</w:t>
       </w:r>
@@ -1115,11 +1270,14 @@
       </m:oMath>
       <w:r>
         <w:rPr>
-          <w:rFonts w:hint="eastAsia"/>
+          <w:rFonts w:hint="eastAsia" w:eastAsia="黑体"/>
         </w:rPr>
         <w:t xml:space="preserve">），通过纹波抵消把等效纹波频率提高到</w:t>
       </w:r>
       <w:r>
+        <w:rPr>
+          <w:rFonts w:eastAsia="黑体"/>
+        </w:rPr>
         <w:t xml:space="preserve"> </w:t>
       </w:r>
       <m:oMath>
@@ -1144,11 +1302,14 @@
       </m:oMath>
       <w:r>
         <w:rPr>
-          <w:rFonts w:hint="eastAsia"/>
+          <w:rFonts w:hint="eastAsia" w:eastAsia="黑体"/>
         </w:rPr>
         <w:t xml:space="preserve">、把单相电流应力降到</w:t>
       </w:r>
       <w:r>
+        <w:rPr>
+          <w:rFonts w:eastAsia="黑体"/>
+        </w:rPr>
         <w:t xml:space="preserve"> </w:t>
       </w:r>
       <m:oMath>
@@ -1167,16 +1328,19 @@
       </m:oMath>
       <w:r>
         <w:rPr>
-          <w:rFonts w:hint="eastAsia"/>
+          <w:rFonts w:hint="eastAsia" w:eastAsia="黑体"/>
         </w:rPr>
         <w:t xml:space="preserve">，广泛用于</w:t>
       </w:r>
       <w:r>
+        <w:rPr>
+          <w:rFonts w:eastAsia="黑体"/>
+        </w:rPr>
         <w:t xml:space="preserve"> CPU/GPU </w:t>
       </w:r>
       <w:r>
         <w:rPr>
-          <w:rFonts w:hint="eastAsia"/>
+          <w:rFonts w:hint="eastAsia" w:eastAsia="黑体"/>
         </w:rPr>
         <w:t xml:space="preserve">供电、汽车电源等大电流升压场合。</w:t>
       </w:r>
@@ -1189,7 +1353,7 @@
       </w:pPr>
       <w:r>
         <w:rPr>
-          <w:rFonts w:hint="eastAsia"/>
+          <w:rFonts w:hint="eastAsia" w:eastAsia="黑体"/>
         </w:rPr>
         <w:t xml:space="preserve">工作原理</w:t>
       </w:r>
@@ -1200,11 +1364,14 @@
       </w:pPr>
       <w:r>
         <w:rPr>
-          <w:rFonts w:hint="eastAsia"/>
+          <w:rFonts w:hint="eastAsia" w:eastAsia="黑体"/>
         </w:rPr>
         <w:t xml:space="preserve">各相开关相位错开，使各相输入电流纹波在时间上相互叠加时部分相互抵消；当占空比满足纹波抵消条件时，输入与输出纹波幅值显著减小、等效纹波频率升高为</w:t>
       </w:r>
       <w:r>
+        <w:rPr>
+          <w:rFonts w:eastAsia="黑体"/>
+        </w:rPr>
         <w:t xml:space="preserve"> </w:t>
       </w:r>
       <m:oMath>
@@ -1229,11 +1396,14 @@
       </m:oMath>
       <w:r>
         <w:rPr>
-          <w:rFonts w:hint="eastAsia"/>
+          <w:rFonts w:hint="eastAsia" w:eastAsia="黑体"/>
         </w:rPr>
         <w:t xml:space="preserve">。整体功率由各相均分，单相器件仅承担</w:t>
       </w:r>
       <w:r>
+        <w:rPr>
+          <w:rFonts w:eastAsia="黑体"/>
+        </w:rPr>
         <w:t xml:space="preserve"> </w:t>
       </w:r>
       <m:oMath>
@@ -1251,11 +1421,14 @@
         </m:r>
       </m:oMath>
       <w:r>
+        <w:rPr>
+          <w:rFonts w:eastAsia="黑体"/>
+        </w:rPr>
         <w:t xml:space="preserve"> </w:t>
       </w:r>
       <w:r>
         <w:rPr>
-          <w:rFonts w:hint="eastAsia"/>
+          <w:rFonts w:hint="eastAsia" w:eastAsia="黑体"/>
         </w:rPr>
         <w:t xml:space="preserve">的电流。</w:t>
       </w:r>
@@ -1268,7 +1441,7 @@
       </w:pPr>
       <w:r>
         <w:rPr>
-          <w:rFonts w:hint="eastAsia"/>
+          <w:rFonts w:hint="eastAsia" w:eastAsia="黑体"/>
         </w:rPr>
         <w:t xml:space="preserve">关键计算公式</w:t>
       </w:r>
@@ -1282,7 +1455,7 @@
       </w:pPr>
       <w:r>
         <w:rPr>
-          <w:rFonts w:hint="eastAsia"/>
+          <w:rFonts w:hint="eastAsia" w:eastAsia="黑体"/>
         </w:rPr>
         <w:t xml:space="preserve">单相升压比：</w:t>
       </w:r>
@@ -1363,7 +1536,7 @@
       </w:pPr>
       <w:r>
         <w:rPr>
-          <w:rFonts w:hint="eastAsia"/>
+          <w:rFonts w:hint="eastAsia" w:eastAsia="黑体"/>
         </w:rPr>
         <w:t xml:space="preserve">每相平均电感电流：</w:t>
       </w:r>
@@ -1477,7 +1650,7 @@
       </w:pPr>
       <w:r>
         <w:rPr>
-          <w:rFonts w:hint="eastAsia"/>
+          <w:rFonts w:hint="eastAsia" w:eastAsia="黑体"/>
         </w:rPr>
         <w:t xml:space="preserve">每相电感电流纹波：</w:t>
       </w:r>
@@ -1594,7 +1767,7 @@
       </w:pPr>
       <w:r>
         <w:rPr>
-          <w:rFonts w:hint="eastAsia"/>
+          <w:rFonts w:hint="eastAsia" w:eastAsia="黑体"/>
         </w:rPr>
         <w:t xml:space="preserve">总输入电流纹波（纹波抵消后）：</w:t>
       </w:r>
@@ -1741,26 +1914,33 @@
       </w:pPr>
       <w:r>
         <w:rPr>
-          <w:rFonts w:hint="eastAsia"/>
+          <w:rFonts w:hint="eastAsia" w:eastAsia="黑体"/>
         </w:rPr>
         <w:t xml:space="preserve">该式在</w:t>
       </w:r>
       <w:r>
+        <w:rPr>
+          <w:rFonts w:eastAsia="黑体"/>
+        </w:rPr>
         <w:t xml:space="preserve"> </w:t>
       </w:r>
       <w:r>
         <w:rPr>
+          <w:rFonts w:eastAsia="黑体"/>
           <w:b/>
           <w:bCs/>
         </w:rPr>
         <w:t xml:space="preserve">CCM</w:t>
       </w:r>
       <w:r>
+        <w:rPr>
+          <w:rFonts w:eastAsia="黑体"/>
+        </w:rPr>
         <w:t xml:space="preserve">、</w:t>
       </w:r>
       <w:r>
         <w:rPr>
-          <w:rFonts w:hint="eastAsia"/>
+          <w:rFonts w:hint="eastAsia" w:eastAsia="黑体"/>
           <w:b/>
           <w:bCs/>
         </w:rPr>
@@ -1768,11 +1948,14 @@
       </w:r>
       <w:r>
         <w:rPr>
-          <w:rFonts w:hint="eastAsia"/>
+          <w:rFonts w:hint="eastAsia" w:eastAsia="黑体"/>
         </w:rPr>
         <w:t xml:space="preserve">，且</w:t>
       </w:r>
       <w:r>
+        <w:rPr>
+          <w:rFonts w:eastAsia="黑体"/>
+        </w:rPr>
         <w:t xml:space="preserve"> </w:t>
       </w:r>
       <m:oMath>
@@ -1799,15 +1982,21 @@
         </m:r>
       </m:oMath>
       <w:r>
+        <w:rPr>
+          <w:rFonts w:eastAsia="黑体"/>
+        </w:rPr>
         <w:t xml:space="preserve"> </w:t>
       </w:r>
       <w:r>
         <w:rPr>
-          <w:rFonts w:hint="eastAsia"/>
+          <w:rFonts w:hint="eastAsia" w:eastAsia="黑体"/>
         </w:rPr>
         <w:t xml:space="preserve">时成立；当</w:t>
       </w:r>
       <w:r>
+        <w:rPr>
+          <w:rFonts w:eastAsia="黑体"/>
+        </w:rPr>
         <w:t xml:space="preserve"> </w:t>
       </w:r>
       <m:oMath>
@@ -1834,15 +2023,21 @@
         </m:r>
       </m:oMath>
       <w:r>
+        <w:rPr>
+          <w:rFonts w:eastAsia="黑体"/>
+        </w:rPr>
         <w:t xml:space="preserve"> </w:t>
       </w:r>
       <w:r>
         <w:rPr>
-          <w:rFonts w:hint="eastAsia"/>
+          <w:rFonts w:hint="eastAsia" w:eastAsia="黑体"/>
         </w:rPr>
         <w:t xml:space="preserve">时，须对</w:t>
       </w:r>
       <w:r>
+        <w:rPr>
+          <w:rFonts w:eastAsia="黑体"/>
+        </w:rPr>
         <w:t xml:space="preserve"> </w:t>
       </w:r>
       <m:oMath>
@@ -1863,15 +2058,21 @@
         </m:r>
       </m:oMath>
       <w:r>
+        <w:rPr>
+          <w:rFonts w:eastAsia="黑体"/>
+        </w:rPr>
         <w:t xml:space="preserve"> </w:t>
       </w:r>
       <w:r>
         <w:rPr>
-          <w:rFonts w:hint="eastAsia"/>
+          <w:rFonts w:hint="eastAsia" w:eastAsia="黑体"/>
         </w:rPr>
         <w:t xml:space="preserve">取绝对值，或按</w:t>
       </w:r>
       <w:r>
+        <w:rPr>
+          <w:rFonts w:eastAsia="黑体"/>
+        </w:rPr>
         <w:t xml:space="preserve"> </w:t>
       </w:r>
       <m:oMath>
@@ -1880,15 +2081,21 @@
         </m:r>
       </m:oMath>
       <w:r>
+        <w:rPr>
+          <w:rFonts w:eastAsia="黑体"/>
+        </w:rPr>
         <w:t xml:space="preserve"> </w:t>
       </w:r>
       <w:r>
         <w:rPr>
-          <w:rFonts w:hint="eastAsia"/>
+          <w:rFonts w:hint="eastAsia" w:eastAsia="黑体"/>
         </w:rPr>
         <w:t xml:space="preserve">落在各</w:t>
       </w:r>
       <w:r>
+        <w:rPr>
+          <w:rFonts w:eastAsia="黑体"/>
+        </w:rPr>
         <w:t xml:space="preserve"> </w:t>
       </w:r>
       <m:oMath>
@@ -1906,11 +2113,14 @@
         </m:r>
       </m:oMath>
       <w:r>
+        <w:rPr>
+          <w:rFonts w:eastAsia="黑体"/>
+        </w:rPr>
         <w:t xml:space="preserve"> </w:t>
       </w:r>
       <w:r>
         <w:rPr>
-          <w:rFonts w:hint="eastAsia"/>
+          <w:rFonts w:hint="eastAsia" w:eastAsia="黑体"/>
         </w:rPr>
         <w:t xml:space="preserve">区间分段取值。</w:t>
       </w:r>
@@ -1925,7 +2135,7 @@
       </w:pPr>
       <w:r>
         <w:rPr>
-          <w:rFonts w:hint="eastAsia"/>
+          <w:rFonts w:hint="eastAsia" w:eastAsia="黑体"/>
         </w:rPr>
         <w:t xml:space="preserve">纹波抵消最佳占空比：</w:t>
       </w:r>
@@ -2059,7 +2269,7 @@
             </w:pPr>
             <w:r>
               <w:rPr>
-                <w:rFonts w:hint="eastAsia"/>
+                <w:rFonts w:hint="eastAsia" w:eastAsia="黑体"/>
               </w:rPr>
               <w:t xml:space="preserve">符号</w:t>
             </w:r>
@@ -2073,7 +2283,7 @@
             </w:pPr>
             <w:r>
               <w:rPr>
-                <w:rFonts w:hint="eastAsia"/>
+                <w:rFonts w:hint="eastAsia" w:eastAsia="黑体"/>
               </w:rPr>
               <w:t xml:space="preserve">含义</w:t>
             </w:r>
@@ -2087,7 +2297,7 @@
             </w:pPr>
             <w:r>
               <w:rPr>
-                <w:rFonts w:hint="eastAsia"/>
+                <w:rFonts w:hint="eastAsia" w:eastAsia="黑体"/>
               </w:rPr>
               <w:t xml:space="preserve">单位</w:t>
             </w:r>
@@ -2119,6 +2329,9 @@
               </m:sSub>
             </m:oMath>
             <w:r>
+              <w:rPr>
+                <w:rFonts w:eastAsia="黑体"/>
+              </w:rPr>
               <w:t xml:space="preserve">​</w:t>
             </w:r>
           </w:p>
@@ -2131,7 +2344,7 @@
             </w:pPr>
             <w:r>
               <w:rPr>
-                <w:rFonts w:hint="eastAsia"/>
+                <w:rFonts w:hint="eastAsia" w:eastAsia="黑体"/>
               </w:rPr>
               <w:t xml:space="preserve">输入电压</w:t>
             </w:r>
@@ -2144,6 +2357,9 @@
               <w:pStyle w:val="Compact"/>
             </w:pPr>
             <w:r>
+              <w:rPr>
+                <w:rFonts w:eastAsia="黑体"/>
+              </w:rPr>
               <w:t xml:space="preserve">V</w:t>
             </w:r>
           </w:p>
@@ -2171,6 +2387,9 @@
               </m:sSub>
             </m:oMath>
             <w:r>
+              <w:rPr>
+                <w:rFonts w:eastAsia="黑体"/>
+              </w:rPr>
               <w:t xml:space="preserve">​</w:t>
             </w:r>
           </w:p>
@@ -2183,7 +2402,7 @@
             </w:pPr>
             <w:r>
               <w:rPr>
-                <w:rFonts w:hint="eastAsia"/>
+                <w:rFonts w:hint="eastAsia" w:eastAsia="黑体"/>
               </w:rPr>
               <w:t xml:space="preserve">输出电压</w:t>
             </w:r>
@@ -2196,6 +2415,9 @@
               <w:pStyle w:val="Compact"/>
             </w:pPr>
             <w:r>
+              <w:rPr>
+                <w:rFonts w:eastAsia="黑体"/>
+              </w:rPr>
               <w:t xml:space="preserve">V</w:t>
             </w:r>
           </w:p>
@@ -2214,6 +2436,9 @@
               </m:r>
             </m:oMath>
             <w:r>
+              <w:rPr>
+                <w:rFonts w:eastAsia="黑体"/>
+              </w:rPr>
               <w:t xml:space="preserve">​</w:t>
             </w:r>
           </w:p>
@@ -2226,7 +2451,7 @@
             </w:pPr>
             <w:r>
               <w:rPr>
-                <w:rFonts w:hint="eastAsia"/>
+                <w:rFonts w:hint="eastAsia" w:eastAsia="黑体"/>
               </w:rPr>
               <w:t xml:space="preserve">占空比</w:t>
             </w:r>
@@ -2239,6 +2464,9 @@
               <w:pStyle w:val="Compact"/>
             </w:pPr>
             <w:r>
+              <w:rPr>
+                <w:rFonts w:eastAsia="黑体"/>
+              </w:rPr>
               <w:t xml:space="preserve">—</w:t>
             </w:r>
           </w:p>
@@ -2257,6 +2485,9 @@
               </m:r>
             </m:oMath>
             <w:r>
+              <w:rPr>
+                <w:rFonts w:eastAsia="黑体"/>
+              </w:rPr>
               <w:t xml:space="preserve">​</w:t>
             </w:r>
           </w:p>
@@ -2269,7 +2500,7 @@
             </w:pPr>
             <w:r>
               <w:rPr>
-                <w:rFonts w:hint="eastAsia"/>
+                <w:rFonts w:hint="eastAsia" w:eastAsia="黑体"/>
               </w:rPr>
               <w:t xml:space="preserve">相数</w:t>
             </w:r>
@@ -2282,6 +2513,9 @@
               <w:pStyle w:val="Compact"/>
             </w:pPr>
             <w:r>
+              <w:rPr>
+                <w:rFonts w:eastAsia="黑体"/>
+              </w:rPr>
               <w:t xml:space="preserve">—</w:t>
             </w:r>
           </w:p>
@@ -2300,6 +2534,9 @@
               </m:r>
             </m:oMath>
             <w:r>
+              <w:rPr>
+                <w:rFonts w:eastAsia="黑体"/>
+              </w:rPr>
               <w:t xml:space="preserve">​</w:t>
             </w:r>
           </w:p>
@@ -2312,7 +2549,7 @@
             </w:pPr>
             <w:r>
               <w:rPr>
-                <w:rFonts w:hint="eastAsia"/>
+                <w:rFonts w:hint="eastAsia" w:eastAsia="黑体"/>
               </w:rPr>
               <w:t xml:space="preserve">每相电感</w:t>
             </w:r>
@@ -2325,6 +2562,9 @@
               <w:pStyle w:val="Compact"/>
             </w:pPr>
             <w:r>
+              <w:rPr>
+                <w:rFonts w:eastAsia="黑体"/>
+              </w:rPr>
               <w:t xml:space="preserve">H</w:t>
             </w:r>
           </w:p>
@@ -2355,6 +2595,9 @@
               </m:sSub>
             </m:oMath>
             <w:r>
+              <w:rPr>
+                <w:rFonts w:eastAsia="黑体"/>
+              </w:rPr>
               <w:t xml:space="preserve">​</w:t>
             </w:r>
           </w:p>
@@ -2367,7 +2610,7 @@
             </w:pPr>
             <w:r>
               <w:rPr>
-                <w:rFonts w:hint="eastAsia"/>
+                <w:rFonts w:hint="eastAsia" w:eastAsia="黑体"/>
               </w:rPr>
               <w:t xml:space="preserve">单相开关频率</w:t>
             </w:r>
@@ -2380,6 +2623,9 @@
               <w:pStyle w:val="Compact"/>
             </w:pPr>
             <w:r>
+              <w:rPr>
+                <w:rFonts w:eastAsia="黑体"/>
+              </w:rPr>
               <w:t xml:space="preserve">Hz</w:t>
             </w:r>
           </w:p>
@@ -2407,6 +2653,9 @@
               </m:sSub>
             </m:oMath>
             <w:r>
+              <w:rPr>
+                <w:rFonts w:eastAsia="黑体"/>
+              </w:rPr>
               <w:t xml:space="preserve">​</w:t>
             </w:r>
           </w:p>
@@ -2419,7 +2668,7 @@
             </w:pPr>
             <w:r>
               <w:rPr>
-                <w:rFonts w:hint="eastAsia"/>
+                <w:rFonts w:hint="eastAsia" w:eastAsia="黑体"/>
               </w:rPr>
               <w:t xml:space="preserve">输出总电流</w:t>
             </w:r>
@@ -2432,6 +2681,9 @@
               <w:pStyle w:val="Compact"/>
             </w:pPr>
             <w:r>
+              <w:rPr>
+                <w:rFonts w:eastAsia="黑体"/>
+              </w:rPr>
               <w:t xml:space="preserve">A</w:t>
             </w:r>
           </w:p>
@@ -2468,6 +2720,9 @@
               </m:sSub>
             </m:oMath>
             <w:r>
+              <w:rPr>
+                <w:rFonts w:eastAsia="黑体"/>
+              </w:rPr>
               <w:t xml:space="preserve">​</w:t>
             </w:r>
           </w:p>
@@ -2480,7 +2735,7 @@
             </w:pPr>
             <w:r>
               <w:rPr>
-                <w:rFonts w:hint="eastAsia"/>
+                <w:rFonts w:hint="eastAsia" w:eastAsia="黑体"/>
               </w:rPr>
               <w:t xml:space="preserve">输入电流纹波</w:t>
             </w:r>
@@ -2493,6 +2748,9 @@
               <w:pStyle w:val="Compact"/>
             </w:pPr>
             <w:r>
+              <w:rPr>
+                <w:rFonts w:eastAsia="黑体"/>
+              </w:rPr>
               <w:t xml:space="preserve">A</w:t>
             </w:r>
           </w:p>
@@ -2507,7 +2765,7 @@
       </w:pPr>
       <w:r>
         <w:rPr>
-          <w:rFonts w:hint="eastAsia"/>
+          <w:rFonts w:hint="eastAsia" w:eastAsia="黑体"/>
         </w:rPr>
         <w:t xml:space="preserve">元件调整影响</w:t>
       </w:r>
@@ -2522,7 +2780,7 @@
       </w:pPr>
       <w:r>
         <w:rPr>
-          <w:rFonts w:hint="eastAsia"/>
+          <w:rFonts w:hint="eastAsia" w:eastAsia="黑体"/>
           <w:b/>
           <w:bCs/>
         </w:rPr>
@@ -2530,20 +2788,27 @@
       </w:r>
       <w:r>
         <w:rPr>
+          <w:rFonts w:eastAsia="黑体"/>
           <w:b/>
           <w:bCs/>
         </w:rPr>
         <w:t xml:space="preserve"> N ↑</w:t>
       </w:r>
       <w:r>
+        <w:rPr>
+          <w:rFonts w:eastAsia="黑体"/>
+        </w:rPr>
         <w:t xml:space="preserve"> </w:t>
       </w:r>
       <w:r>
+        <w:rPr>
+          <w:rFonts w:eastAsia="黑体"/>
+        </w:rPr>
         <w:t xml:space="preserve">→ </w:t>
       </w:r>
       <w:r>
         <w:rPr>
-          <w:rFonts w:hint="eastAsia"/>
+          <w:rFonts w:hint="eastAsia" w:eastAsia="黑体"/>
         </w:rPr>
         <w:t xml:space="preserve">纹波抵消更强、单相电流应力更低，但成本与复杂度上升。</w:t>
       </w:r>
@@ -2558,21 +2823,27 @@
       </w:pPr>
       <w:r>
         <w:rPr>
-          <w:rFonts w:hint="eastAsia"/>
+          <w:rFonts w:hint="eastAsia" w:eastAsia="黑体"/>
           <w:b/>
           <w:bCs/>
         </w:rPr>
         <w:t xml:space="preserve">各相电感一致性</w:t>
       </w:r>
       <w:r>
+        <w:rPr>
+          <w:rFonts w:eastAsia="黑体"/>
+        </w:rPr>
         <w:t xml:space="preserve"> </w:t>
       </w:r>
       <w:r>
+        <w:rPr>
+          <w:rFonts w:eastAsia="黑体"/>
+        </w:rPr>
         <w:t xml:space="preserve">→ </w:t>
       </w:r>
       <w:r>
         <w:rPr>
-          <w:rFonts w:hint="eastAsia"/>
+          <w:rFonts w:hint="eastAsia" w:eastAsia="黑体"/>
         </w:rPr>
         <w:t xml:space="preserve">一致则均流与纹波抵消良好，不一致则电流失衡、抵消退化。</w:t>
       </w:r>
@@ -2604,6 +2875,7 @@
       </m:oMath>
       <w:r>
         <w:rPr>
+          <w:rFonts w:eastAsia="黑体"/>
           <w:b/>
           <w:bCs/>
         </w:rPr>
@@ -2611,20 +2883,27 @@
       </w:r>
       <w:r>
         <w:rPr>
+          <w:rFonts w:eastAsia="黑体"/>
           <w:b/>
           <w:bCs/>
         </w:rPr>
         <w:t xml:space="preserve">↑</w:t>
       </w:r>
       <w:r>
+        <w:rPr>
+          <w:rFonts w:eastAsia="黑体"/>
+        </w:rPr>
         <w:t xml:space="preserve"> </w:t>
       </w:r>
       <w:r>
+        <w:rPr>
+          <w:rFonts w:eastAsia="黑体"/>
+        </w:rPr>
         <w:t xml:space="preserve">→ </w:t>
       </w:r>
       <w:r>
         <w:rPr>
-          <w:rFonts w:hint="eastAsia"/>
+          <w:rFonts w:hint="eastAsia" w:eastAsia="黑体"/>
         </w:rPr>
         <w:t xml:space="preserve">纹波与磁件减小，开关损耗增大。</w:t>
       </w:r>
@@ -2639,7 +2918,7 @@
       </w:pPr>
       <w:r>
         <w:rPr>
-          <w:rFonts w:hint="eastAsia"/>
+          <w:rFonts w:hint="eastAsia" w:eastAsia="黑体"/>
           <w:b/>
           <w:bCs/>
         </w:rPr>
@@ -2647,6 +2926,7 @@
       </w:r>
       <w:r>
         <w:rPr>
+          <w:rFonts w:eastAsia="黑体"/>
           <w:b/>
           <w:bCs/>
         </w:rPr>
@@ -2667,14 +2947,20 @@
         </m:r>
       </m:oMath>
       <w:r>
+        <w:rPr>
+          <w:rFonts w:eastAsia="黑体"/>
+        </w:rPr>
         <w:t xml:space="preserve"> </w:t>
       </w:r>
       <w:r>
+        <w:rPr>
+          <w:rFonts w:eastAsia="黑体"/>
+        </w:rPr>
         <w:t xml:space="preserve">→ </w:t>
       </w:r>
       <w:r>
         <w:rPr>
-          <w:rFonts w:hint="eastAsia"/>
+          <w:rFonts w:hint="eastAsia" w:eastAsia="黑体"/>
         </w:rPr>
         <w:t xml:space="preserve">纹波抵消效果变差，输入/输出电容需相应加大。</w:t>
       </w:r>
@@ -2689,21 +2975,27 @@
       </w:pPr>
       <w:r>
         <w:rPr>
-          <w:rFonts w:hint="eastAsia"/>
+          <w:rFonts w:hint="eastAsia" w:eastAsia="黑体"/>
           <w:b/>
           <w:bCs/>
         </w:rPr>
         <w:t xml:space="preserve">控制方式（峰值/平均电流模式）</w:t>
       </w:r>
       <w:r>
+        <w:rPr>
+          <w:rFonts w:eastAsia="黑体"/>
+        </w:rPr>
         <w:t xml:space="preserve"> </w:t>
       </w:r>
       <w:r>
+        <w:rPr>
+          <w:rFonts w:eastAsia="黑体"/>
+        </w:rPr>
         <w:t xml:space="preserve">→ </w:t>
       </w:r>
       <w:r>
         <w:rPr>
-          <w:rFonts w:hint="eastAsia"/>
+          <w:rFonts w:hint="eastAsia" w:eastAsia="黑体"/>
         </w:rPr>
         <w:t xml:space="preserve">决定各相均流能力与动态响应。</w:t>
       </w:r>
@@ -2716,7 +3008,7 @@
       </w:pPr>
       <w:r>
         <w:rPr>
-          <w:rFonts w:hint="eastAsia"/>
+          <w:rFonts w:hint="eastAsia" w:eastAsia="黑体"/>
         </w:rPr>
         <w:t xml:space="preserve">典型参数示例</w:t>
       </w:r>
@@ -2731,11 +3023,14 @@
       </w:pPr>
       <w:r>
         <w:rPr>
-          <w:rFonts w:hint="eastAsia"/>
+          <w:rFonts w:hint="eastAsia" w:eastAsia="黑体"/>
         </w:rPr>
         <w:t xml:space="preserve">取</w:t>
       </w:r>
       <w:r>
+        <w:rPr>
+          <w:rFonts w:eastAsia="黑体"/>
+        </w:rPr>
         <w:t xml:space="preserve"> </w:t>
       </w:r>
       <m:oMath>
@@ -2775,6 +3070,9 @@
         </m:r>
       </m:oMath>
       <w:r>
+        <w:rPr>
+          <w:rFonts w:eastAsia="黑体"/>
+        </w:rPr>
         <w:t xml:space="preserve">、</w:t>
       </w:r>
       <m:oMath>
@@ -2812,7 +3110,7 @@
       </m:oMath>
       <w:r>
         <w:rPr>
-          <w:rFonts w:hint="eastAsia"/>
+          <w:rFonts w:hint="eastAsia" w:eastAsia="黑体"/>
         </w:rPr>
         <w:t xml:space="preserve">：</w:t>
       </w:r>
@@ -2861,6 +3159,9 @@
         </m:r>
       </m:oMath>
       <w:r>
+        <w:rPr>
+          <w:rFonts w:eastAsia="黑体"/>
+        </w:rPr>
         <w:t xml:space="preserve">。</w:t>
       </w:r>
     </w:p>
@@ -2874,16 +3175,19 @@
       </w:pPr>
       <w:r>
         <w:rPr>
-          <w:rFonts w:hint="eastAsia"/>
+          <w:rFonts w:hint="eastAsia" w:eastAsia="黑体"/>
         </w:rPr>
         <w:t xml:space="preserve">取</w:t>
       </w:r>
       <w:r>
+        <w:rPr>
+          <w:rFonts w:eastAsia="黑体"/>
+        </w:rPr>
         <w:t xml:space="preserve"> 4 </w:t>
       </w:r>
       <w:r>
         <w:rPr>
-          <w:rFonts w:hint="eastAsia"/>
+          <w:rFonts w:hint="eastAsia" w:eastAsia="黑体"/>
         </w:rPr>
         <w:t xml:space="preserve">相、</w:t>
       </w:r>
@@ -2925,7 +3229,7 @@
       </m:oMath>
       <w:r>
         <w:rPr>
-          <w:rFonts w:hint="eastAsia"/>
+          <w:rFonts w:hint="eastAsia" w:eastAsia="黑体"/>
         </w:rPr>
         <w:t xml:space="preserve">：</w:t>
       </w:r>
@@ -2995,7 +3299,7 @@
       </m:oMath>
       <w:r>
         <w:rPr>
-          <w:rFonts w:hint="eastAsia"/>
+          <w:rFonts w:hint="eastAsia" w:eastAsia="黑体"/>
         </w:rPr>
         <w:t xml:space="preserve">；</w:t>
       </w:r>
@@ -3032,11 +3336,14 @@
         </m:r>
       </m:oMath>
       <w:r>
+        <w:rPr>
+          <w:rFonts w:eastAsia="黑体"/>
+        </w:rPr>
         <w:t xml:space="preserve"> </w:t>
       </w:r>
       <w:r>
         <w:rPr>
-          <w:rFonts w:hint="eastAsia"/>
+          <w:rFonts w:hint="eastAsia" w:eastAsia="黑体"/>
         </w:rPr>
         <w:t xml:space="preserve">恰好处于最佳抵消点。</w:t>
       </w:r>
@@ -3049,7 +3356,7 @@
       </w:pPr>
       <w:r>
         <w:rPr>
-          <w:rFonts w:hint="eastAsia"/>
+          <w:rFonts w:hint="eastAsia" w:eastAsia="黑体"/>
         </w:rPr>
         <w:t xml:space="preserve">常见器件型号</w:t>
       </w:r>
@@ -3064,7 +3371,7 @@
       </w:pPr>
       <w:r>
         <w:rPr>
-          <w:rFonts w:hint="eastAsia"/>
+          <w:rFonts w:hint="eastAsia" w:eastAsia="黑体"/>
         </w:rPr>
         <w:t xml:space="preserve">常用：按需选型</w:t>
       </w:r>
@@ -3079,16 +3386,19 @@
       </w:pPr>
       <w:r>
         <w:rPr>
-          <w:rFonts w:hint="eastAsia"/>
+          <w:rFonts w:hint="eastAsia" w:eastAsia="黑体"/>
         </w:rPr>
         <w:t xml:space="preserve">多相控制器：LTC3862、TPS40170、IR35204</w:t>
       </w:r>
       <w:r>
+        <w:rPr>
+          <w:rFonts w:eastAsia="黑体"/>
+        </w:rPr>
         <w:t xml:space="preserve"> </w:t>
       </w:r>
       <w:r>
         <w:rPr>
-          <w:rFonts w:hint="eastAsia"/>
+          <w:rFonts w:hint="eastAsia" w:eastAsia="黑体"/>
         </w:rPr>
         <w:t xml:space="preserve">类。</w:t>
       </w:r>
@@ -3101,7 +3411,7 @@
       </w:pPr>
       <w:r>
         <w:rPr>
-          <w:rFonts w:hint="eastAsia"/>
+          <w:rFonts w:hint="eastAsia" w:eastAsia="黑体"/>
         </w:rPr>
         <w:t xml:space="preserve">注意事项</w:t>
       </w:r>
@@ -3116,7 +3426,7 @@
       </w:pPr>
       <w:r>
         <w:rPr>
-          <w:rFonts w:hint="eastAsia"/>
+          <w:rFonts w:hint="eastAsia" w:eastAsia="黑体"/>
         </w:rPr>
         <w:t xml:space="preserve">各相布局与器件参数需严格对称，否则均流失衡导致单相过热。</w:t>
       </w:r>
@@ -3131,7 +3441,7 @@
       </w:pPr>
       <w:r>
         <w:rPr>
-          <w:rFonts w:hint="eastAsia"/>
+          <w:rFonts w:hint="eastAsia" w:eastAsia="黑体"/>
         </w:rPr>
         <w:t xml:space="preserve">交错相位由控制器保证，需核对驱动时序与占空比较准。</w:t>
       </w:r>
@@ -3146,7 +3456,7 @@
       </w:pPr>
       <w:r>
         <w:rPr>
-          <w:rFonts w:hint="eastAsia"/>
+          <w:rFonts w:hint="eastAsia" w:eastAsia="黑体"/>
         </w:rPr>
         <w:t xml:space="preserve">输入侧纹波抵消依赖于精确的占空比与相移，设计工况偏离时需重新核算纹波。</w:t>
       </w:r>
@@ -3161,7 +3471,7 @@
       </w:pPr>
       <w:r>
         <w:rPr>
-          <w:rFonts w:hint="eastAsia"/>
+          <w:rFonts w:hint="eastAsia" w:eastAsia="黑体"/>
         </w:rPr>
         <w:t xml:space="preserve">均流不良时需外加均流环（如采样各相电流做抖频/补偿）。</w:t>
       </w:r>
@@ -3174,7 +3484,7 @@
       </w:pPr>
       <w:r>
         <w:rPr>
-          <w:rFonts w:hint="eastAsia"/>
+          <w:rFonts w:hint="eastAsia" w:eastAsia="黑体"/>
         </w:rPr>
         <w:t xml:space="preserve">参考资料</w:t>
       </w:r>
@@ -3188,11 +3498,14 @@
         </w:numPr>
       </w:pPr>
       <w:r>
+        <w:rPr>
+          <w:rFonts w:eastAsia="黑体"/>
+        </w:rPr>
         <w:t xml:space="preserve">TI TPS40170 </w:t>
       </w:r>
       <w:r>
         <w:rPr>
-          <w:rFonts w:hint="eastAsia"/>
+          <w:rFonts w:hint="eastAsia" w:eastAsia="黑体"/>
         </w:rPr>
         <w:t xml:space="preserve">数据手册。</w:t>
       </w:r>
@@ -3206,11 +3519,14 @@
         </w:numPr>
       </w:pPr>
       <w:r>
+        <w:rPr>
+          <w:rFonts w:eastAsia="黑体"/>
+        </w:rPr>
         <w:t xml:space="preserve">ADI LTC3862 </w:t>
       </w:r>
       <w:r>
         <w:rPr>
-          <w:rFonts w:hint="eastAsia"/>
+          <w:rFonts w:hint="eastAsia" w:eastAsia="黑体"/>
         </w:rPr>
         <w:t xml:space="preserve">数据手册。</w:t>
       </w:r>
@@ -3225,16 +3541,19 @@
       </w:pPr>
       <w:r>
         <w:rPr>
-          <w:rFonts w:hint="eastAsia"/>
+          <w:rFonts w:hint="eastAsia" w:eastAsia="黑体"/>
         </w:rPr>
         <w:t xml:space="preserve">《开关电源设计》（Abraham</w:t>
       </w:r>
       <w:r>
+        <w:rPr>
+          <w:rFonts w:eastAsia="黑体"/>
+        </w:rPr>
         <w:t xml:space="preserve"> I. </w:t>
       </w:r>
       <w:r>
         <w:rPr>
-          <w:rFonts w:hint="eastAsia"/>
+          <w:rFonts w:hint="eastAsia" w:eastAsia="黑体"/>
         </w:rPr>
         <w:t xml:space="preserve">Pressman）。</w:t>
       </w:r>
@@ -3248,11 +3567,11 @@
       </w:pPr>
       <w:r>
         <w:rPr>
-          <w:rFonts w:ascii="Times New Roman" w:hAnsi="Times New Roman"/>
+          <w:rFonts w:ascii="Times New Roman" w:hAnsi="Times New Roman" w:eastAsia="黑体"/>
           <w:color w:val="555555"/>
           <w:sz w:val="21"/>
         </w:rPr>
-        <w:t>材料收集者：杜文杰</w:t>
+        <w:t>材料收集者：杜文杰，WX手机：19519196569，QQ:3478827729</w:t>
       </w:r>
     </w:p>
     <w:sectPr>
@@ -3272,7 +3591,7 @@
 </file>
 
 <file path=word/footer1.xml><?xml version="1.0" encoding="utf-8"?>
-<w:ftr xmlns:m="http://schemas.openxmlformats.org/officeDocument/2006/math" xmlns:mc="http://schemas.openxmlformats.org/markup-compatibility/2006" xmlns:mo="http://schemas.microsoft.com/office/mac/office/2008/main" xmlns:mv="urn:schemas-microsoft-com:mac:vml" xmlns:o="urn:schemas-microsoft-com:office:office" xmlns:r="http://schemas.openxmlformats.org/officeDocument/2006/relationships" xmlns:v="urn:schemas-microsoft-com:vml" xmlns:w10="urn:schemas-microsoft-com:office:word" xmlns:w14="http://schemas.microsoft.com/office/word/2010/wordml" xmlns:w="http://schemas.openxmlformats.org/wordprocessingml/2006/main" xmlns:wne="http://schemas.microsoft.com/office/word/2006/wordml" xmlns:wp14="http://schemas.microsoft.com/office/word/2010/wordprocessingDrawing" xmlns:wp="http://schemas.openxmlformats.org/drawingml/2006/wordprocessingDrawing" xmlns:wpc="http://schemas.microsoft.com/office/word/2010/wordprocessingCanvas" xmlns:wpg="http://schemas.microsoft.com/office/word/2010/wordprocessingGroup" xmlns:wpi="http://schemas.microsoft.com/office/word/2010/wordprocessingInk" xmlns:wps="http://schemas.microsoft.com/office/word/2010/wordprocessingShape" mc:Ignorable="w14 wp14">
+<w:ftr xmlns:mc="http://schemas.openxmlformats.org/markup-compatibility/2006" xmlns:w="http://schemas.openxmlformats.org/wordprocessingml/2006/main" xmlns:m="http://schemas.openxmlformats.org/officeDocument/2006/math" xmlns:mo="http://schemas.microsoft.com/office/mac/office/2008/main" xmlns:mv="urn:schemas-microsoft-com:mac:vml" xmlns:o="urn:schemas-microsoft-com:office:office" xmlns:r="http://schemas.openxmlformats.org/officeDocument/2006/relationships" xmlns:v="urn:schemas-microsoft-com:vml" xmlns:w10="urn:schemas-microsoft-com:office:word" xmlns:w14="http://schemas.microsoft.com/office/word/2010/wordml" xmlns:wne="http://schemas.microsoft.com/office/word/2006/wordml" xmlns:wp14="http://schemas.microsoft.com/office/word/2010/wordprocessingDrawing" xmlns:wp="http://schemas.openxmlformats.org/drawingml/2006/wordprocessingDrawing" xmlns:wpc="http://schemas.microsoft.com/office/word/2010/wordprocessingCanvas" xmlns:wpg="http://schemas.microsoft.com/office/word/2010/wordprocessingGroup" xmlns:wpi="http://schemas.microsoft.com/office/word/2010/wordprocessingInk" xmlns:wps="http://schemas.microsoft.com/office/word/2010/wordprocessingShape" mc:Ignorable="w14 wp14">
   <w:p>
     <w:pPr>
       <w:pStyle w:val="Footer"/>
@@ -3280,12 +3599,14 @@
     </w:pPr>
     <w:r>
       <w:rPr>
+        <w:rFonts w:eastAsia="黑体"/>
         <w:sz w:val="18"/>
       </w:rPr>
       <w:t xml:space="preserve">第 </w:t>
     </w:r>
     <w:r>
       <w:rPr>
+        <w:rFonts w:eastAsia="黑体"/>
         <w:sz w:val="18"/>
       </w:rPr>
       <w:fldChar w:fldCharType="begin"/>
@@ -3294,6 +3615,7 @@
     </w:r>
     <w:r>
       <w:rPr>
+        <w:rFonts w:eastAsia="黑体"/>
         <w:sz w:val="18"/>
       </w:rPr>
       <w:t xml:space="preserve"> 页</w:t>
@@ -3307,6 +3629,9 @@
   <w:footnote w:type="continuationSeparator" w:id="0">
     <w:p>
       <w:r>
+        <w:rPr>
+          <w:rFonts w:eastAsia="黑体"/>
+        </w:rPr>
         <w:continuationSeparator/>
       </w:r>
     </w:p>
@@ -3314,6 +3639,9 @@
   <w:footnote w:type="separator" w:id="-1">
     <w:p>
       <w:r>
+        <w:rPr>
+          <w:rFonts w:eastAsia="黑体"/>
+        </w:rPr>
         <w:separator/>
       </w:r>
     </w:p>
@@ -3322,7 +3650,7 @@
 </file>
 
 <file path=word/header1.xml><?xml version="1.0" encoding="utf-8"?>
-<w:hdr xmlns:m="http://schemas.openxmlformats.org/officeDocument/2006/math" xmlns:mc="http://schemas.openxmlformats.org/markup-compatibility/2006" xmlns:mo="http://schemas.microsoft.com/office/mac/office/2008/main" xmlns:mv="urn:schemas-microsoft-com:mac:vml" xmlns:o="urn:schemas-microsoft-com:office:office" xmlns:r="http://schemas.openxmlformats.org/officeDocument/2006/relationships" xmlns:v="urn:schemas-microsoft-com:vml" xmlns:w10="urn:schemas-microsoft-com:office:word" xmlns:w14="http://schemas.microsoft.com/office/word/2010/wordml" xmlns:w="http://schemas.openxmlformats.org/wordprocessingml/2006/main" xmlns:wne="http://schemas.microsoft.com/office/word/2006/wordml" xmlns:wp14="http://schemas.microsoft.com/office/word/2010/wordprocessingDrawing" xmlns:wp="http://schemas.openxmlformats.org/drawingml/2006/wordprocessingDrawing" xmlns:wpc="http://schemas.microsoft.com/office/word/2010/wordprocessingCanvas" xmlns:wpg="http://schemas.microsoft.com/office/word/2010/wordprocessingGroup" xmlns:wpi="http://schemas.microsoft.com/office/word/2010/wordprocessingInk" xmlns:wps="http://schemas.microsoft.com/office/word/2010/wordprocessingShape" mc:Ignorable="w14 wp14">
+<w:hdr xmlns:mc="http://schemas.openxmlformats.org/markup-compatibility/2006" xmlns:w="http://schemas.openxmlformats.org/wordprocessingml/2006/main" xmlns:m="http://schemas.openxmlformats.org/officeDocument/2006/math" xmlns:mo="http://schemas.microsoft.com/office/mac/office/2008/main" xmlns:mv="urn:schemas-microsoft-com:mac:vml" xmlns:o="urn:schemas-microsoft-com:office:office" xmlns:r="http://schemas.openxmlformats.org/officeDocument/2006/relationships" xmlns:v="urn:schemas-microsoft-com:vml" xmlns:w10="urn:schemas-microsoft-com:office:word" xmlns:w14="http://schemas.microsoft.com/office/word/2010/wordml" xmlns:wne="http://schemas.microsoft.com/office/word/2006/wordml" xmlns:wp14="http://schemas.microsoft.com/office/word/2010/wordprocessingDrawing" xmlns:wp="http://schemas.openxmlformats.org/drawingml/2006/wordprocessingDrawing" xmlns:wpc="http://schemas.microsoft.com/office/word/2010/wordprocessingCanvas" xmlns:wpg="http://schemas.microsoft.com/office/word/2010/wordprocessingGroup" xmlns:wpi="http://schemas.microsoft.com/office/word/2010/wordprocessingInk" xmlns:wps="http://schemas.microsoft.com/office/word/2010/wordprocessingShape" mc:Ignorable="w14 wp14">
   <w:p>
     <w:pPr>
       <w:pStyle w:val="Header"/>
@@ -3330,7 +3658,7 @@
     </w:pPr>
     <w:r>
       <w:rPr>
-        <w:rFonts w:ascii="Times New Roman" w:hAnsi="Times New Roman"/>
+        <w:rFonts w:ascii="Times New Roman" w:hAnsi="Times New Roman" w:eastAsia="黑体"/>
         <w:sz w:val="18"/>
         <w:rFonts w:eastAsia="黑体"/>
         <w:rFonts w:eastAsia="黑体"/>
@@ -3342,7 +3670,7 @@
 </file>
 
 <file path=word/numbering.xml><?xml version="1.0" encoding="utf-8"?>
-<w:numbering xmlns:m="http://schemas.openxmlformats.org/officeDocument/2006/math" xmlns:mc="http://schemas.openxmlformats.org/markup-compatibility/2006" xmlns:mo="http://schemas.microsoft.com/office/mac/office/2008/main" xmlns:mv="urn:schemas-microsoft-com:mac:vml" xmlns:o="urn:schemas-microsoft-com:office:office" xmlns:r="http://schemas.openxmlformats.org/officeDocument/2006/relationships" xmlns:v="urn:schemas-microsoft-com:vml" xmlns:w="http://schemas.openxmlformats.org/wordprocessingml/2006/main" xmlns:w10="urn:schemas-microsoft-com:office:word" xmlns:w14="http://schemas.microsoft.com/office/word/2010/wordml" xmlns:wne="http://schemas.microsoft.com/office/word/2006/wordml" xmlns:wp="http://schemas.openxmlformats.org/drawingml/2006/wordprocessingDrawing" xmlns:wp14="http://schemas.microsoft.com/office/word/2010/wordprocessingDrawing" xmlns:wpc="http://schemas.microsoft.com/office/word/2010/wordprocessingCanvas" xmlns:wpg="http://schemas.microsoft.com/office/word/2010/wordprocessingGroup" xmlns:wpi="http://schemas.microsoft.com/office/word/2010/wordprocessingInk" xmlns:wps="http://schemas.microsoft.com/office/word/2010/wordprocessingShape" mc:Ignorable="w14 wp14">
+<w:numbering xmlns:mc="http://schemas.openxmlformats.org/markup-compatibility/2006" xmlns:w="http://schemas.openxmlformats.org/wordprocessingml/2006/main" xmlns:m="http://schemas.openxmlformats.org/officeDocument/2006/math" xmlns:mo="http://schemas.microsoft.com/office/mac/office/2008/main" xmlns:mv="urn:schemas-microsoft-com:mac:vml" xmlns:o="urn:schemas-microsoft-com:office:office" xmlns:r="http://schemas.openxmlformats.org/officeDocument/2006/relationships" xmlns:v="urn:schemas-microsoft-com:vml" xmlns:w10="urn:schemas-microsoft-com:office:word" xmlns:w14="http://schemas.microsoft.com/office/word/2010/wordml" xmlns:wne="http://schemas.microsoft.com/office/word/2006/wordml" xmlns:wp="http://schemas.openxmlformats.org/drawingml/2006/wordprocessingDrawing" xmlns:wp14="http://schemas.microsoft.com/office/word/2010/wordprocessingDrawing" xmlns:wpc="http://schemas.microsoft.com/office/word/2010/wordprocessingCanvas" xmlns:wpg="http://schemas.microsoft.com/office/word/2010/wordprocessingGroup" xmlns:wpi="http://schemas.microsoft.com/office/word/2010/wordprocessingInk" xmlns:wps="http://schemas.microsoft.com/office/word/2010/wordprocessingShape" mc:Ignorable="w14 wp14">
   <w:abstractNum w:abstractNumId="0">
     <w:nsid w:val="FFFFFF7C"/>
     <w:multiLevelType w:val="singleLevel"/>
@@ -3429,7 +3757,7 @@
         <w:ind w:hanging="360" w:left="1440"/>
       </w:pPr>
       <w:rPr>
-        <w:rFonts w:ascii="Symbol" w:hAnsi="Symbol" w:hint="default"/>
+        <w:rFonts w:ascii="Symbol" w:hAnsi="Symbol" w:hint="default" w:eastAsia="黑体"/>
       </w:rPr>
     </w:lvl>
   </w:abstractNum>
@@ -3450,7 +3778,7 @@
         <w:ind w:hanging="360" w:left="1080"/>
       </w:pPr>
       <w:rPr>
-        <w:rFonts w:ascii="Symbol" w:hAnsi="Symbol" w:hint="default"/>
+        <w:rFonts w:ascii="Symbol" w:hAnsi="Symbol" w:hint="default" w:eastAsia="黑体"/>
       </w:rPr>
     </w:lvl>
   </w:abstractNum>
@@ -3471,7 +3799,7 @@
         <w:ind w:hanging="360" w:left="720"/>
       </w:pPr>
       <w:rPr>
-        <w:rFonts w:ascii="Symbol" w:hAnsi="Symbol" w:hint="default"/>
+        <w:rFonts w:ascii="Symbol" w:hAnsi="Symbol" w:hint="default" w:eastAsia="黑体"/>
       </w:rPr>
     </w:lvl>
   </w:abstractNum>
@@ -3510,7 +3838,7 @@
         <w:ind w:hanging="360" w:left="360"/>
       </w:pPr>
       <w:rPr>
-        <w:rFonts w:ascii="Symbol" w:hAnsi="Symbol" w:hint="default"/>
+        <w:rFonts w:ascii="Symbol" w:hAnsi="Symbol" w:hint="default" w:eastAsia="黑体"/>
       </w:rPr>
     </w:lvl>
   </w:abstractNum>
@@ -3601,7 +3929,7 @@
         <w:ind w:left="720" w:hanging="360"/>
       </w:pPr>
       <w:rPr>
-        <w:rFonts w:ascii="Symbol" w:hAnsi="Symbol" w:cs="Symbol" w:hint="default"/>
+        <w:rFonts w:ascii="Symbol" w:hAnsi="Symbol" w:cs="Symbol" w:hint="default" w:eastAsia="黑体"/>
       </w:rPr>
     </w:lvl>
     <w:lvl w:ilvl="1">
@@ -3612,7 +3940,7 @@
         <w:ind w:left="1440" w:hanging="360"/>
       </w:pPr>
       <w:rPr>
-        <w:rFonts w:ascii="Courier New" w:hAnsi="Courier New" w:cs="Courier New" w:hint="default"/>
+        <w:rFonts w:ascii="Courier New" w:hAnsi="Courier New" w:cs="Courier New" w:hint="default" w:eastAsia="黑体"/>
       </w:rPr>
     </w:lvl>
     <w:lvl w:ilvl="2">
@@ -3623,7 +3951,7 @@
         <w:ind w:left="2160" w:hanging="360"/>
       </w:pPr>
       <w:rPr>
-        <w:rFonts w:ascii="Wingdings" w:hAnsi="Wingdings" w:cs="Wingdings" w:hint="default"/>
+        <w:rFonts w:ascii="Wingdings" w:hAnsi="Wingdings" w:cs="Wingdings" w:hint="default" w:eastAsia="黑体"/>
       </w:rPr>
     </w:lvl>
     <w:lvl w:ilvl="3">
@@ -3634,7 +3962,7 @@
         <w:ind w:left="2880" w:hanging="360"/>
       </w:pPr>
       <w:rPr>
-        <w:rFonts w:ascii="Symbol" w:hAnsi="Symbol" w:cs="Symbol" w:hint="default"/>
+        <w:rFonts w:ascii="Symbol" w:hAnsi="Symbol" w:cs="Symbol" w:hint="default" w:eastAsia="黑体"/>
       </w:rPr>
     </w:lvl>
     <w:lvl w:ilvl="4">
@@ -3645,7 +3973,7 @@
         <w:ind w:left="3600" w:hanging="360"/>
       </w:pPr>
       <w:rPr>
-        <w:rFonts w:ascii="Courier New" w:hAnsi="Courier New" w:cs="Courier New" w:hint="default"/>
+        <w:rFonts w:ascii="Courier New" w:hAnsi="Courier New" w:cs="Courier New" w:hint="default" w:eastAsia="黑体"/>
       </w:rPr>
     </w:lvl>
     <w:lvl w:ilvl="5">
@@ -3656,7 +3984,7 @@
         <w:ind w:left="4320" w:hanging="360"/>
       </w:pPr>
       <w:rPr>
-        <w:rFonts w:ascii="Wingdings" w:hAnsi="Wingdings" w:cs="Wingdings" w:hint="default"/>
+        <w:rFonts w:ascii="Wingdings" w:hAnsi="Wingdings" w:cs="Wingdings" w:hint="default" w:eastAsia="黑体"/>
       </w:rPr>
     </w:lvl>
     <w:lvl w:ilvl="6">
@@ -3667,7 +3995,7 @@
         <w:ind w:left="5040" w:hanging="360"/>
       </w:pPr>
       <w:rPr>
-        <w:rFonts w:ascii="Symbol" w:hAnsi="Symbol" w:cs="Symbol" w:hint="default"/>
+        <w:rFonts w:ascii="Symbol" w:hAnsi="Symbol" w:cs="Symbol" w:hint="default" w:eastAsia="黑体"/>
       </w:rPr>
     </w:lvl>
     <w:lvl w:ilvl="7">
@@ -3678,7 +4006,7 @@
         <w:ind w:left="5760" w:hanging="360"/>
       </w:pPr>
       <w:rPr>
-        <w:rFonts w:ascii="Courier New" w:hAnsi="Courier New" w:cs="Courier New" w:hint="default"/>
+        <w:rFonts w:ascii="Courier New" w:hAnsi="Courier New" w:cs="Courier New" w:hint="default" w:eastAsia="黑体"/>
       </w:rPr>
     </w:lvl>
     <w:lvl w:ilvl="8">
@@ -3689,7 +4017,7 @@
         <w:ind w:left="6480" w:hanging="360"/>
       </w:pPr>
       <w:rPr>
-        <w:rFonts w:ascii="Wingdings" w:hAnsi="Wingdings" w:cs="Wingdings" w:hint="default"/>
+        <w:rFonts w:ascii="Wingdings" w:hAnsi="Wingdings" w:cs="Wingdings" w:hint="default" w:eastAsia="黑体"/>
       </w:rPr>
     </w:lvl>
   </w:abstractNum>
@@ -3748,11 +4076,11 @@
 </file>
 
 <file path=word/styles.xml><?xml version="1.0" encoding="utf-8"?>
-<w:styles xmlns:mc="http://schemas.openxmlformats.org/markup-compatibility/2006" xmlns:r="http://schemas.openxmlformats.org/officeDocument/2006/relationships" xmlns:w="http://schemas.openxmlformats.org/wordprocessingml/2006/main" xmlns:w14="http://schemas.microsoft.com/office/word/2010/wordml" mc:Ignorable="w14">
+<w:styles xmlns:mc="http://schemas.openxmlformats.org/markup-compatibility/2006" xmlns:w="http://schemas.openxmlformats.org/wordprocessingml/2006/main" xmlns:r="http://schemas.openxmlformats.org/officeDocument/2006/relationships" xmlns:w14="http://schemas.microsoft.com/office/word/2010/wordml" mc:Ignorable="w14">
   <w:docDefaults>
     <w:rPrDefault>
       <w:rPr>
-        <w:rFonts w:asciiTheme="minorHAnsi" w:cstheme="minorBidi" w:eastAsiaTheme="minorEastAsia" w:hAnsiTheme="minorHAnsi"/>
+        <w:rFonts w:asciiTheme="minorHAnsi" w:cstheme="minorBidi" w:hAnsiTheme="minorHAnsi" w:eastAsia="黑体"/>
         <w:sz w:val="22"/>
         <w:szCs w:val="22"/>
         <w:lang w:bidi="ar-SA" w:eastAsia="en-US" w:val="en-US"/>
@@ -3974,7 +4302,7 @@
       <w:outlineLvl w:val="0"/>
     </w:pPr>
     <w:rPr>
-      <w:rFonts w:ascii="Times New Roman" w:asciiTheme="majorHAnsi" w:cstheme="majorBidi" w:eastAsia="黑体" w:eastAsiaTheme="majorEastAsia" w:hAnsi="Times New Roman" w:hAnsiTheme="majorHAnsi"/>
+      <w:rFonts w:ascii="Times New Roman" w:asciiTheme="majorHAnsi" w:cstheme="majorBidi" w:eastAsia="黑体" w:hAnsi="Times New Roman" w:hAnsiTheme="majorHAnsi"/>
       <w:b/>
       <w:bCs/>
       <w:color w:val="1F3864"/>
@@ -3998,7 +4326,7 @@
       <w:outlineLvl w:val="1"/>
     </w:pPr>
     <w:rPr>
-      <w:rFonts w:ascii="Times New Roman" w:asciiTheme="majorHAnsi" w:cstheme="majorBidi" w:eastAsia="黑体" w:eastAsiaTheme="majorEastAsia" w:hAnsi="Times New Roman" w:hAnsiTheme="majorHAnsi"/>
+      <w:rFonts w:ascii="Times New Roman" w:asciiTheme="majorHAnsi" w:cstheme="majorBidi" w:eastAsia="黑体" w:hAnsi="Times New Roman" w:hAnsiTheme="majorHAnsi"/>
       <w:b/>
       <w:bCs/>
       <w:color w:val="2E4E7E"/>
@@ -4022,7 +4350,7 @@
       <w:outlineLvl w:val="2"/>
     </w:pPr>
     <w:rPr>
-      <w:rFonts w:ascii="Times New Roman" w:asciiTheme="majorHAnsi" w:cstheme="majorBidi" w:eastAsia="黑体" w:eastAsiaTheme="majorEastAsia" w:hAnsi="Times New Roman" w:hAnsiTheme="majorHAnsi"/>
+      <w:rFonts w:ascii="Times New Roman" w:asciiTheme="majorHAnsi" w:cstheme="majorBidi" w:eastAsia="黑体" w:hAnsi="Times New Roman" w:hAnsiTheme="majorHAnsi"/>
       <w:b/>
       <w:bCs/>
       <w:color w:val="2E4E7E"/>
@@ -4046,7 +4374,7 @@
       <w:outlineLvl w:val="3"/>
     </w:pPr>
     <w:rPr>
-      <w:rFonts w:ascii="Times New Roman" w:asciiTheme="majorHAnsi" w:cstheme="majorBidi" w:eastAsia="黑体" w:eastAsiaTheme="majorEastAsia" w:hAnsi="Times New Roman" w:hAnsiTheme="majorHAnsi"/>
+      <w:rFonts w:ascii="Times New Roman" w:asciiTheme="majorHAnsi" w:cstheme="majorBidi" w:eastAsia="黑体" w:hAnsi="Times New Roman" w:hAnsiTheme="majorHAnsi"/>
       <w:b/>
       <w:bCs/>
       <w:i/>
@@ -4072,7 +4400,7 @@
       <w:outlineLvl w:val="4"/>
     </w:pPr>
     <w:rPr>
-      <w:rFonts w:ascii="Times New Roman" w:asciiTheme="majorHAnsi" w:cstheme="majorBidi" w:eastAsia="黑体" w:eastAsiaTheme="majorEastAsia" w:hAnsi="Times New Roman" w:hAnsiTheme="majorHAnsi"/>
+      <w:rFonts w:ascii="Times New Roman" w:asciiTheme="majorHAnsi" w:cstheme="majorBidi" w:eastAsia="黑体" w:hAnsi="Times New Roman" w:hAnsiTheme="majorHAnsi"/>
       <w:b/>
       <w:color w:val="333333"/>
       <w:sz w:val="22"/>
@@ -4095,7 +4423,7 @@
       <w:outlineLvl w:val="5"/>
     </w:pPr>
     <w:rPr>
-      <w:rFonts w:asciiTheme="majorHAnsi" w:cstheme="majorBidi" w:eastAsiaTheme="majorEastAsia" w:hAnsiTheme="majorHAnsi"/>
+      <w:rFonts w:asciiTheme="majorHAnsi" w:cstheme="majorBidi" w:hAnsiTheme="majorHAnsi" w:eastAsia="黑体"/>
       <w:i/>
       <w:iCs/>
       <w:color w:themeColor="accent1" w:themeShade="7F" w:val="243F60"/>
@@ -4118,7 +4446,7 @@
       <w:outlineLvl w:val="6"/>
     </w:pPr>
     <w:rPr>
-      <w:rFonts w:asciiTheme="majorHAnsi" w:cstheme="majorBidi" w:eastAsiaTheme="majorEastAsia" w:hAnsiTheme="majorHAnsi"/>
+      <w:rFonts w:asciiTheme="majorHAnsi" w:cstheme="majorBidi" w:hAnsiTheme="majorHAnsi" w:eastAsia="黑体"/>
       <w:i/>
       <w:iCs/>
       <w:color w:themeColor="text1" w:themeTint="BF" w:val="404040"/>
@@ -4141,7 +4469,7 @@
       <w:outlineLvl w:val="7"/>
     </w:pPr>
     <w:rPr>
-      <w:rFonts w:asciiTheme="majorHAnsi" w:cstheme="majorBidi" w:eastAsiaTheme="majorEastAsia" w:hAnsiTheme="majorHAnsi"/>
+      <w:rFonts w:asciiTheme="majorHAnsi" w:cstheme="majorBidi" w:hAnsiTheme="majorHAnsi" w:eastAsia="黑体"/>
       <w:color w:themeColor="accent1" w:val="4F81BD"/>
       <w:sz w:val="20"/>
       <w:szCs w:val="20"/>
@@ -4164,7 +4492,7 @@
       <w:outlineLvl w:val="8"/>
     </w:pPr>
     <w:rPr>
-      <w:rFonts w:asciiTheme="majorHAnsi" w:cstheme="majorBidi" w:eastAsiaTheme="majorEastAsia" w:hAnsiTheme="majorHAnsi"/>
+      <w:rFonts w:asciiTheme="majorHAnsi" w:cstheme="majorBidi" w:hAnsiTheme="majorHAnsi" w:eastAsia="黑体"/>
       <w:i/>
       <w:iCs/>
       <w:color w:themeColor="text1" w:themeTint="BF" w:val="404040"/>
@@ -4215,7 +4543,7 @@
     <w:uiPriority w:val="9"/>
     <w:rsid w:val="00FC693F"/>
     <w:rPr>
-      <w:rFonts w:asciiTheme="majorHAnsi" w:cstheme="majorBidi" w:eastAsiaTheme="majorEastAsia" w:hAnsiTheme="majorHAnsi"/>
+      <w:rFonts w:asciiTheme="majorHAnsi" w:cstheme="majorBidi" w:hAnsiTheme="majorHAnsi" w:eastAsia="黑体"/>
       <w:b/>
       <w:bCs/>
       <w:color w:themeColor="accent1" w:themeShade="BF" w:val="365F91"/>
@@ -4230,7 +4558,7 @@
     <w:uiPriority w:val="9"/>
     <w:rsid w:val="00FC693F"/>
     <w:rPr>
-      <w:rFonts w:asciiTheme="majorHAnsi" w:cstheme="majorBidi" w:eastAsiaTheme="majorEastAsia" w:hAnsiTheme="majorHAnsi"/>
+      <w:rFonts w:asciiTheme="majorHAnsi" w:cstheme="majorBidi" w:hAnsiTheme="majorHAnsi" w:eastAsia="黑体"/>
       <w:b/>
       <w:bCs/>
       <w:color w:themeColor="accent1" w:val="4F81BD"/>
@@ -4245,7 +4573,7 @@
     <w:uiPriority w:val="9"/>
     <w:rsid w:val="00FC693F"/>
     <w:rPr>
-      <w:rFonts w:asciiTheme="majorHAnsi" w:cstheme="majorBidi" w:eastAsiaTheme="majorEastAsia" w:hAnsiTheme="majorHAnsi"/>
+      <w:rFonts w:asciiTheme="majorHAnsi" w:cstheme="majorBidi" w:hAnsiTheme="majorHAnsi" w:eastAsia="黑体"/>
       <w:b/>
       <w:bCs/>
       <w:color w:themeColor="accent1" w:val="4F81BD"/>
@@ -4268,7 +4596,7 @@
       <w:contextualSpacing/>
     </w:pPr>
     <w:rPr>
-      <w:rFonts w:ascii="Times New Roman" w:asciiTheme="majorHAnsi" w:cstheme="majorBidi" w:eastAsia="黑体" w:eastAsiaTheme="majorEastAsia" w:hAnsi="Times New Roman" w:hAnsiTheme="majorHAnsi"/>
+      <w:rFonts w:ascii="Times New Roman" w:asciiTheme="majorHAnsi" w:cstheme="majorBidi" w:eastAsia="黑体" w:hAnsi="Times New Roman" w:hAnsiTheme="majorHAnsi"/>
       <w:b/>
       <w:color w:val="1F3864"/>
       <w:spacing w:val="5"/>
@@ -4284,7 +4612,7 @@
     <w:uiPriority w:val="10"/>
     <w:rsid w:val="00FC693F"/>
     <w:rPr>
-      <w:rFonts w:asciiTheme="majorHAnsi" w:cstheme="majorBidi" w:eastAsiaTheme="majorEastAsia" w:hAnsiTheme="majorHAnsi"/>
+      <w:rFonts w:asciiTheme="majorHAnsi" w:cstheme="majorBidi" w:hAnsiTheme="majorHAnsi" w:eastAsia="黑体"/>
       <w:color w:themeColor="text2" w:themeShade="BF" w:val="17365D"/>
       <w:spacing w:val="5"/>
       <w:kern w:val="28"/>
@@ -4306,7 +4634,7 @@
       </w:numPr>
     </w:pPr>
     <w:rPr>
-      <w:rFonts w:asciiTheme="majorHAnsi" w:cstheme="majorBidi" w:eastAsiaTheme="majorEastAsia" w:hAnsiTheme="majorHAnsi"/>
+      <w:rFonts w:asciiTheme="majorHAnsi" w:cstheme="majorBidi" w:hAnsiTheme="majorHAnsi" w:eastAsia="黑体"/>
       <w:i/>
       <w:iCs/>
       <w:color w:themeColor="accent1" w:val="4F81BD"/>
@@ -4322,7 +4650,7 @@
     <w:uiPriority w:val="11"/>
     <w:rsid w:val="00FC693F"/>
     <w:rPr>
-      <w:rFonts w:asciiTheme="majorHAnsi" w:cstheme="majorBidi" w:eastAsiaTheme="majorEastAsia" w:hAnsiTheme="majorHAnsi"/>
+      <w:rFonts w:asciiTheme="majorHAnsi" w:cstheme="majorBidi" w:hAnsiTheme="majorHAnsi" w:eastAsia="黑体"/>
       <w:i/>
       <w:iCs/>
       <w:color w:themeColor="accent1" w:val="4F81BD"/>
@@ -4389,6 +4717,7 @@
       <w:spacing w:after="120"/>
     </w:pPr>
     <w:rPr>
+      <w:rFonts w:eastAsia="黑体"/>
       <w:sz w:val="16"/>
       <w:szCs w:val="16"/>
     </w:rPr>
@@ -4400,6 +4729,7 @@
     <w:uiPriority w:val="99"/>
     <w:rsid w:val="00AA1D8D"/>
     <w:rPr>
+      <w:rFonts w:eastAsia="黑体"/>
       <w:sz w:val="16"/>
       <w:szCs w:val="16"/>
     </w:rPr>
@@ -4569,7 +4899,7 @@
       </w:tabs>
     </w:pPr>
     <w:rPr>
-      <w:rFonts w:ascii="Courier" w:hAnsi="Courier"/>
+      <w:rFonts w:ascii="Courier" w:hAnsi="Courier" w:eastAsia="黑体"/>
       <w:sz w:val="20"/>
       <w:szCs w:val="20"/>
     </w:rPr>
@@ -4581,7 +4911,7 @@
     <w:uiPriority w:val="99"/>
     <w:rsid w:val="0029639D"/>
     <w:rPr>
-      <w:rFonts w:ascii="Courier" w:hAnsi="Courier"/>
+      <w:rFonts w:ascii="Courier" w:hAnsi="Courier" w:eastAsia="黑体"/>
       <w:sz w:val="20"/>
       <w:szCs w:val="20"/>
     </w:rPr>
@@ -4617,6 +4947,7 @@
     <w:uiPriority w:val="29"/>
     <w:rsid w:val="00FC693F"/>
     <w:rPr>
+      <w:rFonts w:eastAsia="黑体"/>
       <w:i/>
       <w:iCs/>
       <w:color w:themeColor="text1" w:val="000000"/>
@@ -4630,7 +4961,7 @@
     <w:semiHidden/>
     <w:rsid w:val="00FC693F"/>
     <w:rPr>
-      <w:rFonts w:asciiTheme="majorHAnsi" w:cstheme="majorBidi" w:eastAsiaTheme="majorEastAsia" w:hAnsiTheme="majorHAnsi"/>
+      <w:rFonts w:asciiTheme="majorHAnsi" w:cstheme="majorBidi" w:hAnsiTheme="majorHAnsi" w:eastAsia="黑体"/>
       <w:b/>
       <w:bCs/>
       <w:i/>
@@ -4646,7 +4977,7 @@
     <w:semiHidden/>
     <w:rsid w:val="00FC693F"/>
     <w:rPr>
-      <w:rFonts w:asciiTheme="majorHAnsi" w:cstheme="majorBidi" w:eastAsiaTheme="majorEastAsia" w:hAnsiTheme="majorHAnsi"/>
+      <w:rFonts w:asciiTheme="majorHAnsi" w:cstheme="majorBidi" w:hAnsiTheme="majorHAnsi" w:eastAsia="黑体"/>
       <w:color w:themeColor="accent1" w:themeShade="7F" w:val="243F60"/>
     </w:rPr>
   </w:style>
@@ -4658,7 +4989,7 @@
     <w:semiHidden/>
     <w:rsid w:val="00FC693F"/>
     <w:rPr>
-      <w:rFonts w:asciiTheme="majorHAnsi" w:cstheme="majorBidi" w:eastAsiaTheme="majorEastAsia" w:hAnsiTheme="majorHAnsi"/>
+      <w:rFonts w:asciiTheme="majorHAnsi" w:cstheme="majorBidi" w:hAnsiTheme="majorHAnsi" w:eastAsia="黑体"/>
       <w:i/>
       <w:iCs/>
       <w:color w:themeColor="accent1" w:themeShade="7F" w:val="243F60"/>
@@ -4672,7 +5003,7 @@
     <w:semiHidden/>
     <w:rsid w:val="00FC693F"/>
     <w:rPr>
-      <w:rFonts w:asciiTheme="majorHAnsi" w:cstheme="majorBidi" w:eastAsiaTheme="majorEastAsia" w:hAnsiTheme="majorHAnsi"/>
+      <w:rFonts w:asciiTheme="majorHAnsi" w:cstheme="majorBidi" w:hAnsiTheme="majorHAnsi" w:eastAsia="黑体"/>
       <w:i/>
       <w:iCs/>
       <w:color w:themeColor="text1" w:themeTint="BF" w:val="404040"/>
@@ -4686,7 +5017,7 @@
     <w:semiHidden/>
     <w:rsid w:val="00FC693F"/>
     <w:rPr>
-      <w:rFonts w:asciiTheme="majorHAnsi" w:cstheme="majorBidi" w:eastAsiaTheme="majorEastAsia" w:hAnsiTheme="majorHAnsi"/>
+      <w:rFonts w:asciiTheme="majorHAnsi" w:cstheme="majorBidi" w:hAnsiTheme="majorHAnsi" w:eastAsia="黑体"/>
       <w:color w:themeColor="accent1" w:val="4F81BD"/>
       <w:sz w:val="20"/>
       <w:szCs w:val="20"/>
@@ -4700,7 +5031,7 @@
     <w:semiHidden/>
     <w:rsid w:val="00FC693F"/>
     <w:rPr>
-      <w:rFonts w:asciiTheme="majorHAnsi" w:cstheme="majorBidi" w:eastAsiaTheme="majorEastAsia" w:hAnsiTheme="majorHAnsi"/>
+      <w:rFonts w:asciiTheme="majorHAnsi" w:cstheme="majorBidi" w:hAnsiTheme="majorHAnsi" w:eastAsia="黑体"/>
       <w:i/>
       <w:iCs/>
       <w:color w:themeColor="text1" w:themeTint="BF" w:val="404040"/>
@@ -4721,6 +5052,7 @@
       <w:spacing w:line="240" w:lineRule="auto"/>
     </w:pPr>
     <w:rPr>
+      <w:rFonts w:eastAsia="黑体"/>
       <w:b/>
       <w:bCs/>
       <w:color w:themeColor="accent1" w:val="4F81BD"/>
@@ -4735,6 +5067,7 @@
     <w:qFormat/>
     <w:rsid w:val="00FC693F"/>
     <w:rPr>
+      <w:rFonts w:eastAsia="黑体"/>
       <w:b/>
       <w:bCs/>
     </w:rPr>
@@ -4746,6 +5079,7 @@
     <w:qFormat/>
     <w:rsid w:val="00FC693F"/>
     <w:rPr>
+      <w:rFonts w:eastAsia="黑体"/>
       <w:i/>
       <w:iCs/>
     </w:rPr>
@@ -4766,6 +5100,7 @@
       <w:ind w:left="936" w:right="936"/>
     </w:pPr>
     <w:rPr>
+      <w:rFonts w:eastAsia="黑体"/>
       <w:b/>
       <w:bCs/>
       <w:i/>
@@ -4780,6 +5115,7 @@
     <w:uiPriority w:val="30"/>
     <w:rsid w:val="00FC693F"/>
     <w:rPr>
+      <w:rFonts w:eastAsia="黑体"/>
       <w:b/>
       <w:bCs/>
       <w:i/>
@@ -4794,6 +5130,7 @@
     <w:qFormat/>
     <w:rsid w:val="00FC693F"/>
     <w:rPr>
+      <w:rFonts w:eastAsia="黑体"/>
       <w:i/>
       <w:iCs/>
       <w:color w:themeColor="text1" w:themeTint="7F" w:val="808080"/>
@@ -4806,6 +5143,7 @@
     <w:qFormat/>
     <w:rsid w:val="00FC693F"/>
     <w:rPr>
+      <w:rFonts w:eastAsia="黑体"/>
       <w:b/>
       <w:bCs/>
       <w:i/>
@@ -4820,6 +5158,7 @@
     <w:qFormat/>
     <w:rsid w:val="00FC693F"/>
     <w:rPr>
+      <w:rFonts w:eastAsia="黑体"/>
       <w:smallCaps/>
       <w:color w:themeColor="accent2" w:val="C0504D"/>
       <w:u w:val="single"/>
@@ -4832,6 +5171,7 @@
     <w:qFormat/>
     <w:rsid w:val="00FC693F"/>
     <w:rPr>
+      <w:rFonts w:eastAsia="黑体"/>
       <w:b/>
       <w:bCs/>
       <w:smallCaps/>
@@ -4847,6 +5187,7 @@
     <w:qFormat/>
     <w:rsid w:val="00FC693F"/>
     <w:rPr>
+      <w:rFonts w:eastAsia="黑体"/>
       <w:b/>
       <w:bCs/>
       <w:smallCaps/>
@@ -4901,6 +5242,7 @@
       <w:spacing w:after="0" w:line="240" w:lineRule="auto"/>
     </w:pPr>
     <w:rPr>
+      <w:rFonts w:eastAsia="黑体"/>
       <w:color w:themeColor="text1" w:themeShade="BF" w:val="000000"/>
     </w:rPr>
     <w:tblPr>
@@ -4923,6 +5265,7 @@
         <w:spacing w:after="0" w:before="0" w:line="240" w:lineRule="auto"/>
       </w:pPr>
       <w:rPr>
+        <w:rFonts w:eastAsia="黑体"/>
         <w:b/>
         <w:bCs/>
       </w:rPr>
@@ -4943,6 +5286,7 @@
         <w:spacing w:after="0" w:before="0" w:line="240" w:lineRule="auto"/>
       </w:pPr>
       <w:rPr>
+        <w:rFonts w:eastAsia="黑体"/>
         <w:b/>
         <w:bCs/>
       </w:rPr>
@@ -4960,12 +5304,14 @@
     </w:tblStylePr>
     <w:tblStylePr w:type="firstCol">
       <w:rPr>
+        <w:rFonts w:eastAsia="黑体"/>
         <w:b/>
         <w:bCs/>
       </w:rPr>
     </w:tblStylePr>
     <w:tblStylePr w:type="lastCol">
       <w:rPr>
+        <w:rFonts w:eastAsia="黑体"/>
         <w:b/>
         <w:bCs/>
       </w:rPr>
@@ -5004,6 +5350,7 @@
       <w:spacing w:after="0" w:line="240" w:lineRule="auto"/>
     </w:pPr>
     <w:rPr>
+      <w:rFonts w:eastAsia="黑体"/>
       <w:color w:themeColor="accent1" w:themeShade="BF" w:val="365F91"/>
     </w:rPr>
     <w:tblPr>
@@ -5026,6 +5373,7 @@
         <w:spacing w:after="0" w:before="0" w:line="240" w:lineRule="auto"/>
       </w:pPr>
       <w:rPr>
+        <w:rFonts w:eastAsia="黑体"/>
         <w:b/>
         <w:bCs/>
       </w:rPr>
@@ -5046,6 +5394,7 @@
         <w:spacing w:after="0" w:before="0" w:line="240" w:lineRule="auto"/>
       </w:pPr>
       <w:rPr>
+        <w:rFonts w:eastAsia="黑体"/>
         <w:b/>
         <w:bCs/>
       </w:rPr>
@@ -5063,12 +5412,14 @@
     </w:tblStylePr>
     <w:tblStylePr w:type="firstCol">
       <w:rPr>
+        <w:rFonts w:eastAsia="黑体"/>
         <w:b/>
         <w:bCs/>
       </w:rPr>
     </w:tblStylePr>
     <w:tblStylePr w:type="lastCol">
       <w:rPr>
+        <w:rFonts w:eastAsia="黑体"/>
         <w:b/>
         <w:bCs/>
       </w:rPr>
@@ -5107,6 +5458,7 @@
       <w:spacing w:after="0" w:line="240" w:lineRule="auto"/>
     </w:pPr>
     <w:rPr>
+      <w:rFonts w:eastAsia="黑体"/>
       <w:color w:themeColor="accent2" w:themeShade="BF" w:val="943634"/>
     </w:rPr>
     <w:tblPr>
@@ -5129,6 +5481,7 @@
         <w:spacing w:after="0" w:before="0" w:line="240" w:lineRule="auto"/>
       </w:pPr>
       <w:rPr>
+        <w:rFonts w:eastAsia="黑体"/>
         <w:b/>
         <w:bCs/>
       </w:rPr>
@@ -5149,6 +5502,7 @@
         <w:spacing w:after="0" w:before="0" w:line="240" w:lineRule="auto"/>
       </w:pPr>
       <w:rPr>
+        <w:rFonts w:eastAsia="黑体"/>
         <w:b/>
         <w:bCs/>
       </w:rPr>
@@ -5166,12 +5520,14 @@
     </w:tblStylePr>
     <w:tblStylePr w:type="firstCol">
       <w:rPr>
+        <w:rFonts w:eastAsia="黑体"/>
         <w:b/>
         <w:bCs/>
       </w:rPr>
     </w:tblStylePr>
     <w:tblStylePr w:type="lastCol">
       <w:rPr>
+        <w:rFonts w:eastAsia="黑体"/>
         <w:b/>
         <w:bCs/>
       </w:rPr>
@@ -5210,6 +5566,7 @@
       <w:spacing w:after="0" w:line="240" w:lineRule="auto"/>
     </w:pPr>
     <w:rPr>
+      <w:rFonts w:eastAsia="黑体"/>
       <w:color w:themeColor="accent3" w:themeShade="BF" w:val="76923C"/>
     </w:rPr>
     <w:tblPr>
@@ -5232,6 +5589,7 @@
         <w:spacing w:after="0" w:before="0" w:line="240" w:lineRule="auto"/>
       </w:pPr>
       <w:rPr>
+        <w:rFonts w:eastAsia="黑体"/>
         <w:b/>
         <w:bCs/>
       </w:rPr>
@@ -5252,6 +5610,7 @@
         <w:spacing w:after="0" w:before="0" w:line="240" w:lineRule="auto"/>
       </w:pPr>
       <w:rPr>
+        <w:rFonts w:eastAsia="黑体"/>
         <w:b/>
         <w:bCs/>
       </w:rPr>
@@ -5269,12 +5628,14 @@
     </w:tblStylePr>
     <w:tblStylePr w:type="firstCol">
       <w:rPr>
+        <w:rFonts w:eastAsia="黑体"/>
         <w:b/>
         <w:bCs/>
       </w:rPr>
     </w:tblStylePr>
     <w:tblStylePr w:type="lastCol">
       <w:rPr>
+        <w:rFonts w:eastAsia="黑体"/>
         <w:b/>
         <w:bCs/>
       </w:rPr>
@@ -5313,6 +5674,7 @@
       <w:spacing w:after="0" w:line="240" w:lineRule="auto"/>
     </w:pPr>
     <w:rPr>
+      <w:rFonts w:eastAsia="黑体"/>
       <w:color w:themeColor="accent4" w:themeShade="BF" w:val="5F497A"/>
     </w:rPr>
     <w:tblPr>
@@ -5335,6 +5697,7 @@
         <w:spacing w:after="0" w:before="0" w:line="240" w:lineRule="auto"/>
       </w:pPr>
       <w:rPr>
+        <w:rFonts w:eastAsia="黑体"/>
         <w:b/>
         <w:bCs/>
       </w:rPr>
@@ -5355,6 +5718,7 @@
         <w:spacing w:after="0" w:before="0" w:line="240" w:lineRule="auto"/>
       </w:pPr>
       <w:rPr>
+        <w:rFonts w:eastAsia="黑体"/>
         <w:b/>
         <w:bCs/>
       </w:rPr>
@@ -5372,12 +5736,14 @@
     </w:tblStylePr>
     <w:tblStylePr w:type="firstCol">
       <w:rPr>
+        <w:rFonts w:eastAsia="黑体"/>
         <w:b/>
         <w:bCs/>
       </w:rPr>
     </w:tblStylePr>
     <w:tblStylePr w:type="lastCol">
       <w:rPr>
+        <w:rFonts w:eastAsia="黑体"/>
         <w:b/>
         <w:bCs/>
       </w:rPr>
@@ -5416,6 +5782,7 @@
       <w:spacing w:after="0" w:line="240" w:lineRule="auto"/>
     </w:pPr>
     <w:rPr>
+      <w:rFonts w:eastAsia="黑体"/>
       <w:color w:themeColor="accent5" w:themeShade="BF" w:val="31849B"/>
     </w:rPr>
     <w:tblPr>
@@ -5438,6 +5805,7 @@
         <w:spacing w:after="0" w:before="0" w:line="240" w:lineRule="auto"/>
       </w:pPr>
       <w:rPr>
+        <w:rFonts w:eastAsia="黑体"/>
         <w:b/>
         <w:bCs/>
       </w:rPr>
@@ -5458,6 +5826,7 @@
         <w:spacing w:after="0" w:before="0" w:line="240" w:lineRule="auto"/>
       </w:pPr>
       <w:rPr>
+        <w:rFonts w:eastAsia="黑体"/>
         <w:b/>
         <w:bCs/>
       </w:rPr>
@@ -5475,12 +5844,14 @@
     </w:tblStylePr>
     <w:tblStylePr w:type="firstCol">
       <w:rPr>
+        <w:rFonts w:eastAsia="黑体"/>
         <w:b/>
         <w:bCs/>
       </w:rPr>
     </w:tblStylePr>
     <w:tblStylePr w:type="lastCol">
       <w:rPr>
+        <w:rFonts w:eastAsia="黑体"/>
         <w:b/>
         <w:bCs/>
       </w:rPr>
@@ -5519,6 +5890,7 @@
       <w:spacing w:after="0" w:line="240" w:lineRule="auto"/>
     </w:pPr>
     <w:rPr>
+      <w:rFonts w:eastAsia="黑体"/>
       <w:color w:themeColor="accent6" w:themeShade="BF" w:val="E36C0A"/>
     </w:rPr>
     <w:tblPr>
@@ -5541,6 +5913,7 @@
         <w:spacing w:after="0" w:before="0" w:line="240" w:lineRule="auto"/>
       </w:pPr>
       <w:rPr>
+        <w:rFonts w:eastAsia="黑体"/>
         <w:b/>
         <w:bCs/>
       </w:rPr>
@@ -5561,6 +5934,7 @@
         <w:spacing w:after="0" w:before="0" w:line="240" w:lineRule="auto"/>
       </w:pPr>
       <w:rPr>
+        <w:rFonts w:eastAsia="黑体"/>
         <w:b/>
         <w:bCs/>
       </w:rPr>
@@ -5578,12 +5952,14 @@
     </w:tblStylePr>
     <w:tblStylePr w:type="firstCol">
       <w:rPr>
+        <w:rFonts w:eastAsia="黑体"/>
         <w:b/>
         <w:bCs/>
       </w:rPr>
     </w:tblStylePr>
     <w:tblStylePr w:type="lastCol">
       <w:rPr>
+        <w:rFonts w:eastAsia="黑体"/>
         <w:b/>
         <w:bCs/>
       </w:rPr>
@@ -5643,6 +6019,7 @@
         <w:spacing w:after="0" w:before="0" w:line="240" w:lineRule="auto"/>
       </w:pPr>
       <w:rPr>
+        <w:rFonts w:eastAsia="黑体"/>
         <w:b/>
         <w:bCs/>
         <w:color w:themeColor="background1" w:val="FFFFFF"/>
@@ -5657,6 +6034,7 @@
         <w:spacing w:after="0" w:before="0" w:line="240" w:lineRule="auto"/>
       </w:pPr>
       <w:rPr>
+        <w:rFonts w:eastAsia="黑体"/>
         <w:b/>
         <w:bCs/>
       </w:rPr>
@@ -5672,12 +6050,14 @@
     </w:tblStylePr>
     <w:tblStylePr w:type="firstCol">
       <w:rPr>
+        <w:rFonts w:eastAsia="黑体"/>
         <w:b/>
         <w:bCs/>
       </w:rPr>
     </w:tblStylePr>
     <w:tblStylePr w:type="lastCol">
       <w:rPr>
+        <w:rFonts w:eastAsia="黑体"/>
         <w:b/>
         <w:bCs/>
       </w:rPr>
@@ -5735,6 +6115,7 @@
         <w:spacing w:after="0" w:before="0" w:line="240" w:lineRule="auto"/>
       </w:pPr>
       <w:rPr>
+        <w:rFonts w:eastAsia="黑体"/>
         <w:b/>
         <w:bCs/>
         <w:color w:themeColor="background1" w:val="FFFFFF"/>
@@ -5749,6 +6130,7 @@
         <w:spacing w:after="0" w:before="0" w:line="240" w:lineRule="auto"/>
       </w:pPr>
       <w:rPr>
+        <w:rFonts w:eastAsia="黑体"/>
         <w:b/>
         <w:bCs/>
       </w:rPr>
@@ -5764,12 +6146,14 @@
     </w:tblStylePr>
     <w:tblStylePr w:type="firstCol">
       <w:rPr>
+        <w:rFonts w:eastAsia="黑体"/>
         <w:b/>
         <w:bCs/>
       </w:rPr>
     </w:tblStylePr>
     <w:tblStylePr w:type="lastCol">
       <w:rPr>
+        <w:rFonts w:eastAsia="黑体"/>
         <w:b/>
         <w:bCs/>
       </w:rPr>
@@ -5827,6 +6211,7 @@
         <w:spacing w:after="0" w:before="0" w:line="240" w:lineRule="auto"/>
       </w:pPr>
       <w:rPr>
+        <w:rFonts w:eastAsia="黑体"/>
         <w:b/>
         <w:bCs/>
         <w:color w:themeColor="background1" w:val="FFFFFF"/>
@@ -5841,6 +6226,7 @@
         <w:spacing w:after="0" w:before="0" w:line="240" w:lineRule="auto"/>
       </w:pPr>
       <w:rPr>
+        <w:rFonts w:eastAsia="黑体"/>
         <w:b/>
         <w:bCs/>
       </w:rPr>
@@ -5856,12 +6242,14 @@
     </w:tblStylePr>
     <w:tblStylePr w:type="firstCol">
       <w:rPr>
+        <w:rFonts w:eastAsia="黑体"/>
         <w:b/>
         <w:bCs/>
       </w:rPr>
     </w:tblStylePr>
     <w:tblStylePr w:type="lastCol">
       <w:rPr>
+        <w:rFonts w:eastAsia="黑体"/>
         <w:b/>
         <w:bCs/>
       </w:rPr>
@@ -5919,6 +6307,7 @@
         <w:spacing w:after="0" w:before="0" w:line="240" w:lineRule="auto"/>
       </w:pPr>
       <w:rPr>
+        <w:rFonts w:eastAsia="黑体"/>
         <w:b/>
         <w:bCs/>
         <w:color w:themeColor="background1" w:val="FFFFFF"/>
@@ -5933,6 +6322,7 @@
         <w:spacing w:after="0" w:before="0" w:line="240" w:lineRule="auto"/>
       </w:pPr>
       <w:rPr>
+        <w:rFonts w:eastAsia="黑体"/>
         <w:b/>
         <w:bCs/>
       </w:rPr>
@@ -5948,12 +6338,14 @@
     </w:tblStylePr>
     <w:tblStylePr w:type="firstCol">
       <w:rPr>
+        <w:rFonts w:eastAsia="黑体"/>
         <w:b/>
         <w:bCs/>
       </w:rPr>
     </w:tblStylePr>
     <w:tblStylePr w:type="lastCol">
       <w:rPr>
+        <w:rFonts w:eastAsia="黑体"/>
         <w:b/>
         <w:bCs/>
       </w:rPr>
@@ -6011,6 +6403,7 @@
         <w:spacing w:after="0" w:before="0" w:line="240" w:lineRule="auto"/>
       </w:pPr>
       <w:rPr>
+        <w:rFonts w:eastAsia="黑体"/>
         <w:b/>
         <w:bCs/>
         <w:color w:themeColor="background1" w:val="FFFFFF"/>
@@ -6025,6 +6418,7 @@
         <w:spacing w:after="0" w:before="0" w:line="240" w:lineRule="auto"/>
       </w:pPr>
       <w:rPr>
+        <w:rFonts w:eastAsia="黑体"/>
         <w:b/>
         <w:bCs/>
       </w:rPr>
@@ -6040,12 +6434,14 @@
     </w:tblStylePr>
     <w:tblStylePr w:type="firstCol">
       <w:rPr>
+        <w:rFonts w:eastAsia="黑体"/>
         <w:b/>
         <w:bCs/>
       </w:rPr>
     </w:tblStylePr>
     <w:tblStylePr w:type="lastCol">
       <w:rPr>
+        <w:rFonts w:eastAsia="黑体"/>
         <w:b/>
         <w:bCs/>
       </w:rPr>
@@ -6103,6 +6499,7 @@
         <w:spacing w:after="0" w:before="0" w:line="240" w:lineRule="auto"/>
       </w:pPr>
       <w:rPr>
+        <w:rFonts w:eastAsia="黑体"/>
         <w:b/>
         <w:bCs/>
         <w:color w:themeColor="background1" w:val="FFFFFF"/>
@@ -6117,6 +6514,7 @@
         <w:spacing w:after="0" w:before="0" w:line="240" w:lineRule="auto"/>
       </w:pPr>
       <w:rPr>
+        <w:rFonts w:eastAsia="黑体"/>
         <w:b/>
         <w:bCs/>
       </w:rPr>
@@ -6132,12 +6530,14 @@
     </w:tblStylePr>
     <w:tblStylePr w:type="firstCol">
       <w:rPr>
+        <w:rFonts w:eastAsia="黑体"/>
         <w:b/>
         <w:bCs/>
       </w:rPr>
     </w:tblStylePr>
     <w:tblStylePr w:type="lastCol">
       <w:rPr>
+        <w:rFonts w:eastAsia="黑体"/>
         <w:b/>
         <w:bCs/>
       </w:rPr>
@@ -6195,6 +6595,7 @@
         <w:spacing w:after="0" w:before="0" w:line="240" w:lineRule="auto"/>
       </w:pPr>
       <w:rPr>
+        <w:rFonts w:eastAsia="黑体"/>
         <w:b/>
         <w:bCs/>
         <w:color w:themeColor="background1" w:val="FFFFFF"/>
@@ -6209,6 +6610,7 @@
         <w:spacing w:after="0" w:before="0" w:line="240" w:lineRule="auto"/>
       </w:pPr>
       <w:rPr>
+        <w:rFonts w:eastAsia="黑体"/>
         <w:b/>
         <w:bCs/>
       </w:rPr>
@@ -6224,12 +6626,14 @@
     </w:tblStylePr>
     <w:tblStylePr w:type="firstCol">
       <w:rPr>
+        <w:rFonts w:eastAsia="黑体"/>
         <w:b/>
         <w:bCs/>
       </w:rPr>
     </w:tblStylePr>
     <w:tblStylePr w:type="lastCol">
       <w:rPr>
+        <w:rFonts w:eastAsia="黑体"/>
         <w:b/>
         <w:bCs/>
       </w:rPr>
@@ -6289,7 +6693,7 @@
         <w:spacing w:after="0" w:before="0" w:line="240" w:lineRule="auto"/>
       </w:pPr>
       <w:rPr>
-        <w:rFonts w:asciiTheme="majorHAnsi" w:cstheme="majorBidi" w:eastAsiaTheme="majorEastAsia" w:hAnsiTheme="majorHAnsi"/>
+        <w:rFonts w:asciiTheme="majorHAnsi" w:cstheme="majorBidi" w:hAnsiTheme="majorHAnsi" w:eastAsia="黑体"/>
         <w:b/>
         <w:bCs/>
       </w:rPr>
@@ -6310,7 +6714,7 @@
         <w:spacing w:after="0" w:before="0" w:line="240" w:lineRule="auto"/>
       </w:pPr>
       <w:rPr>
-        <w:rFonts w:asciiTheme="majorHAnsi" w:cstheme="majorBidi" w:eastAsiaTheme="majorEastAsia" w:hAnsiTheme="majorHAnsi"/>
+        <w:rFonts w:asciiTheme="majorHAnsi" w:cstheme="majorBidi" w:hAnsiTheme="majorHAnsi" w:eastAsia="黑体"/>
         <w:b/>
         <w:bCs/>
       </w:rPr>
@@ -6328,14 +6732,14 @@
     </w:tblStylePr>
     <w:tblStylePr w:type="firstCol">
       <w:rPr>
-        <w:rFonts w:asciiTheme="majorHAnsi" w:cstheme="majorBidi" w:eastAsiaTheme="majorEastAsia" w:hAnsiTheme="majorHAnsi"/>
+        <w:rFonts w:asciiTheme="majorHAnsi" w:cstheme="majorBidi" w:hAnsiTheme="majorHAnsi" w:eastAsia="黑体"/>
         <w:b/>
         <w:bCs/>
       </w:rPr>
     </w:tblStylePr>
     <w:tblStylePr w:type="lastCol">
       <w:rPr>
-        <w:rFonts w:asciiTheme="majorHAnsi" w:cstheme="majorBidi" w:eastAsiaTheme="majorEastAsia" w:hAnsiTheme="majorHAnsi"/>
+        <w:rFonts w:asciiTheme="majorHAnsi" w:cstheme="majorBidi" w:hAnsiTheme="majorHAnsi" w:eastAsia="黑体"/>
         <w:b/>
         <w:bCs/>
       </w:rPr>
@@ -6419,7 +6823,7 @@
         <w:spacing w:after="0" w:before="0" w:line="240" w:lineRule="auto"/>
       </w:pPr>
       <w:rPr>
-        <w:rFonts w:asciiTheme="majorHAnsi" w:cstheme="majorBidi" w:eastAsiaTheme="majorEastAsia" w:hAnsiTheme="majorHAnsi"/>
+        <w:rFonts w:asciiTheme="majorHAnsi" w:cstheme="majorBidi" w:hAnsiTheme="majorHAnsi" w:eastAsia="黑体"/>
         <w:b/>
         <w:bCs/>
       </w:rPr>
@@ -6440,7 +6844,7 @@
         <w:spacing w:after="0" w:before="0" w:line="240" w:lineRule="auto"/>
       </w:pPr>
       <w:rPr>
-        <w:rFonts w:asciiTheme="majorHAnsi" w:cstheme="majorBidi" w:eastAsiaTheme="majorEastAsia" w:hAnsiTheme="majorHAnsi"/>
+        <w:rFonts w:asciiTheme="majorHAnsi" w:cstheme="majorBidi" w:hAnsiTheme="majorHAnsi" w:eastAsia="黑体"/>
         <w:b/>
         <w:bCs/>
       </w:rPr>
@@ -6458,14 +6862,14 @@
     </w:tblStylePr>
     <w:tblStylePr w:type="firstCol">
       <w:rPr>
-        <w:rFonts w:asciiTheme="majorHAnsi" w:cstheme="majorBidi" w:eastAsiaTheme="majorEastAsia" w:hAnsiTheme="majorHAnsi"/>
+        <w:rFonts w:asciiTheme="majorHAnsi" w:cstheme="majorBidi" w:hAnsiTheme="majorHAnsi" w:eastAsia="黑体"/>
         <w:b/>
         <w:bCs/>
       </w:rPr>
     </w:tblStylePr>
     <w:tblStylePr w:type="lastCol">
       <w:rPr>
-        <w:rFonts w:asciiTheme="majorHAnsi" w:cstheme="majorBidi" w:eastAsiaTheme="majorEastAsia" w:hAnsiTheme="majorHAnsi"/>
+        <w:rFonts w:asciiTheme="majorHAnsi" w:cstheme="majorBidi" w:hAnsiTheme="majorHAnsi" w:eastAsia="黑体"/>
         <w:b/>
         <w:bCs/>
       </w:rPr>
@@ -6549,7 +6953,7 @@
         <w:spacing w:after="0" w:before="0" w:line="240" w:lineRule="auto"/>
       </w:pPr>
       <w:rPr>
-        <w:rFonts w:asciiTheme="majorHAnsi" w:cstheme="majorBidi" w:eastAsiaTheme="majorEastAsia" w:hAnsiTheme="majorHAnsi"/>
+        <w:rFonts w:asciiTheme="majorHAnsi" w:cstheme="majorBidi" w:hAnsiTheme="majorHAnsi" w:eastAsia="黑体"/>
         <w:b/>
         <w:bCs/>
       </w:rPr>
@@ -6570,7 +6974,7 @@
         <w:spacing w:after="0" w:before="0" w:line="240" w:lineRule="auto"/>
       </w:pPr>
       <w:rPr>
-        <w:rFonts w:asciiTheme="majorHAnsi" w:cstheme="majorBidi" w:eastAsiaTheme="majorEastAsia" w:hAnsiTheme="majorHAnsi"/>
+        <w:rFonts w:asciiTheme="majorHAnsi" w:cstheme="majorBidi" w:hAnsiTheme="majorHAnsi" w:eastAsia="黑体"/>
         <w:b/>
         <w:bCs/>
       </w:rPr>
@@ -6588,14 +6992,14 @@
     </w:tblStylePr>
     <w:tblStylePr w:type="firstCol">
       <w:rPr>
-        <w:rFonts w:asciiTheme="majorHAnsi" w:cstheme="majorBidi" w:eastAsiaTheme="majorEastAsia" w:hAnsiTheme="majorHAnsi"/>
+        <w:rFonts w:asciiTheme="majorHAnsi" w:cstheme="majorBidi" w:hAnsiTheme="majorHAnsi" w:eastAsia="黑体"/>
         <w:b/>
         <w:bCs/>
       </w:rPr>
     </w:tblStylePr>
     <w:tblStylePr w:type="lastCol">
       <w:rPr>
-        <w:rFonts w:asciiTheme="majorHAnsi" w:cstheme="majorBidi" w:eastAsiaTheme="majorEastAsia" w:hAnsiTheme="majorHAnsi"/>
+        <w:rFonts w:asciiTheme="majorHAnsi" w:cstheme="majorBidi" w:hAnsiTheme="majorHAnsi" w:eastAsia="黑体"/>
         <w:b/>
         <w:bCs/>
       </w:rPr>
@@ -6679,7 +7083,7 @@
         <w:spacing w:after="0" w:before="0" w:line="240" w:lineRule="auto"/>
       </w:pPr>
       <w:rPr>
-        <w:rFonts w:asciiTheme="majorHAnsi" w:cstheme="majorBidi" w:eastAsiaTheme="majorEastAsia" w:hAnsiTheme="majorHAnsi"/>
+        <w:rFonts w:asciiTheme="majorHAnsi" w:cstheme="majorBidi" w:hAnsiTheme="majorHAnsi" w:eastAsia="黑体"/>
         <w:b/>
         <w:bCs/>
       </w:rPr>
@@ -6700,7 +7104,7 @@
         <w:spacing w:after="0" w:before="0" w:line="240" w:lineRule="auto"/>
       </w:pPr>
       <w:rPr>
-        <w:rFonts w:asciiTheme="majorHAnsi" w:cstheme="majorBidi" w:eastAsiaTheme="majorEastAsia" w:hAnsiTheme="majorHAnsi"/>
+        <w:rFonts w:asciiTheme="majorHAnsi" w:cstheme="majorBidi" w:hAnsiTheme="majorHAnsi" w:eastAsia="黑体"/>
         <w:b/>
         <w:bCs/>
       </w:rPr>
@@ -6718,14 +7122,14 @@
     </w:tblStylePr>
     <w:tblStylePr w:type="firstCol">
       <w:rPr>
-        <w:rFonts w:asciiTheme="majorHAnsi" w:cstheme="majorBidi" w:eastAsiaTheme="majorEastAsia" w:hAnsiTheme="majorHAnsi"/>
+        <w:rFonts w:asciiTheme="majorHAnsi" w:cstheme="majorBidi" w:hAnsiTheme="majorHAnsi" w:eastAsia="黑体"/>
         <w:b/>
         <w:bCs/>
       </w:rPr>
     </w:tblStylePr>
     <w:tblStylePr w:type="lastCol">
       <w:rPr>
-        <w:rFonts w:asciiTheme="majorHAnsi" w:cstheme="majorBidi" w:eastAsiaTheme="majorEastAsia" w:hAnsiTheme="majorHAnsi"/>
+        <w:rFonts w:asciiTheme="majorHAnsi" w:cstheme="majorBidi" w:hAnsiTheme="majorHAnsi" w:eastAsia="黑体"/>
         <w:b/>
         <w:bCs/>
       </w:rPr>
@@ -6809,7 +7213,7 @@
         <w:spacing w:after="0" w:before="0" w:line="240" w:lineRule="auto"/>
       </w:pPr>
       <w:rPr>
-        <w:rFonts w:asciiTheme="majorHAnsi" w:cstheme="majorBidi" w:eastAsiaTheme="majorEastAsia" w:hAnsiTheme="majorHAnsi"/>
+        <w:rFonts w:asciiTheme="majorHAnsi" w:cstheme="majorBidi" w:hAnsiTheme="majorHAnsi" w:eastAsia="黑体"/>
         <w:b/>
         <w:bCs/>
       </w:rPr>
@@ -6830,7 +7234,7 @@
         <w:spacing w:after="0" w:before="0" w:line="240" w:lineRule="auto"/>
       </w:pPr>
       <w:rPr>
-        <w:rFonts w:asciiTheme="majorHAnsi" w:cstheme="majorBidi" w:eastAsiaTheme="majorEastAsia" w:hAnsiTheme="majorHAnsi"/>
+        <w:rFonts w:asciiTheme="majorHAnsi" w:cstheme="majorBidi" w:hAnsiTheme="majorHAnsi" w:eastAsia="黑体"/>
         <w:b/>
         <w:bCs/>
       </w:rPr>
@@ -6848,14 +7252,14 @@
     </w:tblStylePr>
     <w:tblStylePr w:type="firstCol">
       <w:rPr>
-        <w:rFonts w:asciiTheme="majorHAnsi" w:cstheme="majorBidi" w:eastAsiaTheme="majorEastAsia" w:hAnsiTheme="majorHAnsi"/>
+        <w:rFonts w:asciiTheme="majorHAnsi" w:cstheme="majorBidi" w:hAnsiTheme="majorHAnsi" w:eastAsia="黑体"/>
         <w:b/>
         <w:bCs/>
       </w:rPr>
     </w:tblStylePr>
     <w:tblStylePr w:type="lastCol">
       <w:rPr>
-        <w:rFonts w:asciiTheme="majorHAnsi" w:cstheme="majorBidi" w:eastAsiaTheme="majorEastAsia" w:hAnsiTheme="majorHAnsi"/>
+        <w:rFonts w:asciiTheme="majorHAnsi" w:cstheme="majorBidi" w:hAnsiTheme="majorHAnsi" w:eastAsia="黑体"/>
         <w:b/>
         <w:bCs/>
       </w:rPr>
@@ -6939,7 +7343,7 @@
         <w:spacing w:after="0" w:before="0" w:line="240" w:lineRule="auto"/>
       </w:pPr>
       <w:rPr>
-        <w:rFonts w:asciiTheme="majorHAnsi" w:cstheme="majorBidi" w:eastAsiaTheme="majorEastAsia" w:hAnsiTheme="majorHAnsi"/>
+        <w:rFonts w:asciiTheme="majorHAnsi" w:cstheme="majorBidi" w:hAnsiTheme="majorHAnsi" w:eastAsia="黑体"/>
         <w:b/>
         <w:bCs/>
       </w:rPr>
@@ -6960,7 +7364,7 @@
         <w:spacing w:after="0" w:before="0" w:line="240" w:lineRule="auto"/>
       </w:pPr>
       <w:rPr>
-        <w:rFonts w:asciiTheme="majorHAnsi" w:cstheme="majorBidi" w:eastAsiaTheme="majorEastAsia" w:hAnsiTheme="majorHAnsi"/>
+        <w:rFonts w:asciiTheme="majorHAnsi" w:cstheme="majorBidi" w:hAnsiTheme="majorHAnsi" w:eastAsia="黑体"/>
         <w:b/>
         <w:bCs/>
       </w:rPr>
@@ -6978,14 +7382,14 @@
     </w:tblStylePr>
     <w:tblStylePr w:type="firstCol">
       <w:rPr>
-        <w:rFonts w:asciiTheme="majorHAnsi" w:cstheme="majorBidi" w:eastAsiaTheme="majorEastAsia" w:hAnsiTheme="majorHAnsi"/>
+        <w:rFonts w:asciiTheme="majorHAnsi" w:cstheme="majorBidi" w:hAnsiTheme="majorHAnsi" w:eastAsia="黑体"/>
         <w:b/>
         <w:bCs/>
       </w:rPr>
     </w:tblStylePr>
     <w:tblStylePr w:type="lastCol">
       <w:rPr>
-        <w:rFonts w:asciiTheme="majorHAnsi" w:cstheme="majorBidi" w:eastAsiaTheme="majorEastAsia" w:hAnsiTheme="majorHAnsi"/>
+        <w:rFonts w:asciiTheme="majorHAnsi" w:cstheme="majorBidi" w:hAnsiTheme="majorHAnsi" w:eastAsia="黑体"/>
         <w:b/>
         <w:bCs/>
       </w:rPr>
@@ -7069,7 +7473,7 @@
         <w:spacing w:after="0" w:before="0" w:line="240" w:lineRule="auto"/>
       </w:pPr>
       <w:rPr>
-        <w:rFonts w:asciiTheme="majorHAnsi" w:cstheme="majorBidi" w:eastAsiaTheme="majorEastAsia" w:hAnsiTheme="majorHAnsi"/>
+        <w:rFonts w:asciiTheme="majorHAnsi" w:cstheme="majorBidi" w:hAnsiTheme="majorHAnsi" w:eastAsia="黑体"/>
         <w:b/>
         <w:bCs/>
       </w:rPr>
@@ -7090,7 +7494,7 @@
         <w:spacing w:after="0" w:before="0" w:line="240" w:lineRule="auto"/>
       </w:pPr>
       <w:rPr>
-        <w:rFonts w:asciiTheme="majorHAnsi" w:cstheme="majorBidi" w:eastAsiaTheme="majorEastAsia" w:hAnsiTheme="majorHAnsi"/>
+        <w:rFonts w:asciiTheme="majorHAnsi" w:cstheme="majorBidi" w:hAnsiTheme="majorHAnsi" w:eastAsia="黑体"/>
         <w:b/>
         <w:bCs/>
       </w:rPr>
@@ -7108,14 +7512,14 @@
     </w:tblStylePr>
     <w:tblStylePr w:type="firstCol">
       <w:rPr>
-        <w:rFonts w:asciiTheme="majorHAnsi" w:cstheme="majorBidi" w:eastAsiaTheme="majorEastAsia" w:hAnsiTheme="majorHAnsi"/>
+        <w:rFonts w:asciiTheme="majorHAnsi" w:cstheme="majorBidi" w:hAnsiTheme="majorHAnsi" w:eastAsia="黑体"/>
         <w:b/>
         <w:bCs/>
       </w:rPr>
     </w:tblStylePr>
     <w:tblStylePr w:type="lastCol">
       <w:rPr>
-        <w:rFonts w:asciiTheme="majorHAnsi" w:cstheme="majorBidi" w:eastAsiaTheme="majorEastAsia" w:hAnsiTheme="majorHAnsi"/>
+        <w:rFonts w:asciiTheme="majorHAnsi" w:cstheme="majorBidi" w:hAnsiTheme="majorHAnsi" w:eastAsia="黑体"/>
         <w:b/>
         <w:bCs/>
       </w:rPr>
@@ -7198,6 +7602,7 @@
         <w:spacing w:after="0" w:before="0" w:line="240" w:lineRule="auto"/>
       </w:pPr>
       <w:rPr>
+        <w:rFonts w:eastAsia="黑体"/>
         <w:b/>
         <w:bCs/>
         <w:color w:themeColor="background1" w:val="FFFFFF"/>
@@ -7220,6 +7625,7 @@
         <w:spacing w:after="0" w:before="0" w:line="240" w:lineRule="auto"/>
       </w:pPr>
       <w:rPr>
+        <w:rFonts w:eastAsia="黑体"/>
         <w:b/>
         <w:bCs/>
       </w:rPr>
@@ -7237,12 +7643,14 @@
     </w:tblStylePr>
     <w:tblStylePr w:type="firstCol">
       <w:rPr>
+        <w:rFonts w:eastAsia="黑体"/>
         <w:b/>
         <w:bCs/>
       </w:rPr>
     </w:tblStylePr>
     <w:tblStylePr w:type="lastCol">
       <w:rPr>
+        <w:rFonts w:eastAsia="黑体"/>
         <w:b/>
         <w:bCs/>
       </w:rPr>
@@ -7304,6 +7712,7 @@
         <w:spacing w:after="0" w:before="0" w:line="240" w:lineRule="auto"/>
       </w:pPr>
       <w:rPr>
+        <w:rFonts w:eastAsia="黑体"/>
         <w:b/>
         <w:bCs/>
         <w:color w:themeColor="background1" w:val="FFFFFF"/>
@@ -7326,6 +7735,7 @@
         <w:spacing w:after="0" w:before="0" w:line="240" w:lineRule="auto"/>
       </w:pPr>
       <w:rPr>
+        <w:rFonts w:eastAsia="黑体"/>
         <w:b/>
         <w:bCs/>
       </w:rPr>
@@ -7343,12 +7753,14 @@
     </w:tblStylePr>
     <w:tblStylePr w:type="firstCol">
       <w:rPr>
+        <w:rFonts w:eastAsia="黑体"/>
         <w:b/>
         <w:bCs/>
       </w:rPr>
     </w:tblStylePr>
     <w:tblStylePr w:type="lastCol">
       <w:rPr>
+        <w:rFonts w:eastAsia="黑体"/>
         <w:b/>
         <w:bCs/>
       </w:rPr>
@@ -7410,6 +7822,7 @@
         <w:spacing w:after="0" w:before="0" w:line="240" w:lineRule="auto"/>
       </w:pPr>
       <w:rPr>
+        <w:rFonts w:eastAsia="黑体"/>
         <w:b/>
         <w:bCs/>
         <w:color w:themeColor="background1" w:val="FFFFFF"/>
@@ -7432,6 +7845,7 @@
         <w:spacing w:after="0" w:before="0" w:line="240" w:lineRule="auto"/>
       </w:pPr>
       <w:rPr>
+        <w:rFonts w:eastAsia="黑体"/>
         <w:b/>
         <w:bCs/>
       </w:rPr>
@@ -7449,12 +7863,14 @@
     </w:tblStylePr>
     <w:tblStylePr w:type="firstCol">
       <w:rPr>
+        <w:rFonts w:eastAsia="黑体"/>
         <w:b/>
         <w:bCs/>
       </w:rPr>
     </w:tblStylePr>
     <w:tblStylePr w:type="lastCol">
       <w:rPr>
+        <w:rFonts w:eastAsia="黑体"/>
         <w:b/>
         <w:bCs/>
       </w:rPr>
@@ -7516,6 +7932,7 @@
         <w:spacing w:after="0" w:before="0" w:line="240" w:lineRule="auto"/>
       </w:pPr>
       <w:rPr>
+        <w:rFonts w:eastAsia="黑体"/>
         <w:b/>
         <w:bCs/>
         <w:color w:themeColor="background1" w:val="FFFFFF"/>
@@ -7538,6 +7955,7 @@
         <w:spacing w:after="0" w:before="0" w:line="240" w:lineRule="auto"/>
       </w:pPr>
       <w:rPr>
+        <w:rFonts w:eastAsia="黑体"/>
         <w:b/>
         <w:bCs/>
       </w:rPr>
@@ -7555,12 +7973,14 @@
     </w:tblStylePr>
     <w:tblStylePr w:type="firstCol">
       <w:rPr>
+        <w:rFonts w:eastAsia="黑体"/>
         <w:b/>
         <w:bCs/>
       </w:rPr>
     </w:tblStylePr>
     <w:tblStylePr w:type="lastCol">
       <w:rPr>
+        <w:rFonts w:eastAsia="黑体"/>
         <w:b/>
         <w:bCs/>
       </w:rPr>
@@ -7622,6 +8042,7 @@
         <w:spacing w:after="0" w:before="0" w:line="240" w:lineRule="auto"/>
       </w:pPr>
       <w:rPr>
+        <w:rFonts w:eastAsia="黑体"/>
         <w:b/>
         <w:bCs/>
         <w:color w:themeColor="background1" w:val="FFFFFF"/>
@@ -7644,6 +8065,7 @@
         <w:spacing w:after="0" w:before="0" w:line="240" w:lineRule="auto"/>
       </w:pPr>
       <w:rPr>
+        <w:rFonts w:eastAsia="黑体"/>
         <w:b/>
         <w:bCs/>
       </w:rPr>
@@ -7661,12 +8083,14 @@
     </w:tblStylePr>
     <w:tblStylePr w:type="firstCol">
       <w:rPr>
+        <w:rFonts w:eastAsia="黑体"/>
         <w:b/>
         <w:bCs/>
       </w:rPr>
     </w:tblStylePr>
     <w:tblStylePr w:type="lastCol">
       <w:rPr>
+        <w:rFonts w:eastAsia="黑体"/>
         <w:b/>
         <w:bCs/>
       </w:rPr>
@@ -7728,6 +8152,7 @@
         <w:spacing w:after="0" w:before="0" w:line="240" w:lineRule="auto"/>
       </w:pPr>
       <w:rPr>
+        <w:rFonts w:eastAsia="黑体"/>
         <w:b/>
         <w:bCs/>
         <w:color w:themeColor="background1" w:val="FFFFFF"/>
@@ -7750,6 +8175,7 @@
         <w:spacing w:after="0" w:before="0" w:line="240" w:lineRule="auto"/>
       </w:pPr>
       <w:rPr>
+        <w:rFonts w:eastAsia="黑体"/>
         <w:b/>
         <w:bCs/>
       </w:rPr>
@@ -7767,12 +8193,14 @@
     </w:tblStylePr>
     <w:tblStylePr w:type="firstCol">
       <w:rPr>
+        <w:rFonts w:eastAsia="黑体"/>
         <w:b/>
         <w:bCs/>
       </w:rPr>
     </w:tblStylePr>
     <w:tblStylePr w:type="lastCol">
       <w:rPr>
+        <w:rFonts w:eastAsia="黑体"/>
         <w:b/>
         <w:bCs/>
       </w:rPr>
@@ -7834,6 +8262,7 @@
         <w:spacing w:after="0" w:before="0" w:line="240" w:lineRule="auto"/>
       </w:pPr>
       <w:rPr>
+        <w:rFonts w:eastAsia="黑体"/>
         <w:b/>
         <w:bCs/>
         <w:color w:themeColor="background1" w:val="FFFFFF"/>
@@ -7856,6 +8285,7 @@
         <w:spacing w:after="0" w:before="0" w:line="240" w:lineRule="auto"/>
       </w:pPr>
       <w:rPr>
+        <w:rFonts w:eastAsia="黑体"/>
         <w:b/>
         <w:bCs/>
       </w:rPr>
@@ -7873,12 +8303,14 @@
     </w:tblStylePr>
     <w:tblStylePr w:type="firstCol">
       <w:rPr>
+        <w:rFonts w:eastAsia="黑体"/>
         <w:b/>
         <w:bCs/>
       </w:rPr>
     </w:tblStylePr>
     <w:tblStylePr w:type="lastCol">
       <w:rPr>
+        <w:rFonts w:eastAsia="黑体"/>
         <w:b/>
         <w:bCs/>
       </w:rPr>
@@ -7937,6 +8369,7 @@
         <w:spacing w:after="0" w:before="0" w:line="240" w:lineRule="auto"/>
       </w:pPr>
       <w:rPr>
+        <w:rFonts w:eastAsia="黑体"/>
         <w:b/>
         <w:bCs/>
         <w:color w:themeColor="background1" w:val="FFFFFF"/>
@@ -7959,6 +8392,7 @@
         <w:spacing w:after="0" w:before="0" w:line="240" w:lineRule="auto"/>
       </w:pPr>
       <w:rPr>
+        <w:rFonts w:eastAsia="黑体"/>
         <w:color w:val="auto"/>
       </w:rPr>
       <w:tblPr/>
@@ -7976,6 +8410,7 @@
     </w:tblStylePr>
     <w:tblStylePr w:type="firstCol">
       <w:rPr>
+        <w:rFonts w:eastAsia="黑体"/>
         <w:b/>
         <w:bCs/>
         <w:color w:themeColor="background1" w:val="FFFFFF"/>
@@ -7995,6 +8430,7 @@
     </w:tblStylePr>
     <w:tblStylePr w:type="lastCol">
       <w:rPr>
+        <w:rFonts w:eastAsia="黑体"/>
         <w:b/>
         <w:bCs/>
         <w:color w:themeColor="background1" w:val="FFFFFF"/>
@@ -8043,6 +8479,7 @@
     </w:tblStylePr>
     <w:tblStylePr w:type="nwCell">
       <w:rPr>
+        <w:rFonts w:eastAsia="黑体"/>
         <w:color w:themeColor="background1" w:val="FFFFFF"/>
       </w:rPr>
       <w:tblPr/>
@@ -8086,6 +8523,7 @@
         <w:spacing w:after="0" w:before="0" w:line="240" w:lineRule="auto"/>
       </w:pPr>
       <w:rPr>
+        <w:rFonts w:eastAsia="黑体"/>
         <w:b/>
         <w:bCs/>
         <w:color w:themeColor="background1" w:val="FFFFFF"/>
@@ -8108,6 +8546,7 @@
         <w:spacing w:after="0" w:before="0" w:line="240" w:lineRule="auto"/>
       </w:pPr>
       <w:rPr>
+        <w:rFonts w:eastAsia="黑体"/>
         <w:color w:val="auto"/>
       </w:rPr>
       <w:tblPr/>
@@ -8125,6 +8564,7 @@
     </w:tblStylePr>
     <w:tblStylePr w:type="firstCol">
       <w:rPr>
+        <w:rFonts w:eastAsia="黑体"/>
         <w:b/>
         <w:bCs/>
         <w:color w:themeColor="background1" w:val="FFFFFF"/>
@@ -8144,6 +8584,7 @@
     </w:tblStylePr>
     <w:tblStylePr w:type="lastCol">
       <w:rPr>
+        <w:rFonts w:eastAsia="黑体"/>
         <w:b/>
         <w:bCs/>
         <w:color w:themeColor="background1" w:val="FFFFFF"/>
@@ -8192,6 +8633,7 @@
     </w:tblStylePr>
     <w:tblStylePr w:type="nwCell">
       <w:rPr>
+        <w:rFonts w:eastAsia="黑体"/>
         <w:color w:themeColor="background1" w:val="FFFFFF"/>
       </w:rPr>
       <w:tblPr/>
@@ -8235,6 +8677,7 @@
         <w:spacing w:after="0" w:before="0" w:line="240" w:lineRule="auto"/>
       </w:pPr>
       <w:rPr>
+        <w:rFonts w:eastAsia="黑体"/>
         <w:b/>
         <w:bCs/>
         <w:color w:themeColor="background1" w:val="FFFFFF"/>
@@ -8257,6 +8700,7 @@
         <w:spacing w:after="0" w:before="0" w:line="240" w:lineRule="auto"/>
       </w:pPr>
       <w:rPr>
+        <w:rFonts w:eastAsia="黑体"/>
         <w:color w:val="auto"/>
       </w:rPr>
       <w:tblPr/>
@@ -8274,6 +8718,7 @@
     </w:tblStylePr>
     <w:tblStylePr w:type="firstCol">
       <w:rPr>
+        <w:rFonts w:eastAsia="黑体"/>
         <w:b/>
         <w:bCs/>
         <w:color w:themeColor="background1" w:val="FFFFFF"/>
@@ -8293,6 +8738,7 @@
     </w:tblStylePr>
     <w:tblStylePr w:type="lastCol">
       <w:rPr>
+        <w:rFonts w:eastAsia="黑体"/>
         <w:b/>
         <w:bCs/>
         <w:color w:themeColor="background1" w:val="FFFFFF"/>
@@ -8341,6 +8787,7 @@
     </w:tblStylePr>
     <w:tblStylePr w:type="nwCell">
       <w:rPr>
+        <w:rFonts w:eastAsia="黑体"/>
         <w:color w:themeColor="background1" w:val="FFFFFF"/>
       </w:rPr>
       <w:tblPr/>
@@ -8384,6 +8831,7 @@
         <w:spacing w:after="0" w:before="0" w:line="240" w:lineRule="auto"/>
       </w:pPr>
       <w:rPr>
+        <w:rFonts w:eastAsia="黑体"/>
         <w:b/>
         <w:bCs/>
         <w:color w:themeColor="background1" w:val="FFFFFF"/>
@@ -8406,6 +8854,7 @@
         <w:spacing w:after="0" w:before="0" w:line="240" w:lineRule="auto"/>
       </w:pPr>
       <w:rPr>
+        <w:rFonts w:eastAsia="黑体"/>
         <w:color w:val="auto"/>
       </w:rPr>
       <w:tblPr/>
@@ -8423,6 +8872,7 @@
     </w:tblStylePr>
     <w:tblStylePr w:type="firstCol">
       <w:rPr>
+        <w:rFonts w:eastAsia="黑体"/>
         <w:b/>
         <w:bCs/>
         <w:color w:themeColor="background1" w:val="FFFFFF"/>
@@ -8442,6 +8892,7 @@
     </w:tblStylePr>
     <w:tblStylePr w:type="lastCol">
       <w:rPr>
+        <w:rFonts w:eastAsia="黑体"/>
         <w:b/>
         <w:bCs/>
         <w:color w:themeColor="background1" w:val="FFFFFF"/>
@@ -8490,6 +8941,7 @@
     </w:tblStylePr>
     <w:tblStylePr w:type="nwCell">
       <w:rPr>
+        <w:rFonts w:eastAsia="黑体"/>
         <w:color w:themeColor="background1" w:val="FFFFFF"/>
       </w:rPr>
       <w:tblPr/>
@@ -8533,6 +8985,7 @@
         <w:spacing w:after="0" w:before="0" w:line="240" w:lineRule="auto"/>
       </w:pPr>
       <w:rPr>
+        <w:rFonts w:eastAsia="黑体"/>
         <w:b/>
         <w:bCs/>
         <w:color w:themeColor="background1" w:val="FFFFFF"/>
@@ -8555,6 +9008,7 @@
         <w:spacing w:after="0" w:before="0" w:line="240" w:lineRule="auto"/>
       </w:pPr>
       <w:rPr>
+        <w:rFonts w:eastAsia="黑体"/>
         <w:color w:val="auto"/>
       </w:rPr>
       <w:tblPr/>
@@ -8572,6 +9026,7 @@
     </w:tblStylePr>
     <w:tblStylePr w:type="firstCol">
       <w:rPr>
+        <w:rFonts w:eastAsia="黑体"/>
         <w:b/>
         <w:bCs/>
         <w:color w:themeColor="background1" w:val="FFFFFF"/>
@@ -8591,6 +9046,7 @@
     </w:tblStylePr>
     <w:tblStylePr w:type="lastCol">
       <w:rPr>
+        <w:rFonts w:eastAsia="黑体"/>
         <w:b/>
         <w:bCs/>
         <w:color w:themeColor="background1" w:val="FFFFFF"/>
@@ -8639,6 +9095,7 @@
     </w:tblStylePr>
     <w:tblStylePr w:type="nwCell">
       <w:rPr>
+        <w:rFonts w:eastAsia="黑体"/>
         <w:color w:themeColor="background1" w:val="FFFFFF"/>
       </w:rPr>
       <w:tblPr/>
@@ -8682,6 +9139,7 @@
         <w:spacing w:after="0" w:before="0" w:line="240" w:lineRule="auto"/>
       </w:pPr>
       <w:rPr>
+        <w:rFonts w:eastAsia="黑体"/>
         <w:b/>
         <w:bCs/>
         <w:color w:themeColor="background1" w:val="FFFFFF"/>
@@ -8704,6 +9162,7 @@
         <w:spacing w:after="0" w:before="0" w:line="240" w:lineRule="auto"/>
       </w:pPr>
       <w:rPr>
+        <w:rFonts w:eastAsia="黑体"/>
         <w:color w:val="auto"/>
       </w:rPr>
       <w:tblPr/>
@@ -8721,6 +9180,7 @@
     </w:tblStylePr>
     <w:tblStylePr w:type="firstCol">
       <w:rPr>
+        <w:rFonts w:eastAsia="黑体"/>
         <w:b/>
         <w:bCs/>
         <w:color w:themeColor="background1" w:val="FFFFFF"/>
@@ -8740,6 +9200,7 @@
     </w:tblStylePr>
     <w:tblStylePr w:type="lastCol">
       <w:rPr>
+        <w:rFonts w:eastAsia="黑体"/>
         <w:b/>
         <w:bCs/>
         <w:color w:themeColor="background1" w:val="FFFFFF"/>
@@ -8788,6 +9249,7 @@
     </w:tblStylePr>
     <w:tblStylePr w:type="nwCell">
       <w:rPr>
+        <w:rFonts w:eastAsia="黑体"/>
         <w:color w:themeColor="background1" w:val="FFFFFF"/>
       </w:rPr>
       <w:tblPr/>
@@ -8831,6 +9293,7 @@
         <w:spacing w:after="0" w:before="0" w:line="240" w:lineRule="auto"/>
       </w:pPr>
       <w:rPr>
+        <w:rFonts w:eastAsia="黑体"/>
         <w:b/>
         <w:bCs/>
         <w:color w:themeColor="background1" w:val="FFFFFF"/>
@@ -8853,6 +9316,7 @@
         <w:spacing w:after="0" w:before="0" w:line="240" w:lineRule="auto"/>
       </w:pPr>
       <w:rPr>
+        <w:rFonts w:eastAsia="黑体"/>
         <w:color w:val="auto"/>
       </w:rPr>
       <w:tblPr/>
@@ -8870,6 +9334,7 @@
     </w:tblStylePr>
     <w:tblStylePr w:type="firstCol">
       <w:rPr>
+        <w:rFonts w:eastAsia="黑体"/>
         <w:b/>
         <w:bCs/>
         <w:color w:themeColor="background1" w:val="FFFFFF"/>
@@ -8889,6 +9354,7 @@
     </w:tblStylePr>
     <w:tblStylePr w:type="lastCol">
       <w:rPr>
+        <w:rFonts w:eastAsia="黑体"/>
         <w:b/>
         <w:bCs/>
         <w:color w:themeColor="background1" w:val="FFFFFF"/>
@@ -8937,6 +9403,7 @@
     </w:tblStylePr>
     <w:tblStylePr w:type="nwCell">
       <w:rPr>
+        <w:rFonts w:eastAsia="黑体"/>
         <w:color w:themeColor="background1" w:val="FFFFFF"/>
       </w:rPr>
       <w:tblPr/>
@@ -8961,6 +9428,7 @@
       <w:spacing w:after="0" w:line="240" w:lineRule="auto"/>
     </w:pPr>
     <w:rPr>
+      <w:rFonts w:eastAsia="黑体"/>
       <w:color w:themeColor="text1" w:val="000000"/>
     </w:rPr>
     <w:tblPr>
@@ -8980,7 +9448,7 @@
     </w:tblPr>
     <w:tblStylePr w:type="firstRow">
       <w:rPr>
-        <w:rFonts w:asciiTheme="majorHAnsi" w:cstheme="majorBidi" w:eastAsiaTheme="majorEastAsia" w:hAnsiTheme="majorHAnsi"/>
+        <w:rFonts w:asciiTheme="majorHAnsi" w:cstheme="majorBidi" w:hAnsiTheme="majorHAnsi" w:eastAsia="黑体"/>
       </w:rPr>
       <w:tblPr/>
       <w:tcPr>
@@ -8992,6 +9460,7 @@
     </w:tblStylePr>
     <w:tblStylePr w:type="lastRow">
       <w:rPr>
+        <w:rFonts w:eastAsia="黑体"/>
         <w:b/>
         <w:bCs/>
         <w:color w:themeColor="text2" w:val="1F497D"/>
@@ -9006,12 +9475,14 @@
     </w:tblStylePr>
     <w:tblStylePr w:type="firstCol">
       <w:rPr>
+        <w:rFonts w:eastAsia="黑体"/>
         <w:b/>
         <w:bCs/>
       </w:rPr>
     </w:tblStylePr>
     <w:tblStylePr w:type="lastCol">
       <w:rPr>
+        <w:rFonts w:eastAsia="黑体"/>
         <w:b/>
         <w:bCs/>
       </w:rPr>
@@ -9045,6 +9516,7 @@
       <w:spacing w:after="0" w:line="240" w:lineRule="auto"/>
     </w:pPr>
     <w:rPr>
+      <w:rFonts w:eastAsia="黑体"/>
       <w:color w:themeColor="text1" w:val="000000"/>
     </w:rPr>
     <w:tblPr>
@@ -9064,7 +9536,7 @@
     </w:tblPr>
     <w:tblStylePr w:type="firstRow">
       <w:rPr>
-        <w:rFonts w:asciiTheme="majorHAnsi" w:cstheme="majorBidi" w:eastAsiaTheme="majorEastAsia" w:hAnsiTheme="majorHAnsi"/>
+        <w:rFonts w:asciiTheme="majorHAnsi" w:cstheme="majorBidi" w:hAnsiTheme="majorHAnsi" w:eastAsia="黑体"/>
       </w:rPr>
       <w:tblPr/>
       <w:tcPr>
@@ -9076,6 +9548,7 @@
     </w:tblStylePr>
     <w:tblStylePr w:type="lastRow">
       <w:rPr>
+        <w:rFonts w:eastAsia="黑体"/>
         <w:b/>
         <w:bCs/>
         <w:color w:themeColor="text2" w:val="1F497D"/>
@@ -9090,12 +9563,14 @@
     </w:tblStylePr>
     <w:tblStylePr w:type="firstCol">
       <w:rPr>
+        <w:rFonts w:eastAsia="黑体"/>
         <w:b/>
         <w:bCs/>
       </w:rPr>
     </w:tblStylePr>
     <w:tblStylePr w:type="lastCol">
       <w:rPr>
+        <w:rFonts w:eastAsia="黑体"/>
         <w:b/>
         <w:bCs/>
       </w:rPr>
@@ -9129,6 +9604,7 @@
       <w:spacing w:after="0" w:line="240" w:lineRule="auto"/>
     </w:pPr>
     <w:rPr>
+      <w:rFonts w:eastAsia="黑体"/>
       <w:color w:themeColor="text1" w:val="000000"/>
     </w:rPr>
     <w:tblPr>
@@ -9148,7 +9624,7 @@
     </w:tblPr>
     <w:tblStylePr w:type="firstRow">
       <w:rPr>
-        <w:rFonts w:asciiTheme="majorHAnsi" w:cstheme="majorBidi" w:eastAsiaTheme="majorEastAsia" w:hAnsiTheme="majorHAnsi"/>
+        <w:rFonts w:asciiTheme="majorHAnsi" w:cstheme="majorBidi" w:hAnsiTheme="majorHAnsi" w:eastAsia="黑体"/>
       </w:rPr>
       <w:tblPr/>
       <w:tcPr>
@@ -9160,6 +9636,7 @@
     </w:tblStylePr>
     <w:tblStylePr w:type="lastRow">
       <w:rPr>
+        <w:rFonts w:eastAsia="黑体"/>
         <w:b/>
         <w:bCs/>
         <w:color w:themeColor="text2" w:val="1F497D"/>
@@ -9174,12 +9651,14 @@
     </w:tblStylePr>
     <w:tblStylePr w:type="firstCol">
       <w:rPr>
+        <w:rFonts w:eastAsia="黑体"/>
         <w:b/>
         <w:bCs/>
       </w:rPr>
     </w:tblStylePr>
     <w:tblStylePr w:type="lastCol">
       <w:rPr>
+        <w:rFonts w:eastAsia="黑体"/>
         <w:b/>
         <w:bCs/>
       </w:rPr>
@@ -9213,6 +9692,7 @@
       <w:spacing w:after="0" w:line="240" w:lineRule="auto"/>
     </w:pPr>
     <w:rPr>
+      <w:rFonts w:eastAsia="黑体"/>
       <w:color w:themeColor="text1" w:val="000000"/>
     </w:rPr>
     <w:tblPr>
@@ -9232,7 +9712,7 @@
     </w:tblPr>
     <w:tblStylePr w:type="firstRow">
       <w:rPr>
-        <w:rFonts w:asciiTheme="majorHAnsi" w:cstheme="majorBidi" w:eastAsiaTheme="majorEastAsia" w:hAnsiTheme="majorHAnsi"/>
+        <w:rFonts w:asciiTheme="majorHAnsi" w:cstheme="majorBidi" w:hAnsiTheme="majorHAnsi" w:eastAsia="黑体"/>
       </w:rPr>
       <w:tblPr/>
       <w:tcPr>
@@ -9244,6 +9724,7 @@
     </w:tblStylePr>
     <w:tblStylePr w:type="lastRow">
       <w:rPr>
+        <w:rFonts w:eastAsia="黑体"/>
         <w:b/>
         <w:bCs/>
         <w:color w:themeColor="text2" w:val="1F497D"/>
@@ -9258,12 +9739,14 @@
     </w:tblStylePr>
     <w:tblStylePr w:type="firstCol">
       <w:rPr>
+        <w:rFonts w:eastAsia="黑体"/>
         <w:b/>
         <w:bCs/>
       </w:rPr>
     </w:tblStylePr>
     <w:tblStylePr w:type="lastCol">
       <w:rPr>
+        <w:rFonts w:eastAsia="黑体"/>
         <w:b/>
         <w:bCs/>
       </w:rPr>
@@ -9297,6 +9780,7 @@
       <w:spacing w:after="0" w:line="240" w:lineRule="auto"/>
     </w:pPr>
     <w:rPr>
+      <w:rFonts w:eastAsia="黑体"/>
       <w:color w:themeColor="text1" w:val="000000"/>
     </w:rPr>
     <w:tblPr>
@@ -9316,7 +9800,7 @@
     </w:tblPr>
     <w:tblStylePr w:type="firstRow">
       <w:rPr>
-        <w:rFonts w:asciiTheme="majorHAnsi" w:cstheme="majorBidi" w:eastAsiaTheme="majorEastAsia" w:hAnsiTheme="majorHAnsi"/>
+        <w:rFonts w:asciiTheme="majorHAnsi" w:cstheme="majorBidi" w:hAnsiTheme="majorHAnsi" w:eastAsia="黑体"/>
       </w:rPr>
       <w:tblPr/>
       <w:tcPr>
@@ -9328,6 +9812,7 @@
     </w:tblStylePr>
     <w:tblStylePr w:type="lastRow">
       <w:rPr>
+        <w:rFonts w:eastAsia="黑体"/>
         <w:b/>
         <w:bCs/>
         <w:color w:themeColor="text2" w:val="1F497D"/>
@@ -9342,12 +9827,14 @@
     </w:tblStylePr>
     <w:tblStylePr w:type="firstCol">
       <w:rPr>
+        <w:rFonts w:eastAsia="黑体"/>
         <w:b/>
         <w:bCs/>
       </w:rPr>
     </w:tblStylePr>
     <w:tblStylePr w:type="lastCol">
       <w:rPr>
+        <w:rFonts w:eastAsia="黑体"/>
         <w:b/>
         <w:bCs/>
       </w:rPr>
@@ -9381,6 +9868,7 @@
       <w:spacing w:after="0" w:line="240" w:lineRule="auto"/>
     </w:pPr>
     <w:rPr>
+      <w:rFonts w:eastAsia="黑体"/>
       <w:color w:themeColor="text1" w:val="000000"/>
     </w:rPr>
     <w:tblPr>
@@ -9400,7 +9888,7 @@
     </w:tblPr>
     <w:tblStylePr w:type="firstRow">
       <w:rPr>
-        <w:rFonts w:asciiTheme="majorHAnsi" w:cstheme="majorBidi" w:eastAsiaTheme="majorEastAsia" w:hAnsiTheme="majorHAnsi"/>
+        <w:rFonts w:asciiTheme="majorHAnsi" w:cstheme="majorBidi" w:hAnsiTheme="majorHAnsi" w:eastAsia="黑体"/>
       </w:rPr>
       <w:tblPr/>
       <w:tcPr>
@@ -9412,6 +9900,7 @@
     </w:tblStylePr>
     <w:tblStylePr w:type="lastRow">
       <w:rPr>
+        <w:rFonts w:eastAsia="黑体"/>
         <w:b/>
         <w:bCs/>
         <w:color w:themeColor="text2" w:val="1F497D"/>
@@ -9426,12 +9915,14 @@
     </w:tblStylePr>
     <w:tblStylePr w:type="firstCol">
       <w:rPr>
+        <w:rFonts w:eastAsia="黑体"/>
         <w:b/>
         <w:bCs/>
       </w:rPr>
     </w:tblStylePr>
     <w:tblStylePr w:type="lastCol">
       <w:rPr>
+        <w:rFonts w:eastAsia="黑体"/>
         <w:b/>
         <w:bCs/>
       </w:rPr>
@@ -9465,6 +9956,7 @@
       <w:spacing w:after="0" w:line="240" w:lineRule="auto"/>
     </w:pPr>
     <w:rPr>
+      <w:rFonts w:eastAsia="黑体"/>
       <w:color w:themeColor="text1" w:val="000000"/>
     </w:rPr>
     <w:tblPr>
@@ -9484,7 +9976,7 @@
     </w:tblPr>
     <w:tblStylePr w:type="firstRow">
       <w:rPr>
-        <w:rFonts w:asciiTheme="majorHAnsi" w:cstheme="majorBidi" w:eastAsiaTheme="majorEastAsia" w:hAnsiTheme="majorHAnsi"/>
+        <w:rFonts w:asciiTheme="majorHAnsi" w:cstheme="majorBidi" w:hAnsiTheme="majorHAnsi" w:eastAsia="黑体"/>
       </w:rPr>
       <w:tblPr/>
       <w:tcPr>
@@ -9496,6 +9988,7 @@
     </w:tblStylePr>
     <w:tblStylePr w:type="lastRow">
       <w:rPr>
+        <w:rFonts w:eastAsia="黑体"/>
         <w:b/>
         <w:bCs/>
         <w:color w:themeColor="text2" w:val="1F497D"/>
@@ -9510,12 +10003,14 @@
     </w:tblStylePr>
     <w:tblStylePr w:type="firstCol">
       <w:rPr>
+        <w:rFonts w:eastAsia="黑体"/>
         <w:b/>
         <w:bCs/>
       </w:rPr>
     </w:tblStylePr>
     <w:tblStylePr w:type="lastCol">
       <w:rPr>
+        <w:rFonts w:eastAsia="黑体"/>
         <w:b/>
         <w:bCs/>
       </w:rPr>
@@ -9549,7 +10044,7 @@
       <w:spacing w:after="0" w:line="240" w:lineRule="auto"/>
     </w:pPr>
     <w:rPr>
-      <w:rFonts w:asciiTheme="majorHAnsi" w:cstheme="majorBidi" w:eastAsiaTheme="majorEastAsia" w:hAnsiTheme="majorHAnsi"/>
+      <w:rFonts w:asciiTheme="majorHAnsi" w:cstheme="majorBidi" w:hAnsiTheme="majorHAnsi" w:eastAsia="黑体"/>
       <w:color w:themeColor="text1" w:val="000000"/>
     </w:rPr>
     <w:tblPr>
@@ -9571,6 +10066,7 @@
     </w:tblPr>
     <w:tblStylePr w:type="firstRow">
       <w:rPr>
+        <w:rFonts w:eastAsia="黑体"/>
         <w:sz w:val="24"/>
         <w:szCs w:val="24"/>
       </w:rPr>
@@ -9677,7 +10173,7 @@
       <w:spacing w:after="0" w:line="240" w:lineRule="auto"/>
     </w:pPr>
     <w:rPr>
-      <w:rFonts w:asciiTheme="majorHAnsi" w:cstheme="majorBidi" w:eastAsiaTheme="majorEastAsia" w:hAnsiTheme="majorHAnsi"/>
+      <w:rFonts w:asciiTheme="majorHAnsi" w:cstheme="majorBidi" w:hAnsiTheme="majorHAnsi" w:eastAsia="黑体"/>
       <w:color w:themeColor="text1" w:val="000000"/>
     </w:rPr>
     <w:tblPr>
@@ -9699,6 +10195,7 @@
     </w:tblPr>
     <w:tblStylePr w:type="firstRow">
       <w:rPr>
+        <w:rFonts w:eastAsia="黑体"/>
         <w:sz w:val="24"/>
         <w:szCs w:val="24"/>
       </w:rPr>
@@ -9805,7 +10302,7 @@
       <w:spacing w:after="0" w:line="240" w:lineRule="auto"/>
     </w:pPr>
     <w:rPr>
-      <w:rFonts w:asciiTheme="majorHAnsi" w:cstheme="majorBidi" w:eastAsiaTheme="majorEastAsia" w:hAnsiTheme="majorHAnsi"/>
+      <w:rFonts w:asciiTheme="majorHAnsi" w:cstheme="majorBidi" w:hAnsiTheme="majorHAnsi" w:eastAsia="黑体"/>
       <w:color w:themeColor="text1" w:val="000000"/>
     </w:rPr>
     <w:tblPr>
@@ -9827,6 +10324,7 @@
     </w:tblPr>
     <w:tblStylePr w:type="firstRow">
       <w:rPr>
+        <w:rFonts w:eastAsia="黑体"/>
         <w:sz w:val="24"/>
         <w:szCs w:val="24"/>
       </w:rPr>
@@ -9933,7 +10431,7 @@
       <w:spacing w:after="0" w:line="240" w:lineRule="auto"/>
     </w:pPr>
     <w:rPr>
-      <w:rFonts w:asciiTheme="majorHAnsi" w:cstheme="majorBidi" w:eastAsiaTheme="majorEastAsia" w:hAnsiTheme="majorHAnsi"/>
+      <w:rFonts w:asciiTheme="majorHAnsi" w:cstheme="majorBidi" w:hAnsiTheme="majorHAnsi" w:eastAsia="黑体"/>
       <w:color w:themeColor="text1" w:val="000000"/>
     </w:rPr>
     <w:tblPr>
@@ -9955,6 +10453,7 @@
     </w:tblPr>
     <w:tblStylePr w:type="firstRow">
       <w:rPr>
+        <w:rFonts w:eastAsia="黑体"/>
         <w:sz w:val="24"/>
         <w:szCs w:val="24"/>
       </w:rPr>
@@ -10061,7 +10560,7 @@
       <w:spacing w:after="0" w:line="240" w:lineRule="auto"/>
     </w:pPr>
     <w:rPr>
-      <w:rFonts w:asciiTheme="majorHAnsi" w:cstheme="majorBidi" w:eastAsiaTheme="majorEastAsia" w:hAnsiTheme="majorHAnsi"/>
+      <w:rFonts w:asciiTheme="majorHAnsi" w:cstheme="majorBidi" w:hAnsiTheme="majorHAnsi" w:eastAsia="黑体"/>
       <w:color w:themeColor="text1" w:val="000000"/>
     </w:rPr>
     <w:tblPr>
@@ -10083,6 +10582,7 @@
     </w:tblPr>
     <w:tblStylePr w:type="firstRow">
       <w:rPr>
+        <w:rFonts w:eastAsia="黑体"/>
         <w:sz w:val="24"/>
         <w:szCs w:val="24"/>
       </w:rPr>
@@ -10189,7 +10689,7 @@
       <w:spacing w:after="0" w:line="240" w:lineRule="auto"/>
     </w:pPr>
     <w:rPr>
-      <w:rFonts w:asciiTheme="majorHAnsi" w:cstheme="majorBidi" w:eastAsiaTheme="majorEastAsia" w:hAnsiTheme="majorHAnsi"/>
+      <w:rFonts w:asciiTheme="majorHAnsi" w:cstheme="majorBidi" w:hAnsiTheme="majorHAnsi" w:eastAsia="黑体"/>
       <w:color w:themeColor="text1" w:val="000000"/>
     </w:rPr>
     <w:tblPr>
@@ -10211,6 +10711,7 @@
     </w:tblPr>
     <w:tblStylePr w:type="firstRow">
       <w:rPr>
+        <w:rFonts w:eastAsia="黑体"/>
         <w:sz w:val="24"/>
         <w:szCs w:val="24"/>
       </w:rPr>
@@ -10317,7 +10818,7 @@
       <w:spacing w:after="0" w:line="240" w:lineRule="auto"/>
     </w:pPr>
     <w:rPr>
-      <w:rFonts w:asciiTheme="majorHAnsi" w:cstheme="majorBidi" w:eastAsiaTheme="majorEastAsia" w:hAnsiTheme="majorHAnsi"/>
+      <w:rFonts w:asciiTheme="majorHAnsi" w:cstheme="majorBidi" w:hAnsiTheme="majorHAnsi" w:eastAsia="黑体"/>
       <w:color w:themeColor="text1" w:val="000000"/>
     </w:rPr>
     <w:tblPr>
@@ -10339,6 +10840,7 @@
     </w:tblPr>
     <w:tblStylePr w:type="firstRow">
       <w:rPr>
+        <w:rFonts w:eastAsia="黑体"/>
         <w:sz w:val="24"/>
         <w:szCs w:val="24"/>
       </w:rPr>
@@ -10468,12 +10970,14 @@
     </w:tcPr>
     <w:tblStylePr w:type="firstRow">
       <w:rPr>
+        <w:rFonts w:eastAsia="黑体"/>
         <w:b/>
         <w:bCs/>
       </w:rPr>
     </w:tblStylePr>
     <w:tblStylePr w:type="lastRow">
       <w:rPr>
+        <w:rFonts w:eastAsia="黑体"/>
         <w:b/>
         <w:bCs/>
       </w:rPr>
@@ -10486,12 +10990,14 @@
     </w:tblStylePr>
     <w:tblStylePr w:type="firstCol">
       <w:rPr>
+        <w:rFonts w:eastAsia="黑体"/>
         <w:b/>
         <w:bCs/>
       </w:rPr>
     </w:tblStylePr>
     <w:tblStylePr w:type="lastCol">
       <w:rPr>
+        <w:rFonts w:eastAsia="黑体"/>
         <w:b/>
         <w:bCs/>
       </w:rPr>
@@ -10541,12 +11047,14 @@
     </w:tcPr>
     <w:tblStylePr w:type="firstRow">
       <w:rPr>
+        <w:rFonts w:eastAsia="黑体"/>
         <w:b/>
         <w:bCs/>
       </w:rPr>
     </w:tblStylePr>
     <w:tblStylePr w:type="lastRow">
       <w:rPr>
+        <w:rFonts w:eastAsia="黑体"/>
         <w:b/>
         <w:bCs/>
       </w:rPr>
@@ -10559,12 +11067,14 @@
     </w:tblStylePr>
     <w:tblStylePr w:type="firstCol">
       <w:rPr>
+        <w:rFonts w:eastAsia="黑体"/>
         <w:b/>
         <w:bCs/>
       </w:rPr>
     </w:tblStylePr>
     <w:tblStylePr w:type="lastCol">
       <w:rPr>
+        <w:rFonts w:eastAsia="黑体"/>
         <w:b/>
         <w:bCs/>
       </w:rPr>
@@ -10614,12 +11124,14 @@
     </w:tcPr>
     <w:tblStylePr w:type="firstRow">
       <w:rPr>
+        <w:rFonts w:eastAsia="黑体"/>
         <w:b/>
         <w:bCs/>
       </w:rPr>
     </w:tblStylePr>
     <w:tblStylePr w:type="lastRow">
       <w:rPr>
+        <w:rFonts w:eastAsia="黑体"/>
         <w:b/>
         <w:bCs/>
       </w:rPr>
@@ -10632,12 +11144,14 @@
     </w:tblStylePr>
     <w:tblStylePr w:type="firstCol">
       <w:rPr>
+        <w:rFonts w:eastAsia="黑体"/>
         <w:b/>
         <w:bCs/>
       </w:rPr>
     </w:tblStylePr>
     <w:tblStylePr w:type="lastCol">
       <w:rPr>
+        <w:rFonts w:eastAsia="黑体"/>
         <w:b/>
         <w:bCs/>
       </w:rPr>
@@ -10687,12 +11201,14 @@
     </w:tcPr>
     <w:tblStylePr w:type="firstRow">
       <w:rPr>
+        <w:rFonts w:eastAsia="黑体"/>
         <w:b/>
         <w:bCs/>
       </w:rPr>
     </w:tblStylePr>
     <w:tblStylePr w:type="lastRow">
       <w:rPr>
+        <w:rFonts w:eastAsia="黑体"/>
         <w:b/>
         <w:bCs/>
       </w:rPr>
@@ -10705,12 +11221,14 @@
     </w:tblStylePr>
     <w:tblStylePr w:type="firstCol">
       <w:rPr>
+        <w:rFonts w:eastAsia="黑体"/>
         <w:b/>
         <w:bCs/>
       </w:rPr>
     </w:tblStylePr>
     <w:tblStylePr w:type="lastCol">
       <w:rPr>
+        <w:rFonts w:eastAsia="黑体"/>
         <w:b/>
         <w:bCs/>
       </w:rPr>
@@ -10760,12 +11278,14 @@
     </w:tcPr>
     <w:tblStylePr w:type="firstRow">
       <w:rPr>
+        <w:rFonts w:eastAsia="黑体"/>
         <w:b/>
         <w:bCs/>
       </w:rPr>
     </w:tblStylePr>
     <w:tblStylePr w:type="lastRow">
       <w:rPr>
+        <w:rFonts w:eastAsia="黑体"/>
         <w:b/>
         <w:bCs/>
       </w:rPr>
@@ -10778,12 +11298,14 @@
     </w:tblStylePr>
     <w:tblStylePr w:type="firstCol">
       <w:rPr>
+        <w:rFonts w:eastAsia="黑体"/>
         <w:b/>
         <w:bCs/>
       </w:rPr>
     </w:tblStylePr>
     <w:tblStylePr w:type="lastCol">
       <w:rPr>
+        <w:rFonts w:eastAsia="黑体"/>
         <w:b/>
         <w:bCs/>
       </w:rPr>
@@ -10833,12 +11355,14 @@
     </w:tcPr>
     <w:tblStylePr w:type="firstRow">
       <w:rPr>
+        <w:rFonts w:eastAsia="黑体"/>
         <w:b/>
         <w:bCs/>
       </w:rPr>
     </w:tblStylePr>
     <w:tblStylePr w:type="lastRow">
       <w:rPr>
+        <w:rFonts w:eastAsia="黑体"/>
         <w:b/>
         <w:bCs/>
       </w:rPr>
@@ -10851,12 +11375,14 @@
     </w:tblStylePr>
     <w:tblStylePr w:type="firstCol">
       <w:rPr>
+        <w:rFonts w:eastAsia="黑体"/>
         <w:b/>
         <w:bCs/>
       </w:rPr>
     </w:tblStylePr>
     <w:tblStylePr w:type="lastCol">
       <w:rPr>
+        <w:rFonts w:eastAsia="黑体"/>
         <w:b/>
         <w:bCs/>
       </w:rPr>
@@ -10906,12 +11432,14 @@
     </w:tcPr>
     <w:tblStylePr w:type="firstRow">
       <w:rPr>
+        <w:rFonts w:eastAsia="黑体"/>
         <w:b/>
         <w:bCs/>
       </w:rPr>
     </w:tblStylePr>
     <w:tblStylePr w:type="lastRow">
       <w:rPr>
+        <w:rFonts w:eastAsia="黑体"/>
         <w:b/>
         <w:bCs/>
       </w:rPr>
@@ -10924,12 +11452,14 @@
     </w:tblStylePr>
     <w:tblStylePr w:type="firstCol">
       <w:rPr>
+        <w:rFonts w:eastAsia="黑体"/>
         <w:b/>
         <w:bCs/>
       </w:rPr>
     </w:tblStylePr>
     <w:tblStylePr w:type="lastCol">
       <w:rPr>
+        <w:rFonts w:eastAsia="黑体"/>
         <w:b/>
         <w:bCs/>
       </w:rPr>
@@ -10956,7 +11486,7 @@
       <w:spacing w:after="0" w:line="240" w:lineRule="auto"/>
     </w:pPr>
     <w:rPr>
-      <w:rFonts w:asciiTheme="majorHAnsi" w:cstheme="majorBidi" w:eastAsiaTheme="majorEastAsia" w:hAnsiTheme="majorHAnsi"/>
+      <w:rFonts w:asciiTheme="majorHAnsi" w:cstheme="majorBidi" w:hAnsiTheme="majorHAnsi" w:eastAsia="黑体"/>
       <w:color w:themeColor="text1" w:val="000000"/>
     </w:rPr>
     <w:tblPr>
@@ -10983,6 +11513,7 @@
     </w:tcPr>
     <w:tblStylePr w:type="firstRow">
       <w:rPr>
+        <w:rFonts w:eastAsia="黑体"/>
         <w:b/>
         <w:bCs/>
         <w:color w:themeColor="text1" w:val="000000"/>
@@ -10994,6 +11525,7 @@
     </w:tblStylePr>
     <w:tblStylePr w:type="lastRow">
       <w:rPr>
+        <w:rFonts w:eastAsia="黑体"/>
         <w:b/>
         <w:bCs/>
         <w:color w:themeColor="text1" w:val="000000"/>
@@ -11013,6 +11545,7 @@
     </w:tblStylePr>
     <w:tblStylePr w:type="firstCol">
       <w:rPr>
+        <w:rFonts w:eastAsia="黑体"/>
         <w:b/>
         <w:bCs/>
         <w:color w:themeColor="text1" w:val="000000"/>
@@ -11032,6 +11565,7 @@
     </w:tblStylePr>
     <w:tblStylePr w:type="lastCol">
       <w:rPr>
+        <w:rFonts w:eastAsia="黑体"/>
         <w:b w:val="0"/>
         <w:bCs w:val="0"/>
         <w:color w:themeColor="text1" w:val="000000"/>
@@ -11081,7 +11615,7 @@
       <w:spacing w:after="0" w:line="240" w:lineRule="auto"/>
     </w:pPr>
     <w:rPr>
-      <w:rFonts w:asciiTheme="majorHAnsi" w:cstheme="majorBidi" w:eastAsiaTheme="majorEastAsia" w:hAnsiTheme="majorHAnsi"/>
+      <w:rFonts w:asciiTheme="majorHAnsi" w:cstheme="majorBidi" w:hAnsiTheme="majorHAnsi" w:eastAsia="黑体"/>
       <w:color w:themeColor="text1" w:val="000000"/>
     </w:rPr>
     <w:tblPr>
@@ -11108,6 +11642,7 @@
     </w:tcPr>
     <w:tblStylePr w:type="firstRow">
       <w:rPr>
+        <w:rFonts w:eastAsia="黑体"/>
         <w:b/>
         <w:bCs/>
         <w:color w:themeColor="text1" w:val="000000"/>
@@ -11119,6 +11654,7 @@
     </w:tblStylePr>
     <w:tblStylePr w:type="lastRow">
       <w:rPr>
+        <w:rFonts w:eastAsia="黑体"/>
         <w:b/>
         <w:bCs/>
         <w:color w:themeColor="text1" w:val="000000"/>
@@ -11138,6 +11674,7 @@
     </w:tblStylePr>
     <w:tblStylePr w:type="firstCol">
       <w:rPr>
+        <w:rFonts w:eastAsia="黑体"/>
         <w:b/>
         <w:bCs/>
         <w:color w:themeColor="text1" w:val="000000"/>
@@ -11157,6 +11694,7 @@
     </w:tblStylePr>
     <w:tblStylePr w:type="lastCol">
       <w:rPr>
+        <w:rFonts w:eastAsia="黑体"/>
         <w:b w:val="0"/>
         <w:bCs w:val="0"/>
         <w:color w:themeColor="text1" w:val="000000"/>
@@ -11206,7 +11744,7 @@
       <w:spacing w:after="0" w:line="240" w:lineRule="auto"/>
     </w:pPr>
     <w:rPr>
-      <w:rFonts w:asciiTheme="majorHAnsi" w:cstheme="majorBidi" w:eastAsiaTheme="majorEastAsia" w:hAnsiTheme="majorHAnsi"/>
+      <w:rFonts w:asciiTheme="majorHAnsi" w:cstheme="majorBidi" w:hAnsiTheme="majorHAnsi" w:eastAsia="黑体"/>
       <w:color w:themeColor="text1" w:val="000000"/>
     </w:rPr>
     <w:tblPr>
@@ -11233,6 +11771,7 @@
     </w:tcPr>
     <w:tblStylePr w:type="firstRow">
       <w:rPr>
+        <w:rFonts w:eastAsia="黑体"/>
         <w:b/>
         <w:bCs/>
         <w:color w:themeColor="text1" w:val="000000"/>
@@ -11244,6 +11783,7 @@
     </w:tblStylePr>
     <w:tblStylePr w:type="lastRow">
       <w:rPr>
+        <w:rFonts w:eastAsia="黑体"/>
         <w:b/>
         <w:bCs/>
         <w:color w:themeColor="text1" w:val="000000"/>
@@ -11263,6 +11803,7 @@
     </w:tblStylePr>
     <w:tblStylePr w:type="firstCol">
       <w:rPr>
+        <w:rFonts w:eastAsia="黑体"/>
         <w:b/>
         <w:bCs/>
         <w:color w:themeColor="text1" w:val="000000"/>
@@ -11282,6 +11823,7 @@
     </w:tblStylePr>
     <w:tblStylePr w:type="lastCol">
       <w:rPr>
+        <w:rFonts w:eastAsia="黑体"/>
         <w:b w:val="0"/>
         <w:bCs w:val="0"/>
         <w:color w:themeColor="text1" w:val="000000"/>
@@ -11331,7 +11873,7 @@
       <w:spacing w:after="0" w:line="240" w:lineRule="auto"/>
     </w:pPr>
     <w:rPr>
-      <w:rFonts w:asciiTheme="majorHAnsi" w:cstheme="majorBidi" w:eastAsiaTheme="majorEastAsia" w:hAnsiTheme="majorHAnsi"/>
+      <w:rFonts w:asciiTheme="majorHAnsi" w:cstheme="majorBidi" w:hAnsiTheme="majorHAnsi" w:eastAsia="黑体"/>
       <w:color w:themeColor="text1" w:val="000000"/>
     </w:rPr>
     <w:tblPr>
@@ -11358,6 +11900,7 @@
     </w:tcPr>
     <w:tblStylePr w:type="firstRow">
       <w:rPr>
+        <w:rFonts w:eastAsia="黑体"/>
         <w:b/>
         <w:bCs/>
         <w:color w:themeColor="text1" w:val="000000"/>
@@ -11369,6 +11912,7 @@
     </w:tblStylePr>
     <w:tblStylePr w:type="lastRow">
       <w:rPr>
+        <w:rFonts w:eastAsia="黑体"/>
         <w:b/>
         <w:bCs/>
         <w:color w:themeColor="text1" w:val="000000"/>
@@ -11388,6 +11932,7 @@
     </w:tblStylePr>
     <w:tblStylePr w:type="firstCol">
       <w:rPr>
+        <w:rFonts w:eastAsia="黑体"/>
         <w:b/>
         <w:bCs/>
         <w:color w:themeColor="text1" w:val="000000"/>
@@ -11407,6 +11952,7 @@
     </w:tblStylePr>
     <w:tblStylePr w:type="lastCol">
       <w:rPr>
+        <w:rFonts w:eastAsia="黑体"/>
         <w:b w:val="0"/>
         <w:bCs w:val="0"/>
         <w:color w:themeColor="text1" w:val="000000"/>
@@ -11456,7 +12002,7 @@
       <w:spacing w:after="0" w:line="240" w:lineRule="auto"/>
     </w:pPr>
     <w:rPr>
-      <w:rFonts w:asciiTheme="majorHAnsi" w:cstheme="majorBidi" w:eastAsiaTheme="majorEastAsia" w:hAnsiTheme="majorHAnsi"/>
+      <w:rFonts w:asciiTheme="majorHAnsi" w:cstheme="majorBidi" w:hAnsiTheme="majorHAnsi" w:eastAsia="黑体"/>
       <w:color w:themeColor="text1" w:val="000000"/>
     </w:rPr>
     <w:tblPr>
@@ -11483,6 +12029,7 @@
     </w:tcPr>
     <w:tblStylePr w:type="firstRow">
       <w:rPr>
+        <w:rFonts w:eastAsia="黑体"/>
         <w:b/>
         <w:bCs/>
         <w:color w:themeColor="text1" w:val="000000"/>
@@ -11494,6 +12041,7 @@
     </w:tblStylePr>
     <w:tblStylePr w:type="lastRow">
       <w:rPr>
+        <w:rFonts w:eastAsia="黑体"/>
         <w:b/>
         <w:bCs/>
         <w:color w:themeColor="text1" w:val="000000"/>
@@ -11513,6 +12061,7 @@
     </w:tblStylePr>
     <w:tblStylePr w:type="firstCol">
       <w:rPr>
+        <w:rFonts w:eastAsia="黑体"/>
         <w:b/>
         <w:bCs/>
         <w:color w:themeColor="text1" w:val="000000"/>
@@ -11532,6 +12081,7 @@
     </w:tblStylePr>
     <w:tblStylePr w:type="lastCol">
       <w:rPr>
+        <w:rFonts w:eastAsia="黑体"/>
         <w:b w:val="0"/>
         <w:bCs w:val="0"/>
         <w:color w:themeColor="text1" w:val="000000"/>
@@ -11581,7 +12131,7 @@
       <w:spacing w:after="0" w:line="240" w:lineRule="auto"/>
     </w:pPr>
     <w:rPr>
-      <w:rFonts w:asciiTheme="majorHAnsi" w:cstheme="majorBidi" w:eastAsiaTheme="majorEastAsia" w:hAnsiTheme="majorHAnsi"/>
+      <w:rFonts w:asciiTheme="majorHAnsi" w:cstheme="majorBidi" w:hAnsiTheme="majorHAnsi" w:eastAsia="黑体"/>
       <w:color w:themeColor="text1" w:val="000000"/>
     </w:rPr>
     <w:tblPr>
@@ -11608,6 +12158,7 @@
     </w:tcPr>
     <w:tblStylePr w:type="firstRow">
       <w:rPr>
+        <w:rFonts w:eastAsia="黑体"/>
         <w:b/>
         <w:bCs/>
         <w:color w:themeColor="text1" w:val="000000"/>
@@ -11619,6 +12170,7 @@
     </w:tblStylePr>
     <w:tblStylePr w:type="lastRow">
       <w:rPr>
+        <w:rFonts w:eastAsia="黑体"/>
         <w:b/>
         <w:bCs/>
         <w:color w:themeColor="text1" w:val="000000"/>
@@ -11638,6 +12190,7 @@
     </w:tblStylePr>
     <w:tblStylePr w:type="firstCol">
       <w:rPr>
+        <w:rFonts w:eastAsia="黑体"/>
         <w:b/>
         <w:bCs/>
         <w:color w:themeColor="text1" w:val="000000"/>
@@ -11657,6 +12210,7 @@
     </w:tblStylePr>
     <w:tblStylePr w:type="lastCol">
       <w:rPr>
+        <w:rFonts w:eastAsia="黑体"/>
         <w:b w:val="0"/>
         <w:bCs w:val="0"/>
         <w:color w:themeColor="text1" w:val="000000"/>
@@ -11706,7 +12260,7 @@
       <w:spacing w:after="0" w:line="240" w:lineRule="auto"/>
     </w:pPr>
     <w:rPr>
-      <w:rFonts w:asciiTheme="majorHAnsi" w:cstheme="majorBidi" w:eastAsiaTheme="majorEastAsia" w:hAnsiTheme="majorHAnsi"/>
+      <w:rFonts w:asciiTheme="majorHAnsi" w:cstheme="majorBidi" w:hAnsiTheme="majorHAnsi" w:eastAsia="黑体"/>
       <w:color w:themeColor="text1" w:val="000000"/>
     </w:rPr>
     <w:tblPr>
@@ -11733,6 +12287,7 @@
     </w:tcPr>
     <w:tblStylePr w:type="firstRow">
       <w:rPr>
+        <w:rFonts w:eastAsia="黑体"/>
         <w:b/>
         <w:bCs/>
         <w:color w:themeColor="text1" w:val="000000"/>
@@ -11744,6 +12299,7 @@
     </w:tblStylePr>
     <w:tblStylePr w:type="lastRow">
       <w:rPr>
+        <w:rFonts w:eastAsia="黑体"/>
         <w:b/>
         <w:bCs/>
         <w:color w:themeColor="text1" w:val="000000"/>
@@ -11763,6 +12319,7 @@
     </w:tblStylePr>
     <w:tblStylePr w:type="firstCol">
       <w:rPr>
+        <w:rFonts w:eastAsia="黑体"/>
         <w:b/>
         <w:bCs/>
         <w:color w:themeColor="text1" w:val="000000"/>
@@ -11782,6 +12339,7 @@
     </w:tblStylePr>
     <w:tblStylePr w:type="lastCol">
       <w:rPr>
+        <w:rFonts w:eastAsia="黑体"/>
         <w:b w:val="0"/>
         <w:bCs w:val="0"/>
         <w:color w:themeColor="text1" w:val="000000"/>
@@ -11854,6 +12412,7 @@
     </w:tcPr>
     <w:tblStylePr w:type="firstRow">
       <w:rPr>
+        <w:rFonts w:eastAsia="黑体"/>
         <w:b/>
         <w:bCs/>
         <w:i w:val="0"/>
@@ -11875,6 +12434,7 @@
     </w:tblStylePr>
     <w:tblStylePr w:type="lastRow">
       <w:rPr>
+        <w:rFonts w:eastAsia="黑体"/>
         <w:b/>
         <w:bCs/>
         <w:i w:val="0"/>
@@ -11896,6 +12456,7 @@
     </w:tblStylePr>
     <w:tblStylePr w:type="firstCol">
       <w:rPr>
+        <w:rFonts w:eastAsia="黑体"/>
         <w:b/>
         <w:bCs/>
         <w:i w:val="0"/>
@@ -11915,6 +12476,7 @@
     </w:tblStylePr>
     <w:tblStylePr w:type="lastCol">
       <w:rPr>
+        <w:rFonts w:eastAsia="黑体"/>
         <w:b/>
         <w:bCs/>
         <w:i w:val="0"/>
@@ -11995,6 +12557,7 @@
     </w:tcPr>
     <w:tblStylePr w:type="firstRow">
       <w:rPr>
+        <w:rFonts w:eastAsia="黑体"/>
         <w:b/>
         <w:bCs/>
         <w:i w:val="0"/>
@@ -12016,6 +12579,7 @@
     </w:tblStylePr>
     <w:tblStylePr w:type="lastRow">
       <w:rPr>
+        <w:rFonts w:eastAsia="黑体"/>
         <w:b/>
         <w:bCs/>
         <w:i w:val="0"/>
@@ -12037,6 +12601,7 @@
     </w:tblStylePr>
     <w:tblStylePr w:type="firstCol">
       <w:rPr>
+        <w:rFonts w:eastAsia="黑体"/>
         <w:b/>
         <w:bCs/>
         <w:i w:val="0"/>
@@ -12056,6 +12621,7 @@
     </w:tblStylePr>
     <w:tblStylePr w:type="lastCol">
       <w:rPr>
+        <w:rFonts w:eastAsia="黑体"/>
         <w:b/>
         <w:bCs/>
         <w:i w:val="0"/>
@@ -12136,6 +12702,7 @@
     </w:tcPr>
     <w:tblStylePr w:type="firstRow">
       <w:rPr>
+        <w:rFonts w:eastAsia="黑体"/>
         <w:b/>
         <w:bCs/>
         <w:i w:val="0"/>
@@ -12157,6 +12724,7 @@
     </w:tblStylePr>
     <w:tblStylePr w:type="lastRow">
       <w:rPr>
+        <w:rFonts w:eastAsia="黑体"/>
         <w:b/>
         <w:bCs/>
         <w:i w:val="0"/>
@@ -12178,6 +12746,7 @@
     </w:tblStylePr>
     <w:tblStylePr w:type="firstCol">
       <w:rPr>
+        <w:rFonts w:eastAsia="黑体"/>
         <w:b/>
         <w:bCs/>
         <w:i w:val="0"/>
@@ -12197,6 +12766,7 @@
     </w:tblStylePr>
     <w:tblStylePr w:type="lastCol">
       <w:rPr>
+        <w:rFonts w:eastAsia="黑体"/>
         <w:b/>
         <w:bCs/>
         <w:i w:val="0"/>
@@ -12277,6 +12847,7 @@
     </w:tcPr>
     <w:tblStylePr w:type="firstRow">
       <w:rPr>
+        <w:rFonts w:eastAsia="黑体"/>
         <w:b/>
         <w:bCs/>
         <w:i w:val="0"/>
@@ -12298,6 +12869,7 @@
     </w:tblStylePr>
     <w:tblStylePr w:type="lastRow">
       <w:rPr>
+        <w:rFonts w:eastAsia="黑体"/>
         <w:b/>
         <w:bCs/>
         <w:i w:val="0"/>
@@ -12319,6 +12891,7 @@
     </w:tblStylePr>
     <w:tblStylePr w:type="firstCol">
       <w:rPr>
+        <w:rFonts w:eastAsia="黑体"/>
         <w:b/>
         <w:bCs/>
         <w:i w:val="0"/>
@@ -12338,6 +12911,7 @@
     </w:tblStylePr>
     <w:tblStylePr w:type="lastCol">
       <w:rPr>
+        <w:rFonts w:eastAsia="黑体"/>
         <w:b/>
         <w:bCs/>
         <w:i w:val="0"/>
@@ -12418,6 +12992,7 @@
     </w:tcPr>
     <w:tblStylePr w:type="firstRow">
       <w:rPr>
+        <w:rFonts w:eastAsia="黑体"/>
         <w:b/>
         <w:bCs/>
         <w:i w:val="0"/>
@@ -12439,6 +13014,7 @@
     </w:tblStylePr>
     <w:tblStylePr w:type="lastRow">
       <w:rPr>
+        <w:rFonts w:eastAsia="黑体"/>
         <w:b/>
         <w:bCs/>
         <w:i w:val="0"/>
@@ -12460,6 +13036,7 @@
     </w:tblStylePr>
     <w:tblStylePr w:type="firstCol">
       <w:rPr>
+        <w:rFonts w:eastAsia="黑体"/>
         <w:b/>
         <w:bCs/>
         <w:i w:val="0"/>
@@ -12479,6 +13056,7 @@
     </w:tblStylePr>
     <w:tblStylePr w:type="lastCol">
       <w:rPr>
+        <w:rFonts w:eastAsia="黑体"/>
         <w:b/>
         <w:bCs/>
         <w:i w:val="0"/>
@@ -12559,6 +13137,7 @@
     </w:tcPr>
     <w:tblStylePr w:type="firstRow">
       <w:rPr>
+        <w:rFonts w:eastAsia="黑体"/>
         <w:b/>
         <w:bCs/>
         <w:i w:val="0"/>
@@ -12580,6 +13159,7 @@
     </w:tblStylePr>
     <w:tblStylePr w:type="lastRow">
       <w:rPr>
+        <w:rFonts w:eastAsia="黑体"/>
         <w:b/>
         <w:bCs/>
         <w:i w:val="0"/>
@@ -12601,6 +13181,7 @@
     </w:tblStylePr>
     <w:tblStylePr w:type="firstCol">
       <w:rPr>
+        <w:rFonts w:eastAsia="黑体"/>
         <w:b/>
         <w:bCs/>
         <w:i w:val="0"/>
@@ -12620,6 +13201,7 @@
     </w:tblStylePr>
     <w:tblStylePr w:type="lastCol">
       <w:rPr>
+        <w:rFonts w:eastAsia="黑体"/>
         <w:b/>
         <w:bCs/>
         <w:i w:val="0"/>
@@ -12700,6 +13282,7 @@
     </w:tcPr>
     <w:tblStylePr w:type="firstRow">
       <w:rPr>
+        <w:rFonts w:eastAsia="黑体"/>
         <w:b/>
         <w:bCs/>
         <w:i w:val="0"/>
@@ -12721,6 +13304,7 @@
     </w:tblStylePr>
     <w:tblStylePr w:type="lastRow">
       <w:rPr>
+        <w:rFonts w:eastAsia="黑体"/>
         <w:b/>
         <w:bCs/>
         <w:i w:val="0"/>
@@ -12742,6 +13326,7 @@
     </w:tblStylePr>
     <w:tblStylePr w:type="firstCol">
       <w:rPr>
+        <w:rFonts w:eastAsia="黑体"/>
         <w:b/>
         <w:bCs/>
         <w:i w:val="0"/>
@@ -12761,6 +13346,7 @@
     </w:tblStylePr>
     <w:tblStylePr w:type="lastCol">
       <w:rPr>
+        <w:rFonts w:eastAsia="黑体"/>
         <w:b/>
         <w:bCs/>
         <w:i w:val="0"/>
@@ -12818,6 +13404,7 @@
       <w:spacing w:after="0" w:line="240" w:lineRule="auto"/>
     </w:pPr>
     <w:rPr>
+      <w:rFonts w:eastAsia="黑体"/>
       <w:color w:themeColor="background1" w:val="FFFFFF"/>
     </w:rPr>
     <w:tblPr>
@@ -12836,6 +13423,7 @@
     </w:tcPr>
     <w:tblStylePr w:type="firstRow">
       <w:rPr>
+        <w:rFonts w:eastAsia="黑体"/>
         <w:b/>
         <w:bCs/>
       </w:rPr>
@@ -12932,6 +13520,7 @@
       <w:spacing w:after="0" w:line="240" w:lineRule="auto"/>
     </w:pPr>
     <w:rPr>
+      <w:rFonts w:eastAsia="黑体"/>
       <w:color w:themeColor="background1" w:val="FFFFFF"/>
     </w:rPr>
     <w:tblPr>
@@ -12950,6 +13539,7 @@
     </w:tcPr>
     <w:tblStylePr w:type="firstRow">
       <w:rPr>
+        <w:rFonts w:eastAsia="黑体"/>
         <w:b/>
         <w:bCs/>
       </w:rPr>
@@ -13046,6 +13636,7 @@
       <w:spacing w:after="0" w:line="240" w:lineRule="auto"/>
     </w:pPr>
     <w:rPr>
+      <w:rFonts w:eastAsia="黑体"/>
       <w:color w:themeColor="background1" w:val="FFFFFF"/>
     </w:rPr>
     <w:tblPr>
@@ -13064,6 +13655,7 @@
     </w:tcPr>
     <w:tblStylePr w:type="firstRow">
       <w:rPr>
+        <w:rFonts w:eastAsia="黑体"/>
         <w:b/>
         <w:bCs/>
       </w:rPr>
@@ -13160,6 +13752,7 @@
       <w:spacing w:after="0" w:line="240" w:lineRule="auto"/>
     </w:pPr>
     <w:rPr>
+      <w:rFonts w:eastAsia="黑体"/>
       <w:color w:themeColor="background1" w:val="FFFFFF"/>
     </w:rPr>
     <w:tblPr>
@@ -13178,6 +13771,7 @@
     </w:tcPr>
     <w:tblStylePr w:type="firstRow">
       <w:rPr>
+        <w:rFonts w:eastAsia="黑体"/>
         <w:b/>
         <w:bCs/>
       </w:rPr>
@@ -13274,6 +13868,7 @@
       <w:spacing w:after="0" w:line="240" w:lineRule="auto"/>
     </w:pPr>
     <w:rPr>
+      <w:rFonts w:eastAsia="黑体"/>
       <w:color w:themeColor="background1" w:val="FFFFFF"/>
     </w:rPr>
     <w:tblPr>
@@ -13292,6 +13887,7 @@
     </w:tcPr>
     <w:tblStylePr w:type="firstRow">
       <w:rPr>
+        <w:rFonts w:eastAsia="黑体"/>
         <w:b/>
         <w:bCs/>
       </w:rPr>
@@ -13388,6 +13984,7 @@
       <w:spacing w:after="0" w:line="240" w:lineRule="auto"/>
     </w:pPr>
     <w:rPr>
+      <w:rFonts w:eastAsia="黑体"/>
       <w:color w:themeColor="background1" w:val="FFFFFF"/>
     </w:rPr>
     <w:tblPr>
@@ -13406,6 +14003,7 @@
     </w:tcPr>
     <w:tblStylePr w:type="firstRow">
       <w:rPr>
+        <w:rFonts w:eastAsia="黑体"/>
         <w:b/>
         <w:bCs/>
       </w:rPr>
@@ -13502,6 +14100,7 @@
       <w:spacing w:after="0" w:line="240" w:lineRule="auto"/>
     </w:pPr>
     <w:rPr>
+      <w:rFonts w:eastAsia="黑体"/>
       <w:color w:themeColor="background1" w:val="FFFFFF"/>
     </w:rPr>
     <w:tblPr>
@@ -13520,6 +14119,7 @@
     </w:tcPr>
     <w:tblStylePr w:type="firstRow">
       <w:rPr>
+        <w:rFonts w:eastAsia="黑体"/>
         <w:b/>
         <w:bCs/>
       </w:rPr>
@@ -13616,6 +14216,7 @@
       <w:spacing w:after="0" w:line="240" w:lineRule="auto"/>
     </w:pPr>
     <w:rPr>
+      <w:rFonts w:eastAsia="黑体"/>
       <w:color w:themeColor="text1" w:val="000000"/>
     </w:rPr>
     <w:tblPr>
@@ -13642,6 +14243,7 @@
     </w:tcPr>
     <w:tblStylePr w:type="firstRow">
       <w:rPr>
+        <w:rFonts w:eastAsia="黑体"/>
         <w:b/>
         <w:bCs/>
       </w:rPr>
@@ -13660,6 +14262,7 @@
     </w:tblStylePr>
     <w:tblStylePr w:type="lastRow">
       <w:rPr>
+        <w:rFonts w:eastAsia="黑体"/>
         <w:b/>
         <w:bCs/>
         <w:color w:themeColor="background1" w:val="FFFFFF"/>
@@ -13674,6 +14277,7 @@
     </w:tblStylePr>
     <w:tblStylePr w:type="firstCol">
       <w:rPr>
+        <w:rFonts w:eastAsia="黑体"/>
         <w:color w:themeColor="background1" w:val="FFFFFF"/>
       </w:rPr>
       <w:tblPr/>
@@ -13691,6 +14295,7 @@
     </w:tblStylePr>
     <w:tblStylePr w:type="lastCol">
       <w:rPr>
+        <w:rFonts w:eastAsia="黑体"/>
         <w:color w:themeColor="background1" w:val="FFFFFF"/>
       </w:rPr>
       <w:tblPr/>
@@ -13720,11 +14325,13 @@
     </w:tblStylePr>
     <w:tblStylePr w:type="neCell">
       <w:rPr>
+        <w:rFonts w:eastAsia="黑体"/>
         <w:color w:themeColor="text1" w:val="000000"/>
       </w:rPr>
     </w:tblStylePr>
     <w:tblStylePr w:type="nwCell">
       <w:rPr>
+        <w:rFonts w:eastAsia="黑体"/>
         <w:color w:themeColor="text1" w:val="000000"/>
       </w:rPr>
     </w:tblStylePr>
@@ -13738,6 +14345,7 @@
       <w:spacing w:after="0" w:line="240" w:lineRule="auto"/>
     </w:pPr>
     <w:rPr>
+      <w:rFonts w:eastAsia="黑体"/>
       <w:color w:themeColor="text1" w:val="000000"/>
     </w:rPr>
     <w:tblPr>
@@ -13764,6 +14372,7 @@
     </w:tcPr>
     <w:tblStylePr w:type="firstRow">
       <w:rPr>
+        <w:rFonts w:eastAsia="黑体"/>
         <w:b/>
         <w:bCs/>
       </w:rPr>
@@ -13782,6 +14391,7 @@
     </w:tblStylePr>
     <w:tblStylePr w:type="lastRow">
       <w:rPr>
+        <w:rFonts w:eastAsia="黑体"/>
         <w:b/>
         <w:bCs/>
         <w:color w:themeColor="background1" w:val="FFFFFF"/>
@@ -13796,6 +14406,7 @@
     </w:tblStylePr>
     <w:tblStylePr w:type="firstCol">
       <w:rPr>
+        <w:rFonts w:eastAsia="黑体"/>
         <w:color w:themeColor="background1" w:val="FFFFFF"/>
       </w:rPr>
       <w:tblPr/>
@@ -13813,6 +14424,7 @@
     </w:tblStylePr>
     <w:tblStylePr w:type="lastCol">
       <w:rPr>
+        <w:rFonts w:eastAsia="黑体"/>
         <w:color w:themeColor="background1" w:val="FFFFFF"/>
       </w:rPr>
       <w:tblPr/>
@@ -13842,11 +14454,13 @@
     </w:tblStylePr>
     <w:tblStylePr w:type="neCell">
       <w:rPr>
+        <w:rFonts w:eastAsia="黑体"/>
         <w:color w:themeColor="text1" w:val="000000"/>
       </w:rPr>
     </w:tblStylePr>
     <w:tblStylePr w:type="nwCell">
       <w:rPr>
+        <w:rFonts w:eastAsia="黑体"/>
         <w:color w:themeColor="text1" w:val="000000"/>
       </w:rPr>
     </w:tblStylePr>
@@ -13860,6 +14474,7 @@
       <w:spacing w:after="0" w:line="240" w:lineRule="auto"/>
     </w:pPr>
     <w:rPr>
+      <w:rFonts w:eastAsia="黑体"/>
       <w:color w:themeColor="text1" w:val="000000"/>
     </w:rPr>
     <w:tblPr>
@@ -13886,6 +14501,7 @@
     </w:tcPr>
     <w:tblStylePr w:type="firstRow">
       <w:rPr>
+        <w:rFonts w:eastAsia="黑体"/>
         <w:b/>
         <w:bCs/>
       </w:rPr>
@@ -13904,6 +14520,7 @@
     </w:tblStylePr>
     <w:tblStylePr w:type="lastRow">
       <w:rPr>
+        <w:rFonts w:eastAsia="黑体"/>
         <w:b/>
         <w:bCs/>
         <w:color w:themeColor="background1" w:val="FFFFFF"/>
@@ -13918,6 +14535,7 @@
     </w:tblStylePr>
     <w:tblStylePr w:type="firstCol">
       <w:rPr>
+        <w:rFonts w:eastAsia="黑体"/>
         <w:color w:themeColor="background1" w:val="FFFFFF"/>
       </w:rPr>
       <w:tblPr/>
@@ -13935,6 +14553,7 @@
     </w:tblStylePr>
     <w:tblStylePr w:type="lastCol">
       <w:rPr>
+        <w:rFonts w:eastAsia="黑体"/>
         <w:color w:themeColor="background1" w:val="FFFFFF"/>
       </w:rPr>
       <w:tblPr/>
@@ -13964,11 +14583,13 @@
     </w:tblStylePr>
     <w:tblStylePr w:type="neCell">
       <w:rPr>
+        <w:rFonts w:eastAsia="黑体"/>
         <w:color w:themeColor="text1" w:val="000000"/>
       </w:rPr>
     </w:tblStylePr>
     <w:tblStylePr w:type="nwCell">
       <w:rPr>
+        <w:rFonts w:eastAsia="黑体"/>
         <w:color w:themeColor="text1" w:val="000000"/>
       </w:rPr>
     </w:tblStylePr>
@@ -13982,6 +14603,7 @@
       <w:spacing w:after="0" w:line="240" w:lineRule="auto"/>
     </w:pPr>
     <w:rPr>
+      <w:rFonts w:eastAsia="黑体"/>
       <w:color w:themeColor="text1" w:val="000000"/>
     </w:rPr>
     <w:tblPr>
@@ -14008,6 +14630,7 @@
     </w:tcPr>
     <w:tblStylePr w:type="firstRow">
       <w:rPr>
+        <w:rFonts w:eastAsia="黑体"/>
         <w:b/>
         <w:bCs/>
       </w:rPr>
@@ -14026,6 +14649,7 @@
     </w:tblStylePr>
     <w:tblStylePr w:type="lastRow">
       <w:rPr>
+        <w:rFonts w:eastAsia="黑体"/>
         <w:b/>
         <w:bCs/>
         <w:color w:themeColor="background1" w:val="FFFFFF"/>
@@ -14040,6 +14664,7 @@
     </w:tblStylePr>
     <w:tblStylePr w:type="firstCol">
       <w:rPr>
+        <w:rFonts w:eastAsia="黑体"/>
         <w:color w:themeColor="background1" w:val="FFFFFF"/>
       </w:rPr>
       <w:tblPr/>
@@ -14057,6 +14682,7 @@
     </w:tblStylePr>
     <w:tblStylePr w:type="lastCol">
       <w:rPr>
+        <w:rFonts w:eastAsia="黑体"/>
         <w:color w:themeColor="background1" w:val="FFFFFF"/>
       </w:rPr>
       <w:tblPr/>
@@ -14094,6 +14720,7 @@
       <w:spacing w:after="0" w:line="240" w:lineRule="auto"/>
     </w:pPr>
     <w:rPr>
+      <w:rFonts w:eastAsia="黑体"/>
       <w:color w:themeColor="text1" w:val="000000"/>
     </w:rPr>
     <w:tblPr>
@@ -14120,6 +14747,7 @@
     </w:tcPr>
     <w:tblStylePr w:type="firstRow">
       <w:rPr>
+        <w:rFonts w:eastAsia="黑体"/>
         <w:b/>
         <w:bCs/>
       </w:rPr>
@@ -14138,6 +14766,7 @@
     </w:tblStylePr>
     <w:tblStylePr w:type="lastRow">
       <w:rPr>
+        <w:rFonts w:eastAsia="黑体"/>
         <w:b/>
         <w:bCs/>
         <w:color w:themeColor="background1" w:val="FFFFFF"/>
@@ -14152,6 +14781,7 @@
     </w:tblStylePr>
     <w:tblStylePr w:type="firstCol">
       <w:rPr>
+        <w:rFonts w:eastAsia="黑体"/>
         <w:color w:themeColor="background1" w:val="FFFFFF"/>
       </w:rPr>
       <w:tblPr/>
@@ -14169,6 +14799,7 @@
     </w:tblStylePr>
     <w:tblStylePr w:type="lastCol">
       <w:rPr>
+        <w:rFonts w:eastAsia="黑体"/>
         <w:color w:themeColor="background1" w:val="FFFFFF"/>
       </w:rPr>
       <w:tblPr/>
@@ -14198,11 +14829,13 @@
     </w:tblStylePr>
     <w:tblStylePr w:type="neCell">
       <w:rPr>
+        <w:rFonts w:eastAsia="黑体"/>
         <w:color w:themeColor="text1" w:val="000000"/>
       </w:rPr>
     </w:tblStylePr>
     <w:tblStylePr w:type="nwCell">
       <w:rPr>
+        <w:rFonts w:eastAsia="黑体"/>
         <w:color w:themeColor="text1" w:val="000000"/>
       </w:rPr>
     </w:tblStylePr>
@@ -14216,6 +14849,7 @@
       <w:spacing w:after="0" w:line="240" w:lineRule="auto"/>
     </w:pPr>
     <w:rPr>
+      <w:rFonts w:eastAsia="黑体"/>
       <w:color w:themeColor="text1" w:val="000000"/>
     </w:rPr>
     <w:tblPr>
@@ -14242,6 +14876,7 @@
     </w:tcPr>
     <w:tblStylePr w:type="firstRow">
       <w:rPr>
+        <w:rFonts w:eastAsia="黑体"/>
         <w:b/>
         <w:bCs/>
       </w:rPr>
@@ -14260,6 +14895,7 @@
     </w:tblStylePr>
     <w:tblStylePr w:type="lastRow">
       <w:rPr>
+        <w:rFonts w:eastAsia="黑体"/>
         <w:b/>
         <w:bCs/>
         <w:color w:themeColor="background1" w:val="FFFFFF"/>
@@ -14274,6 +14910,7 @@
     </w:tblStylePr>
     <w:tblStylePr w:type="firstCol">
       <w:rPr>
+        <w:rFonts w:eastAsia="黑体"/>
         <w:color w:themeColor="background1" w:val="FFFFFF"/>
       </w:rPr>
       <w:tblPr/>
@@ -14291,6 +14928,7 @@
     </w:tblStylePr>
     <w:tblStylePr w:type="lastCol">
       <w:rPr>
+        <w:rFonts w:eastAsia="黑体"/>
         <w:color w:themeColor="background1" w:val="FFFFFF"/>
       </w:rPr>
       <w:tblPr/>
@@ -14320,11 +14958,13 @@
     </w:tblStylePr>
     <w:tblStylePr w:type="neCell">
       <w:rPr>
+        <w:rFonts w:eastAsia="黑体"/>
         <w:color w:themeColor="text1" w:val="000000"/>
       </w:rPr>
     </w:tblStylePr>
     <w:tblStylePr w:type="nwCell">
       <w:rPr>
+        <w:rFonts w:eastAsia="黑体"/>
         <w:color w:themeColor="text1" w:val="000000"/>
       </w:rPr>
     </w:tblStylePr>
@@ -14338,6 +14978,7 @@
       <w:spacing w:after="0" w:line="240" w:lineRule="auto"/>
     </w:pPr>
     <w:rPr>
+      <w:rFonts w:eastAsia="黑体"/>
       <w:color w:themeColor="text1" w:val="000000"/>
     </w:rPr>
     <w:tblPr>
@@ -14364,6 +15005,7 @@
     </w:tcPr>
     <w:tblStylePr w:type="firstRow">
       <w:rPr>
+        <w:rFonts w:eastAsia="黑体"/>
         <w:b/>
         <w:bCs/>
       </w:rPr>
@@ -14382,6 +15024,7 @@
     </w:tblStylePr>
     <w:tblStylePr w:type="lastRow">
       <w:rPr>
+        <w:rFonts w:eastAsia="黑体"/>
         <w:b/>
         <w:bCs/>
         <w:color w:themeColor="background1" w:val="FFFFFF"/>
@@ -14396,6 +15039,7 @@
     </w:tblStylePr>
     <w:tblStylePr w:type="firstCol">
       <w:rPr>
+        <w:rFonts w:eastAsia="黑体"/>
         <w:color w:themeColor="background1" w:val="FFFFFF"/>
       </w:rPr>
       <w:tblPr/>
@@ -14413,6 +15057,7 @@
     </w:tblStylePr>
     <w:tblStylePr w:type="lastCol">
       <w:rPr>
+        <w:rFonts w:eastAsia="黑体"/>
         <w:color w:themeColor="background1" w:val="FFFFFF"/>
       </w:rPr>
       <w:tblPr/>
@@ -14442,11 +15087,13 @@
     </w:tblStylePr>
     <w:tblStylePr w:type="neCell">
       <w:rPr>
+        <w:rFonts w:eastAsia="黑体"/>
         <w:color w:themeColor="text1" w:val="000000"/>
       </w:rPr>
     </w:tblStylePr>
     <w:tblStylePr w:type="nwCell">
       <w:rPr>
+        <w:rFonts w:eastAsia="黑体"/>
         <w:color w:themeColor="text1" w:val="000000"/>
       </w:rPr>
     </w:tblStylePr>
@@ -14460,6 +15107,7 @@
       <w:spacing w:after="0" w:line="240" w:lineRule="auto"/>
     </w:pPr>
     <w:rPr>
+      <w:rFonts w:eastAsia="黑体"/>
       <w:color w:themeColor="text1" w:val="000000"/>
     </w:rPr>
     <w:tblPr>
@@ -14478,6 +15126,7 @@
     </w:tcPr>
     <w:tblStylePr w:type="firstRow">
       <w:rPr>
+        <w:rFonts w:eastAsia="黑体"/>
         <w:b/>
         <w:bCs/>
         <w:color w:themeColor="background1" w:val="FFFFFF"/>
@@ -14492,6 +15141,7 @@
     </w:tblStylePr>
     <w:tblStylePr w:type="lastRow">
       <w:rPr>
+        <w:rFonts w:eastAsia="黑体"/>
         <w:b/>
         <w:bCs/>
         <w:color w:themeColor="accent2" w:themeShade="CC" w:val="9E3A38"/>
@@ -14506,12 +15156,14 @@
     </w:tblStylePr>
     <w:tblStylePr w:type="firstCol">
       <w:rPr>
+        <w:rFonts w:eastAsia="黑体"/>
         <w:b/>
         <w:bCs/>
       </w:rPr>
     </w:tblStylePr>
     <w:tblStylePr w:type="lastCol">
       <w:rPr>
+        <w:rFonts w:eastAsia="黑体"/>
         <w:b/>
         <w:bCs/>
       </w:rPr>
@@ -14546,6 +15198,7 @@
       <w:spacing w:after="0" w:line="240" w:lineRule="auto"/>
     </w:pPr>
     <w:rPr>
+      <w:rFonts w:eastAsia="黑体"/>
       <w:color w:themeColor="text1" w:val="000000"/>
     </w:rPr>
     <w:tblPr>
@@ -14564,6 +15217,7 @@
     </w:tcPr>
     <w:tblStylePr w:type="firstRow">
       <w:rPr>
+        <w:rFonts w:eastAsia="黑体"/>
         <w:b/>
         <w:bCs/>
         <w:color w:themeColor="background1" w:val="FFFFFF"/>
@@ -14578,6 +15232,7 @@
     </w:tblStylePr>
     <w:tblStylePr w:type="lastRow">
       <w:rPr>
+        <w:rFonts w:eastAsia="黑体"/>
         <w:b/>
         <w:bCs/>
         <w:color w:themeColor="accent2" w:themeShade="CC" w:val="9E3A38"/>
@@ -14592,12 +15247,14 @@
     </w:tblStylePr>
     <w:tblStylePr w:type="firstCol">
       <w:rPr>
+        <w:rFonts w:eastAsia="黑体"/>
         <w:b/>
         <w:bCs/>
       </w:rPr>
     </w:tblStylePr>
     <w:tblStylePr w:type="lastCol">
       <w:rPr>
+        <w:rFonts w:eastAsia="黑体"/>
         <w:b/>
         <w:bCs/>
       </w:rPr>
@@ -14632,6 +15289,7 @@
       <w:spacing w:after="0" w:line="240" w:lineRule="auto"/>
     </w:pPr>
     <w:rPr>
+      <w:rFonts w:eastAsia="黑体"/>
       <w:color w:themeColor="text1" w:val="000000"/>
     </w:rPr>
     <w:tblPr>
@@ -14650,6 +15308,7 @@
     </w:tcPr>
     <w:tblStylePr w:type="firstRow">
       <w:rPr>
+        <w:rFonts w:eastAsia="黑体"/>
         <w:b/>
         <w:bCs/>
         <w:color w:themeColor="background1" w:val="FFFFFF"/>
@@ -14664,6 +15323,7 @@
     </w:tblStylePr>
     <w:tblStylePr w:type="lastRow">
       <w:rPr>
+        <w:rFonts w:eastAsia="黑体"/>
         <w:b/>
         <w:bCs/>
         <w:color w:themeColor="accent2" w:themeShade="CC" w:val="9E3A38"/>
@@ -14678,12 +15338,14 @@
     </w:tblStylePr>
     <w:tblStylePr w:type="firstCol">
       <w:rPr>
+        <w:rFonts w:eastAsia="黑体"/>
         <w:b/>
         <w:bCs/>
       </w:rPr>
     </w:tblStylePr>
     <w:tblStylePr w:type="lastCol">
       <w:rPr>
+        <w:rFonts w:eastAsia="黑体"/>
         <w:b/>
         <w:bCs/>
       </w:rPr>
@@ -14718,6 +15380,7 @@
       <w:spacing w:after="0" w:line="240" w:lineRule="auto"/>
     </w:pPr>
     <w:rPr>
+      <w:rFonts w:eastAsia="黑体"/>
       <w:color w:themeColor="text1" w:val="000000"/>
     </w:rPr>
     <w:tblPr>
@@ -14736,6 +15399,7 @@
     </w:tcPr>
     <w:tblStylePr w:type="firstRow">
       <w:rPr>
+        <w:rFonts w:eastAsia="黑体"/>
         <w:b/>
         <w:bCs/>
         <w:color w:themeColor="background1" w:val="FFFFFF"/>
@@ -14750,6 +15414,7 @@
     </w:tblStylePr>
     <w:tblStylePr w:type="lastRow">
       <w:rPr>
+        <w:rFonts w:eastAsia="黑体"/>
         <w:b/>
         <w:bCs/>
         <w:color w:themeColor="accent4" w:themeShade="CC" w:val="664E82"/>
@@ -14764,12 +15429,14 @@
     </w:tblStylePr>
     <w:tblStylePr w:type="firstCol">
       <w:rPr>
+        <w:rFonts w:eastAsia="黑体"/>
         <w:b/>
         <w:bCs/>
       </w:rPr>
     </w:tblStylePr>
     <w:tblStylePr w:type="lastCol">
       <w:rPr>
+        <w:rFonts w:eastAsia="黑体"/>
         <w:b/>
         <w:bCs/>
       </w:rPr>
@@ -14804,6 +15471,7 @@
       <w:spacing w:after="0" w:line="240" w:lineRule="auto"/>
     </w:pPr>
     <w:rPr>
+      <w:rFonts w:eastAsia="黑体"/>
       <w:color w:themeColor="text1" w:val="000000"/>
     </w:rPr>
     <w:tblPr>
@@ -14822,6 +15490,7 @@
     </w:tcPr>
     <w:tblStylePr w:type="firstRow">
       <w:rPr>
+        <w:rFonts w:eastAsia="黑体"/>
         <w:b/>
         <w:bCs/>
         <w:color w:themeColor="background1" w:val="FFFFFF"/>
@@ -14836,6 +15505,7 @@
     </w:tblStylePr>
     <w:tblStylePr w:type="lastRow">
       <w:rPr>
+        <w:rFonts w:eastAsia="黑体"/>
         <w:b/>
         <w:bCs/>
         <w:color w:themeColor="accent3" w:themeShade="CC" w:val="7E9C40"/>
@@ -14850,12 +15520,14 @@
     </w:tblStylePr>
     <w:tblStylePr w:type="firstCol">
       <w:rPr>
+        <w:rFonts w:eastAsia="黑体"/>
         <w:b/>
         <w:bCs/>
       </w:rPr>
     </w:tblStylePr>
     <w:tblStylePr w:type="lastCol">
       <w:rPr>
+        <w:rFonts w:eastAsia="黑体"/>
         <w:b/>
         <w:bCs/>
       </w:rPr>
@@ -14890,6 +15562,7 @@
       <w:spacing w:after="0" w:line="240" w:lineRule="auto"/>
     </w:pPr>
     <w:rPr>
+      <w:rFonts w:eastAsia="黑体"/>
       <w:color w:themeColor="text1" w:val="000000"/>
     </w:rPr>
     <w:tblPr>
@@ -14908,6 +15581,7 @@
     </w:tcPr>
     <w:tblStylePr w:type="firstRow">
       <w:rPr>
+        <w:rFonts w:eastAsia="黑体"/>
         <w:b/>
         <w:bCs/>
         <w:color w:themeColor="background1" w:val="FFFFFF"/>
@@ -14922,6 +15596,7 @@
     </w:tblStylePr>
     <w:tblStylePr w:type="lastRow">
       <w:rPr>
+        <w:rFonts w:eastAsia="黑体"/>
         <w:b/>
         <w:bCs/>
         <w:color w:themeColor="accent6" w:themeShade="CC" w:val="F2730A"/>
@@ -14936,12 +15611,14 @@
     </w:tblStylePr>
     <w:tblStylePr w:type="firstCol">
       <w:rPr>
+        <w:rFonts w:eastAsia="黑体"/>
         <w:b/>
         <w:bCs/>
       </w:rPr>
     </w:tblStylePr>
     <w:tblStylePr w:type="lastCol">
       <w:rPr>
+        <w:rFonts w:eastAsia="黑体"/>
         <w:b/>
         <w:bCs/>
       </w:rPr>
@@ -14976,6 +15653,7 @@
       <w:spacing w:after="0" w:line="240" w:lineRule="auto"/>
     </w:pPr>
     <w:rPr>
+      <w:rFonts w:eastAsia="黑体"/>
       <w:color w:themeColor="text1" w:val="000000"/>
     </w:rPr>
     <w:tblPr>
@@ -14994,6 +15672,7 @@
     </w:tcPr>
     <w:tblStylePr w:type="firstRow">
       <w:rPr>
+        <w:rFonts w:eastAsia="黑体"/>
         <w:b/>
         <w:bCs/>
         <w:color w:themeColor="background1" w:val="FFFFFF"/>
@@ -15008,6 +15687,7 @@
     </w:tblStylePr>
     <w:tblStylePr w:type="lastRow">
       <w:rPr>
+        <w:rFonts w:eastAsia="黑体"/>
         <w:b/>
         <w:bCs/>
         <w:color w:themeColor="accent5" w:themeShade="CC" w:val="348DA5"/>
@@ -15022,12 +15702,14 @@
     </w:tblStylePr>
     <w:tblStylePr w:type="firstCol">
       <w:rPr>
+        <w:rFonts w:eastAsia="黑体"/>
         <w:b/>
         <w:bCs/>
       </w:rPr>
     </w:tblStylePr>
     <w:tblStylePr w:type="lastCol">
       <w:rPr>
+        <w:rFonts w:eastAsia="黑体"/>
         <w:b/>
         <w:bCs/>
       </w:rPr>
@@ -15062,6 +15744,7 @@
       <w:spacing w:after="0" w:line="240" w:lineRule="auto"/>
     </w:pPr>
     <w:rPr>
+      <w:rFonts w:eastAsia="黑体"/>
       <w:color w:themeColor="text1" w:val="000000"/>
     </w:rPr>
     <w:tblPr>
@@ -15083,6 +15766,7 @@
     </w:tcPr>
     <w:tblStylePr w:type="firstRow">
       <w:rPr>
+        <w:rFonts w:eastAsia="黑体"/>
         <w:b/>
         <w:bCs/>
       </w:rPr>
@@ -15093,6 +15777,7 @@
     </w:tblStylePr>
     <w:tblStylePr w:type="lastRow">
       <w:rPr>
+        <w:rFonts w:eastAsia="黑体"/>
         <w:b/>
         <w:bCs/>
         <w:color w:themeColor="text1" w:val="000000"/>
@@ -15104,6 +15789,7 @@
     </w:tblStylePr>
     <w:tblStylePr w:type="firstCol">
       <w:rPr>
+        <w:rFonts w:eastAsia="黑体"/>
         <w:color w:themeColor="background1" w:val="FFFFFF"/>
       </w:rPr>
       <w:tblPr/>
@@ -15113,6 +15799,7 @@
     </w:tblStylePr>
     <w:tblStylePr w:type="lastCol">
       <w:rPr>
+        <w:rFonts w:eastAsia="黑体"/>
         <w:color w:themeColor="background1" w:val="FFFFFF"/>
       </w:rPr>
       <w:tblPr/>
@@ -15142,6 +15829,7 @@
       <w:spacing w:after="0" w:line="240" w:lineRule="auto"/>
     </w:pPr>
     <w:rPr>
+      <w:rFonts w:eastAsia="黑体"/>
       <w:color w:themeColor="text1" w:val="000000"/>
     </w:rPr>
     <w:tblPr>
@@ -15163,6 +15851,7 @@
     </w:tcPr>
     <w:tblStylePr w:type="firstRow">
       <w:rPr>
+        <w:rFonts w:eastAsia="黑体"/>
         <w:b/>
         <w:bCs/>
       </w:rPr>
@@ -15173,6 +15862,7 @@
     </w:tblStylePr>
     <w:tblStylePr w:type="lastRow">
       <w:rPr>
+        <w:rFonts w:eastAsia="黑体"/>
         <w:b/>
         <w:bCs/>
         <w:color w:themeColor="text1" w:val="000000"/>
@@ -15184,6 +15874,7 @@
     </w:tblStylePr>
     <w:tblStylePr w:type="firstCol">
       <w:rPr>
+        <w:rFonts w:eastAsia="黑体"/>
         <w:color w:themeColor="background1" w:val="FFFFFF"/>
       </w:rPr>
       <w:tblPr/>
@@ -15193,6 +15884,7 @@
     </w:tblStylePr>
     <w:tblStylePr w:type="lastCol">
       <w:rPr>
+        <w:rFonts w:eastAsia="黑体"/>
         <w:color w:themeColor="background1" w:val="FFFFFF"/>
       </w:rPr>
       <w:tblPr/>
@@ -15222,6 +15914,7 @@
       <w:spacing w:after="0" w:line="240" w:lineRule="auto"/>
     </w:pPr>
     <w:rPr>
+      <w:rFonts w:eastAsia="黑体"/>
       <w:color w:themeColor="text1" w:val="000000"/>
     </w:rPr>
     <w:tblPr>
@@ -15243,6 +15936,7 @@
     </w:tcPr>
     <w:tblStylePr w:type="firstRow">
       <w:rPr>
+        <w:rFonts w:eastAsia="黑体"/>
         <w:b/>
         <w:bCs/>
       </w:rPr>
@@ -15253,6 +15947,7 @@
     </w:tblStylePr>
     <w:tblStylePr w:type="lastRow">
       <w:rPr>
+        <w:rFonts w:eastAsia="黑体"/>
         <w:b/>
         <w:bCs/>
         <w:color w:themeColor="text1" w:val="000000"/>
@@ -15264,6 +15959,7 @@
     </w:tblStylePr>
     <w:tblStylePr w:type="firstCol">
       <w:rPr>
+        <w:rFonts w:eastAsia="黑体"/>
         <w:color w:themeColor="background1" w:val="FFFFFF"/>
       </w:rPr>
       <w:tblPr/>
@@ -15273,6 +15969,7 @@
     </w:tblStylePr>
     <w:tblStylePr w:type="lastCol">
       <w:rPr>
+        <w:rFonts w:eastAsia="黑体"/>
         <w:color w:themeColor="background1" w:val="FFFFFF"/>
       </w:rPr>
       <w:tblPr/>
@@ -15302,6 +15999,7 @@
       <w:spacing w:after="0" w:line="240" w:lineRule="auto"/>
     </w:pPr>
     <w:rPr>
+      <w:rFonts w:eastAsia="黑体"/>
       <w:color w:themeColor="text1" w:val="000000"/>
     </w:rPr>
     <w:tblPr>
@@ -15323,6 +16021,7 @@
     </w:tcPr>
     <w:tblStylePr w:type="firstRow">
       <w:rPr>
+        <w:rFonts w:eastAsia="黑体"/>
         <w:b/>
         <w:bCs/>
       </w:rPr>
@@ -15333,6 +16032,7 @@
     </w:tblStylePr>
     <w:tblStylePr w:type="lastRow">
       <w:rPr>
+        <w:rFonts w:eastAsia="黑体"/>
         <w:b/>
         <w:bCs/>
         <w:color w:themeColor="text1" w:val="000000"/>
@@ -15344,6 +16044,7 @@
     </w:tblStylePr>
     <w:tblStylePr w:type="firstCol">
       <w:rPr>
+        <w:rFonts w:eastAsia="黑体"/>
         <w:color w:themeColor="background1" w:val="FFFFFF"/>
       </w:rPr>
       <w:tblPr/>
@@ -15353,6 +16054,7 @@
     </w:tblStylePr>
     <w:tblStylePr w:type="lastCol">
       <w:rPr>
+        <w:rFonts w:eastAsia="黑体"/>
         <w:color w:themeColor="background1" w:val="FFFFFF"/>
       </w:rPr>
       <w:tblPr/>
@@ -15382,6 +16084,7 @@
       <w:spacing w:after="0" w:line="240" w:lineRule="auto"/>
     </w:pPr>
     <w:rPr>
+      <w:rFonts w:eastAsia="黑体"/>
       <w:color w:themeColor="text1" w:val="000000"/>
     </w:rPr>
     <w:tblPr>
@@ -15403,6 +16106,7 @@
     </w:tcPr>
     <w:tblStylePr w:type="firstRow">
       <w:rPr>
+        <w:rFonts w:eastAsia="黑体"/>
         <w:b/>
         <w:bCs/>
       </w:rPr>
@@ -15413,6 +16117,7 @@
     </w:tblStylePr>
     <w:tblStylePr w:type="lastRow">
       <w:rPr>
+        <w:rFonts w:eastAsia="黑体"/>
         <w:b/>
         <w:bCs/>
         <w:color w:themeColor="text1" w:val="000000"/>
@@ -15424,6 +16129,7 @@
     </w:tblStylePr>
     <w:tblStylePr w:type="firstCol">
       <w:rPr>
+        <w:rFonts w:eastAsia="黑体"/>
         <w:color w:themeColor="background1" w:val="FFFFFF"/>
       </w:rPr>
       <w:tblPr/>
@@ -15433,6 +16139,7 @@
     </w:tblStylePr>
     <w:tblStylePr w:type="lastCol">
       <w:rPr>
+        <w:rFonts w:eastAsia="黑体"/>
         <w:color w:themeColor="background1" w:val="FFFFFF"/>
       </w:rPr>
       <w:tblPr/>
@@ -15462,6 +16169,7 @@
       <w:spacing w:after="0" w:line="240" w:lineRule="auto"/>
     </w:pPr>
     <w:rPr>
+      <w:rFonts w:eastAsia="黑体"/>
       <w:color w:themeColor="text1" w:val="000000"/>
     </w:rPr>
     <w:tblPr>
@@ -15483,6 +16191,7 @@
     </w:tcPr>
     <w:tblStylePr w:type="firstRow">
       <w:rPr>
+        <w:rFonts w:eastAsia="黑体"/>
         <w:b/>
         <w:bCs/>
       </w:rPr>
@@ -15493,6 +16202,7 @@
     </w:tblStylePr>
     <w:tblStylePr w:type="lastRow">
       <w:rPr>
+        <w:rFonts w:eastAsia="黑体"/>
         <w:b/>
         <w:bCs/>
         <w:color w:themeColor="text1" w:val="000000"/>
@@ -15504,6 +16214,7 @@
     </w:tblStylePr>
     <w:tblStylePr w:type="firstCol">
       <w:rPr>
+        <w:rFonts w:eastAsia="黑体"/>
         <w:color w:themeColor="background1" w:val="FFFFFF"/>
       </w:rPr>
       <w:tblPr/>
@@ -15513,6 +16224,7 @@
     </w:tblStylePr>
     <w:tblStylePr w:type="lastCol">
       <w:rPr>
+        <w:rFonts w:eastAsia="黑体"/>
         <w:color w:themeColor="background1" w:val="FFFFFF"/>
       </w:rPr>
       <w:tblPr/>
@@ -15542,6 +16254,7 @@
       <w:spacing w:after="0" w:line="240" w:lineRule="auto"/>
     </w:pPr>
     <w:rPr>
+      <w:rFonts w:eastAsia="黑体"/>
       <w:color w:themeColor="text1" w:val="000000"/>
     </w:rPr>
     <w:tblPr>
@@ -15563,6 +16276,7 @@
     </w:tcPr>
     <w:tblStylePr w:type="firstRow">
       <w:rPr>
+        <w:rFonts w:eastAsia="黑体"/>
         <w:b/>
         <w:bCs/>
       </w:rPr>
@@ -15573,6 +16287,7 @@
     </w:tblStylePr>
     <w:tblStylePr w:type="lastRow">
       <w:rPr>
+        <w:rFonts w:eastAsia="黑体"/>
         <w:b/>
         <w:bCs/>
         <w:color w:themeColor="text1" w:val="000000"/>
@@ -15584,6 +16299,7 @@
     </w:tblStylePr>
     <w:tblStylePr w:type="firstCol">
       <w:rPr>
+        <w:rFonts w:eastAsia="黑体"/>
         <w:color w:themeColor="background1" w:val="FFFFFF"/>
       </w:rPr>
       <w:tblPr/>
@@ -15593,6 +16309,7 @@
     </w:tblStylePr>
     <w:tblStylePr w:type="lastCol">
       <w:rPr>
+        <w:rFonts w:eastAsia="黑体"/>
         <w:color w:themeColor="background1" w:val="FFFFFF"/>
       </w:rPr>
       <w:tblPr/>
@@ -15625,6 +16342,7 @@
     <w:name w:val="KeywordTok"/>
     <w:basedOn w:val="VerbatimChar"/>
     <w:rPr>
+      <w:rFonts w:eastAsia="黑体"/>
       <w:b/>
       <w:color w:val="007020"/>
     </w:rPr>
@@ -15633,6 +16351,7 @@
     <w:name w:val="DataTypeTok"/>
     <w:basedOn w:val="VerbatimChar"/>
     <w:rPr>
+      <w:rFonts w:eastAsia="黑体"/>
       <w:color w:val="902000"/>
     </w:rPr>
   </w:style>
@@ -15640,6 +16359,7 @@
     <w:name w:val="DecValTok"/>
     <w:basedOn w:val="VerbatimChar"/>
     <w:rPr>
+      <w:rFonts w:eastAsia="黑体"/>
       <w:color w:val="40a070"/>
     </w:rPr>
   </w:style>
@@ -15647,6 +16367,7 @@
     <w:name w:val="BaseNTok"/>
     <w:basedOn w:val="VerbatimChar"/>
     <w:rPr>
+      <w:rFonts w:eastAsia="黑体"/>
       <w:color w:val="40a070"/>
     </w:rPr>
   </w:style>
@@ -15654,6 +16375,7 @@
     <w:name w:val="FloatTok"/>
     <w:basedOn w:val="VerbatimChar"/>
     <w:rPr>
+      <w:rFonts w:eastAsia="黑体"/>
       <w:color w:val="40a070"/>
     </w:rPr>
   </w:style>
@@ -15661,6 +16383,7 @@
     <w:name w:val="ConstantTok"/>
     <w:basedOn w:val="VerbatimChar"/>
     <w:rPr>
+      <w:rFonts w:eastAsia="黑体"/>
       <w:color w:val="880000"/>
     </w:rPr>
   </w:style>
@@ -15668,6 +16391,7 @@
     <w:name w:val="CharTok"/>
     <w:basedOn w:val="VerbatimChar"/>
     <w:rPr>
+      <w:rFonts w:eastAsia="黑体"/>
       <w:color w:val="4070a0"/>
     </w:rPr>
   </w:style>
@@ -15675,6 +16399,7 @@
     <w:name w:val="SpecialCharTok"/>
     <w:basedOn w:val="VerbatimChar"/>
     <w:rPr>
+      <w:rFonts w:eastAsia="黑体"/>
       <w:color w:val="4070a0"/>
     </w:rPr>
   </w:style>
@@ -15682,6 +16407,7 @@
     <w:name w:val="StringTok"/>
     <w:basedOn w:val="VerbatimChar"/>
     <w:rPr>
+      <w:rFonts w:eastAsia="黑体"/>
       <w:color w:val="4070a0"/>
     </w:rPr>
   </w:style>
@@ -15689,6 +16415,7 @@
     <w:name w:val="VerbatimStringTok"/>
     <w:basedOn w:val="VerbatimChar"/>
     <w:rPr>
+      <w:rFonts w:eastAsia="黑体"/>
       <w:color w:val="4070a0"/>
     </w:rPr>
   </w:style>
@@ -15696,6 +16423,7 @@
     <w:name w:val="SpecialStringTok"/>
     <w:basedOn w:val="VerbatimChar"/>
     <w:rPr>
+      <w:rFonts w:eastAsia="黑体"/>
       <w:color w:val="bb6688"/>
     </w:rPr>
   </w:style>
@@ -15703,6 +16431,7 @@
     <w:name w:val="ImportTok"/>
     <w:basedOn w:val="VerbatimChar"/>
     <w:rPr>
+      <w:rFonts w:eastAsia="黑体"/>
       <w:b/>
       <w:color w:val="008000"/>
     </w:rPr>
@@ -15711,6 +16440,7 @@
     <w:name w:val="CommentTok"/>
     <w:basedOn w:val="VerbatimChar"/>
     <w:rPr>
+      <w:rFonts w:eastAsia="黑体"/>
       <w:i/>
       <w:color w:val="60a0b0"/>
     </w:rPr>
@@ -15719,6 +16449,7 @@
     <w:name w:val="DocumentationTok"/>
     <w:basedOn w:val="VerbatimChar"/>
     <w:rPr>
+      <w:rFonts w:eastAsia="黑体"/>
       <w:i/>
       <w:color w:val="ba2121"/>
     </w:rPr>
@@ -15727,6 +16458,7 @@
     <w:name w:val="AnnotationTok"/>
     <w:basedOn w:val="VerbatimChar"/>
     <w:rPr>
+      <w:rFonts w:eastAsia="黑体"/>
       <w:b/>
       <w:i/>
       <w:color w:val="60a0b0"/>
@@ -15736,6 +16468,7 @@
     <w:name w:val="CommentVarTok"/>
     <w:basedOn w:val="VerbatimChar"/>
     <w:rPr>
+      <w:rFonts w:eastAsia="黑体"/>
       <w:b/>
       <w:i/>
       <w:color w:val="60a0b0"/>
@@ -15745,6 +16478,7 @@
     <w:name w:val="OtherTok"/>
     <w:basedOn w:val="VerbatimChar"/>
     <w:rPr>
+      <w:rFonts w:eastAsia="黑体"/>
       <w:color w:val="007020"/>
     </w:rPr>
   </w:style>
@@ -15752,6 +16486,7 @@
     <w:name w:val="FunctionTok"/>
     <w:basedOn w:val="VerbatimChar"/>
     <w:rPr>
+      <w:rFonts w:eastAsia="黑体"/>
       <w:color w:val="06287e"/>
     </w:rPr>
   </w:style>
@@ -15759,6 +16494,7 @@
     <w:name w:val="VariableTok"/>
     <w:basedOn w:val="VerbatimChar"/>
     <w:rPr>
+      <w:rFonts w:eastAsia="黑体"/>
       <w:color w:val="19177c"/>
     </w:rPr>
   </w:style>
@@ -15766,6 +16502,7 @@
     <w:name w:val="ControlFlowTok"/>
     <w:basedOn w:val="VerbatimChar"/>
     <w:rPr>
+      <w:rFonts w:eastAsia="黑体"/>
       <w:b/>
       <w:color w:val="007020"/>
     </w:rPr>
@@ -15774,6 +16511,7 @@
     <w:name w:val="OperatorTok"/>
     <w:basedOn w:val="VerbatimChar"/>
     <w:rPr>
+      <w:rFonts w:eastAsia="黑体"/>
       <w:color w:val="666666"/>
     </w:rPr>
   </w:style>
@@ -15781,18 +16519,22 @@
     <w:name w:val="BuiltInTok"/>
     <w:basedOn w:val="VerbatimChar"/>
     <w:rPr>
+      <w:rFonts w:eastAsia="黑体"/>
       <w:color w:val="008000"/>
     </w:rPr>
   </w:style>
   <w:style w:type="character" w:customStyle="1" w:styleId="ExtensionTok">
     <w:name w:val="ExtensionTok"/>
     <w:basedOn w:val="VerbatimChar"/>
-    <w:rPr/>
+    <w:rPr>
+      <w:rFonts w:eastAsia="黑体"/>
+    </w:rPr>
   </w:style>
   <w:style w:type="character" w:customStyle="1" w:styleId="PreprocessorTok">
     <w:name w:val="PreprocessorTok"/>
     <w:basedOn w:val="VerbatimChar"/>
     <w:rPr>
+      <w:rFonts w:eastAsia="黑体"/>
       <w:color w:val="bc7a00"/>
     </w:rPr>
   </w:style>
@@ -15800,18 +16542,22 @@
     <w:name w:val="AttributeTok"/>
     <w:basedOn w:val="VerbatimChar"/>
     <w:rPr>
+      <w:rFonts w:eastAsia="黑体"/>
       <w:color w:val="7d9029"/>
     </w:rPr>
   </w:style>
   <w:style w:type="character" w:customStyle="1" w:styleId="RegionMarkerTok">
     <w:name w:val="RegionMarkerTok"/>
     <w:basedOn w:val="VerbatimChar"/>
-    <w:rPr/>
+    <w:rPr>
+      <w:rFonts w:eastAsia="黑体"/>
+    </w:rPr>
   </w:style>
   <w:style w:type="character" w:customStyle="1" w:styleId="InformationTok">
     <w:name w:val="InformationTok"/>
     <w:basedOn w:val="VerbatimChar"/>
     <w:rPr>
+      <w:rFonts w:eastAsia="黑体"/>
       <w:b/>
       <w:i/>
       <w:color w:val="60a0b0"/>
@@ -15821,6 +16567,7 @@
     <w:name w:val="WarningTok"/>
     <w:basedOn w:val="VerbatimChar"/>
     <w:rPr>
+      <w:rFonts w:eastAsia="黑体"/>
       <w:b/>
       <w:i/>
       <w:color w:val="60a0b0"/>
@@ -15830,6 +16577,7 @@
     <w:name w:val="AlertTok"/>
     <w:basedOn w:val="VerbatimChar"/>
     <w:rPr>
+      <w:rFonts w:eastAsia="黑体"/>
       <w:b/>
       <w:color w:val="ff0000"/>
     </w:rPr>
@@ -15838,6 +16586,7 @@
     <w:name w:val="ErrorTok"/>
     <w:basedOn w:val="VerbatimChar"/>
     <w:rPr>
+      <w:rFonts w:eastAsia="黑体"/>
       <w:b/>
       <w:color w:val="ff0000"/>
     </w:rPr>
@@ -15845,7 +16594,9 @@
   <w:style w:type="character" w:customStyle="1" w:styleId="NormalTok">
     <w:name w:val="NormalTok"/>
     <w:basedOn w:val="VerbatimChar"/>
-    <w:rPr/>
+    <w:rPr>
+      <w:rFonts w:eastAsia="黑体"/>
+    </w:rPr>
   </w:style>
 </w:styles>
 </file>
@@ -15894,12 +16645,12 @@
     <a:fontScheme name="Office">
       <a:majorFont>
         <a:latin typeface="Calibri"/>
-        <a:ea typeface=""/>
+        <a:ea typeface="黑体"/>
         <a:cs typeface=""/>
         <a:font script="Jpan" typeface="ＭＳ ゴシック"/>
         <a:font script="Hang" typeface="맑은 고딕"/>
-        <a:font script="Hans" typeface="宋体"/>
-        <a:font script="Hant" typeface="新細明體"/>
+        <a:font script="Hans" typeface="黑体"/>
+        <a:font script="Hant" typeface="黑体"/>
         <a:font script="Arab" typeface="Times New Roman"/>
         <a:font script="Hebr" typeface="Times New Roman"/>
         <a:font script="Thai" typeface="Angsana New"/>
@@ -15929,12 +16680,12 @@
       </a:majorFont>
       <a:minorFont>
         <a:latin typeface="Cambria"/>
-        <a:ea typeface=""/>
+        <a:ea typeface="黑体"/>
         <a:cs typeface=""/>
         <a:font script="Jpan" typeface="ＭＳ 明朝"/>
         <a:font script="Hang" typeface="맑은 고딕"/>
-        <a:font script="Hans" typeface="宋体"/>
-        <a:font script="Hant" typeface="新細明體"/>
+        <a:font script="Hans" typeface="黑体"/>
+        <a:font script="Hant" typeface="黑体"/>
         <a:font script="Arab" typeface="Arial"/>
         <a:font script="Hebr" typeface="Arial"/>
         <a:font script="Thai" typeface="Cordia New"/>

--- a/01-电源电路/02-开关电源/Boost升压/交错并联Boost电路/交错并联Boost电路.docx
+++ b/01-电源电路/02-开关电源/Boost升压/交错并联Boost电路/交错并联Boost电路.docx
@@ -3571,7 +3571,7 @@
           <w:color w:val="555555"/>
           <w:sz w:val="21"/>
         </w:rPr>
-        <w:t>材料收集者：杜文杰，WX手机：19519196569，QQ:3478827729</w:t>
+        <w:t>材料收集者：杜文杰，微信/手机：19519196569，QQ:3478827729</w:t>
       </w:r>
     </w:p>
     <w:sectPr>
